--- a/outputs/reports/Final_Capstone_Report_Household_Energy_Monitoring.docx
+++ b/outputs/reports/Final_Capstone_Report_Household_Energy_Monitoring.docx
@@ -5,11 +5,17 @@
     <w:p>
       <w:pPr>
         <w:spacing w:after="1200"/>
+        <w:rPr>
+          <w:rFonts w:hint="eastAsia"/>
+        </w:rPr>
       </w:pPr>
     </w:p>
     <w:p>
       <w:pPr>
         <w:spacing w:after="280"/>
+        <w:rPr>
+          <w:rFonts w:hint="eastAsia"/>
+        </w:rPr>
       </w:pPr>
       <w:r>
         <w:rPr>
@@ -34,6 +40,9 @@
     <w:p>
       <w:pPr>
         <w:spacing w:before="120"/>
+        <w:rPr>
+          <w:rFonts w:hint="eastAsia"/>
+        </w:rPr>
       </w:pPr>
       <w:r>
         <w:rPr>
@@ -46,6 +55,9 @@
     <w:p>
       <w:pPr>
         <w:spacing w:after="560"/>
+        <w:rPr>
+          <w:rFonts w:hint="eastAsia"/>
+        </w:rPr>
       </w:pPr>
     </w:p>
     <w:tbl>
@@ -76,6 +88,9 @@
           <w:p>
             <w:pPr>
               <w:spacing w:after="100"/>
+              <w:rPr>
+                <w:rFonts w:hint="eastAsia"/>
+              </w:rPr>
             </w:pPr>
             <w:r>
               <w:rPr>
@@ -88,6 +103,9 @@
           <w:p>
             <w:pPr>
               <w:spacing w:after="0"/>
+              <w:rPr>
+                <w:rFonts w:hint="eastAsia"/>
+              </w:rPr>
             </w:pPr>
             <w:r>
               <w:rPr>
@@ -102,11 +120,17 @@
     <w:p>
       <w:pPr>
         <w:spacing w:after="0"/>
+        <w:rPr>
+          <w:rFonts w:hint="eastAsia"/>
+        </w:rPr>
       </w:pPr>
     </w:p>
     <w:p>
       <w:pPr>
         <w:spacing w:after="760"/>
+        <w:rPr>
+          <w:rFonts w:hint="eastAsia"/>
+        </w:rPr>
       </w:pPr>
     </w:p>
     <w:tbl>
@@ -139,6 +163,11 @@
             </w:tcMar>
           </w:tcPr>
           <w:p>
+            <w:pPr>
+              <w:rPr>
+                <w:rFonts w:hint="eastAsia"/>
+              </w:rPr>
+            </w:pPr>
             <w:r>
               <w:rPr>
                 <w:b/>
@@ -160,6 +189,11 @@
             </w:tcMar>
           </w:tcPr>
           <w:p>
+            <w:pPr>
+              <w:rPr>
+                <w:rFonts w:hint="eastAsia"/>
+              </w:rPr>
+            </w:pPr>
             <w:r>
               <w:rPr>
                 <w:sz w:val="18"/>
@@ -182,6 +216,11 @@
             </w:tcMar>
           </w:tcPr>
           <w:p>
+            <w:pPr>
+              <w:rPr>
+                <w:rFonts w:hint="eastAsia"/>
+              </w:rPr>
+            </w:pPr>
             <w:r>
               <w:rPr>
                 <w:b/>
@@ -203,6 +242,11 @@
             </w:tcMar>
           </w:tcPr>
           <w:p>
+            <w:pPr>
+              <w:rPr>
+                <w:rFonts w:hint="eastAsia"/>
+              </w:rPr>
+            </w:pPr>
             <w:r>
               <w:rPr>
                 <w:sz w:val="18"/>
@@ -225,6 +269,11 @@
             </w:tcMar>
           </w:tcPr>
           <w:p>
+            <w:pPr>
+              <w:rPr>
+                <w:rFonts w:hint="eastAsia"/>
+              </w:rPr>
+            </w:pPr>
             <w:r>
               <w:rPr>
                 <w:b/>
@@ -246,6 +295,11 @@
             </w:tcMar>
           </w:tcPr>
           <w:p>
+            <w:pPr>
+              <w:rPr>
+                <w:rFonts w:hint="eastAsia"/>
+              </w:rPr>
+            </w:pPr>
             <w:r>
               <w:rPr>
                 <w:sz w:val="18"/>
@@ -268,6 +322,11 @@
             </w:tcMar>
           </w:tcPr>
           <w:p>
+            <w:pPr>
+              <w:rPr>
+                <w:rFonts w:hint="eastAsia"/>
+              </w:rPr>
+            </w:pPr>
             <w:r>
               <w:rPr>
                 <w:b/>
@@ -289,6 +348,11 @@
             </w:tcMar>
           </w:tcPr>
           <w:p>
+            <w:pPr>
+              <w:rPr>
+                <w:rFonts w:hint="eastAsia"/>
+              </w:rPr>
+            </w:pPr>
             <w:r>
               <w:rPr>
                 <w:sz w:val="18"/>
@@ -311,6 +375,11 @@
             </w:tcMar>
           </w:tcPr>
           <w:p>
+            <w:pPr>
+              <w:rPr>
+                <w:rFonts w:hint="eastAsia"/>
+              </w:rPr>
+            </w:pPr>
             <w:r>
               <w:rPr>
                 <w:b/>
@@ -332,6 +401,11 @@
             </w:tcMar>
           </w:tcPr>
           <w:p>
+            <w:pPr>
+              <w:rPr>
+                <w:rFonts w:hint="eastAsia"/>
+              </w:rPr>
+            </w:pPr>
             <w:r>
               <w:rPr>
                 <w:sz w:val="18"/>
@@ -343,6 +417,11 @@
       </w:tr>
     </w:tbl>
     <w:p>
+      <w:pPr>
+        <w:rPr>
+          <w:rFonts w:hint="eastAsia"/>
+        </w:rPr>
+      </w:pPr>
       <w:r>
         <w:br w:type="page"/>
       </w:r>
@@ -357,26 +436,51 @@
       </w:r>
     </w:p>
     <w:p>
+      <w:pPr>
+        <w:rPr>
+          <w:rFonts w:hint="eastAsia"/>
+        </w:rPr>
+      </w:pPr>
       <w:r>
         <w:t>Many households see their electricity use mainly through a monthly bill. That timing can limit the opportunity to respond when consumption is rising. The problem became particularly relevant in the Philippine and Meralco context during the 2026 public discussion of bill shock, when higher rates and household usage combined to increase financial pressure. This project addresses only the consumption component: it forecasts daily household electricity use and supports earlier, advisory monitoring. It does not reproduce an official Meralco bill.</w:t>
       </w:r>
     </w:p>
     <w:p>
+      <w:pPr>
+        <w:rPr>
+          <w:rFonts w:hint="eastAsia"/>
+        </w:rPr>
+      </w:pPr>
       <w:r>
         <w:t>The analysis used the UCI Individual Household Electric Power Consumption dataset, containing 2,075,259 minute-level observations from one household in France between December 2006 and November 2010. After cleaning, coverage filtering and daily aggregation, 1,417 daily records were usable. Time-aware feature construction yielded 1,147 complete modeling rows and 22 selected predictors.</w:t>
       </w:r>
     </w:p>
     <w:p>
+      <w:pPr>
+        <w:rPr>
+          <w:rFonts w:hint="eastAsia"/>
+        </w:rPr>
+      </w:pPr>
       <w:r>
         <w:t>Five forecasting approaches were evaluated: persistence, seasonal naive, Ridge Regression, Random Forest and XGBoost. Model selection used chronological validation rather than the final test period. XGBoost achieved the lowest validation MAE and was evaluated once on 173 chronologically later test observations. It produced an MAE of 3.7232 kWh, RMSE of 5.1040 kWh, MAPE of 18.73 percent and R squared of 0.5458. Its MAE was approximately 35 percent lower than the seasonal-naive baseline.</w:t>
       </w:r>
     </w:p>
     <w:p>
+      <w:pPr>
+        <w:rPr>
+          <w:rFonts w:hint="eastAsia"/>
+        </w:rPr>
+      </w:pPr>
       <w:r>
         <w:t>Forecast performance did not translate into a reliable high-consumption alarm. The original warning rule achieved 71.43 percent precision but only 21.74 percent recall, detecting 5 of 23 high-use test days. High-use days also had more than twice the MAE of normal days. This is the most important operational limitation and determines the recommended deployment posture: forecasting demonstration first, silent validation second, and customer alerts only after prospective calibration.</w:t>
       </w:r>
     </w:p>
     <w:p>
+      <w:pPr>
+        <w:rPr>
+          <w:rFonts w:hint="eastAsia"/>
+        </w:rPr>
+      </w:pPr>
       <w:r>
         <w:t>The proposed proof-of-concept dashboard converts the model into an understandable monitoring experience. It combines historical consumption, a next-day forecast, a prediction interval, a rolling household baseline, configurable advisory levels, important forecast drivers and optional cost estimation based on a user-supplied rate. The design is local-first and clearly labels outputs as estimates. A working local deployment, monitoring plan and demonstration media belong to the optional deployment step.</w:t>
       </w:r>
@@ -433,6 +537,9 @@
           <w:p>
             <w:pPr>
               <w:spacing w:after="0"/>
+              <w:rPr>
+                <w:rFonts w:hint="eastAsia"/>
+              </w:rPr>
             </w:pPr>
             <w:r>
               <w:rPr>
@@ -459,6 +566,9 @@
           <w:p>
             <w:pPr>
               <w:spacing w:after="0"/>
+              <w:rPr>
+                <w:rFonts w:hint="eastAsia"/>
+              </w:rPr>
             </w:pPr>
             <w:r>
               <w:rPr>
@@ -485,6 +595,9 @@
           <w:p>
             <w:pPr>
               <w:spacing w:after="0"/>
+              <w:rPr>
+                <w:rFonts w:hint="eastAsia"/>
+              </w:rPr>
             </w:pPr>
             <w:r>
               <w:rPr>
@@ -516,6 +629,9 @@
           <w:p>
             <w:pPr>
               <w:spacing w:after="0"/>
+              <w:rPr>
+                <w:rFonts w:hint="eastAsia"/>
+              </w:rPr>
             </w:pPr>
             <w:r>
               <w:rPr>
@@ -539,6 +655,9 @@
           <w:p>
             <w:pPr>
               <w:spacing w:after="0"/>
+              <w:rPr>
+                <w:rFonts w:hint="eastAsia"/>
+              </w:rPr>
             </w:pPr>
             <w:r>
               <w:rPr>
@@ -562,6 +681,9 @@
           <w:p>
             <w:pPr>
               <w:spacing w:after="0"/>
+              <w:rPr>
+                <w:rFonts w:hint="eastAsia"/>
+              </w:rPr>
             </w:pPr>
             <w:r>
               <w:rPr>
@@ -592,6 +714,9 @@
           <w:p>
             <w:pPr>
               <w:spacing w:after="0"/>
+              <w:rPr>
+                <w:rFonts w:hint="eastAsia"/>
+              </w:rPr>
             </w:pPr>
             <w:r>
               <w:rPr>
@@ -616,6 +741,9 @@
           <w:p>
             <w:pPr>
               <w:spacing w:after="0"/>
+              <w:rPr>
+                <w:rFonts w:hint="eastAsia"/>
+              </w:rPr>
             </w:pPr>
             <w:r>
               <w:rPr>
@@ -640,6 +768,9 @@
           <w:p>
             <w:pPr>
               <w:spacing w:after="0"/>
+              <w:rPr>
+                <w:rFonts w:hint="eastAsia"/>
+              </w:rPr>
             </w:pPr>
             <w:r>
               <w:rPr>
@@ -669,6 +800,9 @@
           <w:p>
             <w:pPr>
               <w:spacing w:after="0"/>
+              <w:rPr>
+                <w:rFonts w:hint="eastAsia"/>
+              </w:rPr>
             </w:pPr>
             <w:r>
               <w:rPr>
@@ -692,6 +826,9 @@
           <w:p>
             <w:pPr>
               <w:spacing w:after="0"/>
+              <w:rPr>
+                <w:rFonts w:hint="eastAsia"/>
+              </w:rPr>
             </w:pPr>
             <w:r>
               <w:rPr>
@@ -715,6 +852,9 @@
           <w:p>
             <w:pPr>
               <w:spacing w:after="0"/>
+              <w:rPr>
+                <w:rFonts w:hint="eastAsia"/>
+              </w:rPr>
             </w:pPr>
             <w:r>
               <w:rPr>
@@ -745,6 +885,9 @@
           <w:p>
             <w:pPr>
               <w:spacing w:after="0"/>
+              <w:rPr>
+                <w:rFonts w:hint="eastAsia"/>
+              </w:rPr>
             </w:pPr>
             <w:r>
               <w:rPr>
@@ -769,6 +912,9 @@
           <w:p>
             <w:pPr>
               <w:spacing w:after="0"/>
+              <w:rPr>
+                <w:rFonts w:hint="eastAsia"/>
+              </w:rPr>
             </w:pPr>
             <w:r>
               <w:rPr>
@@ -793,6 +939,9 @@
           <w:p>
             <w:pPr>
               <w:spacing w:after="0"/>
+              <w:rPr>
+                <w:rFonts w:hint="eastAsia"/>
+              </w:rPr>
             </w:pPr>
             <w:r>
               <w:rPr>
@@ -822,6 +971,9 @@
           <w:p>
             <w:pPr>
               <w:spacing w:after="0"/>
+              <w:rPr>
+                <w:rFonts w:hint="eastAsia"/>
+              </w:rPr>
             </w:pPr>
             <w:r>
               <w:rPr>
@@ -845,6 +997,9 @@
           <w:p>
             <w:pPr>
               <w:spacing w:after="0"/>
+              <w:rPr>
+                <w:rFonts w:hint="eastAsia"/>
+              </w:rPr>
             </w:pPr>
             <w:r>
               <w:rPr>
@@ -868,6 +1023,9 @@
           <w:p>
             <w:pPr>
               <w:spacing w:after="0"/>
+              <w:rPr>
+                <w:rFonts w:hint="eastAsia"/>
+              </w:rPr>
             </w:pPr>
             <w:r>
               <w:rPr>
@@ -898,6 +1056,9 @@
           <w:p>
             <w:pPr>
               <w:spacing w:after="0"/>
+              <w:rPr>
+                <w:rFonts w:hint="eastAsia"/>
+              </w:rPr>
             </w:pPr>
             <w:r>
               <w:rPr>
@@ -922,6 +1083,9 @@
           <w:p>
             <w:pPr>
               <w:spacing w:after="0"/>
+              <w:rPr>
+                <w:rFonts w:hint="eastAsia"/>
+              </w:rPr>
             </w:pPr>
             <w:r>
               <w:rPr>
@@ -946,6 +1110,9 @@
           <w:p>
             <w:pPr>
               <w:spacing w:after="0"/>
+              <w:rPr>
+                <w:rFonts w:hint="eastAsia"/>
+              </w:rPr>
             </w:pPr>
             <w:r>
               <w:rPr>
@@ -960,6 +1127,9 @@
     <w:p>
       <w:pPr>
         <w:spacing w:after="0"/>
+        <w:rPr>
+          <w:rFonts w:hint="eastAsia"/>
+        </w:rPr>
       </w:pPr>
     </w:p>
     <w:p>
@@ -973,6 +1143,9 @@
     <w:p>
       <w:pPr>
         <w:spacing w:after="60"/>
+        <w:rPr>
+          <w:rFonts w:hint="eastAsia"/>
+        </w:rPr>
       </w:pPr>
       <w:r>
         <w:rPr>
@@ -985,6 +1158,9 @@
     <w:p>
       <w:pPr>
         <w:spacing w:after="60"/>
+        <w:rPr>
+          <w:rFonts w:hint="eastAsia"/>
+        </w:rPr>
       </w:pPr>
       <w:r>
         <w:rPr>
@@ -997,6 +1173,9 @@
     <w:p>
       <w:pPr>
         <w:spacing w:after="60"/>
+        <w:rPr>
+          <w:rFonts w:hint="eastAsia"/>
+        </w:rPr>
       </w:pPr>
       <w:r>
         <w:rPr>
@@ -1009,6 +1188,9 @@
     <w:p>
       <w:pPr>
         <w:spacing w:after="60"/>
+        <w:rPr>
+          <w:rFonts w:hint="eastAsia"/>
+        </w:rPr>
       </w:pPr>
       <w:r>
         <w:rPr>
@@ -1021,6 +1203,9 @@
     <w:p>
       <w:pPr>
         <w:spacing w:after="60"/>
+        <w:rPr>
+          <w:rFonts w:hint="eastAsia"/>
+        </w:rPr>
       </w:pPr>
       <w:r>
         <w:rPr>
@@ -1033,6 +1218,9 @@
     <w:p>
       <w:pPr>
         <w:spacing w:after="60"/>
+        <w:rPr>
+          <w:rFonts w:hint="eastAsia"/>
+        </w:rPr>
       </w:pPr>
       <w:r>
         <w:rPr>
@@ -1045,6 +1233,9 @@
     <w:p>
       <w:pPr>
         <w:spacing w:after="60"/>
+        <w:rPr>
+          <w:rFonts w:hint="eastAsia"/>
+        </w:rPr>
       </w:pPr>
       <w:r>
         <w:rPr>
@@ -1057,6 +1248,9 @@
     <w:p>
       <w:pPr>
         <w:spacing w:after="60"/>
+        <w:rPr>
+          <w:rFonts w:hint="eastAsia"/>
+        </w:rPr>
       </w:pPr>
       <w:r>
         <w:rPr>
@@ -1069,6 +1263,9 @@
     <w:p>
       <w:pPr>
         <w:spacing w:after="60"/>
+        <w:rPr>
+          <w:rFonts w:hint="eastAsia"/>
+        </w:rPr>
       </w:pPr>
       <w:r>
         <w:rPr>
@@ -1081,6 +1278,9 @@
     <w:p>
       <w:pPr>
         <w:spacing w:after="60"/>
+        <w:rPr>
+          <w:rFonts w:hint="eastAsia"/>
+        </w:rPr>
       </w:pPr>
       <w:r>
         <w:rPr>
@@ -1093,6 +1293,9 @@
     <w:p>
       <w:pPr>
         <w:spacing w:after="60"/>
+        <w:rPr>
+          <w:rFonts w:hint="eastAsia"/>
+        </w:rPr>
       </w:pPr>
       <w:r>
         <w:rPr>
@@ -1103,6 +1306,11 @@
       </w:r>
     </w:p>
     <w:p>
+      <w:pPr>
+        <w:rPr>
+          <w:rFonts w:hint="eastAsia"/>
+        </w:rPr>
+      </w:pPr>
       <w:r>
         <w:br w:type="page"/>
       </w:r>
@@ -1125,11 +1333,21 @@
       </w:r>
     </w:p>
     <w:p>
+      <w:pPr>
+        <w:rPr>
+          <w:rFonts w:hint="eastAsia"/>
+        </w:rPr>
+      </w:pPr>
       <w:r>
         <w:t>Electricity is used by approximately 26.47 million Filipino households, equivalent to 94.8 percent of households in 2023 [1]. In the National Capital Region, housing, water, electricity, gas and other fuels represented 27.3 percent of family expenditure in the preliminary 2025 Family Income and Expenditure Survey, although that percentage combines several household cost categories [2]. Meralco serves more than eight million customers across its franchise area [3].</w:t>
       </w:r>
     </w:p>
     <w:p>
+      <w:pPr>
+        <w:rPr>
+          <w:rFonts w:hint="eastAsia"/>
+        </w:rPr>
+      </w:pPr>
       <w:r>
         <w:t>A conventional meter records cumulative energy use, but the bill is normally prepared from monthly meter readings [4]. Households can inspect meters or estimate appliance use, yet neither approach automatically predicts the next day. The business opportunity is therefore earlier consumption visibility: forecast daily use, compare it with a household baseline, and provide enough time for a user to review discretionary consumption.</w:t>
       </w:r>
@@ -1143,6 +1361,11 @@
       </w:r>
     </w:p>
     <w:p>
+      <w:pPr>
+        <w:rPr>
+          <w:rFonts w:hint="eastAsia"/>
+        </w:rPr>
+      </w:pPr>
       <w:r>
         <w:t>In July 2026, the reported Meralco residential rate was PHP 14.8261 per kWh, compared with PHP 13.2730 per kWh in January, an increase of about 11.7 percent [6]. Public discussion and proposed inquiries addressed rising rates, meter concerns and consumer protection. The Energy Regulatory Commission also suspended collection of the Green Energy Auction Allowance for several months to ease costs [8][9].</w:t>
       </w:r>
@@ -1175,6 +1398,9 @@
           <w:p>
             <w:pPr>
               <w:spacing w:after="100"/>
+              <w:rPr>
+                <w:rFonts w:hint="eastAsia"/>
+              </w:rPr>
             </w:pPr>
             <w:r>
               <w:rPr>
@@ -1187,6 +1413,9 @@
           <w:p>
             <w:pPr>
               <w:spacing w:after="0"/>
+              <w:rPr>
+                <w:rFonts w:hint="eastAsia"/>
+              </w:rPr>
             </w:pPr>
             <w:r>
               <w:rPr>
@@ -1201,6 +1430,9 @@
     <w:p>
       <w:pPr>
         <w:spacing w:after="0"/>
+        <w:rPr>
+          <w:rFonts w:hint="eastAsia"/>
+        </w:rPr>
       </w:pPr>
     </w:p>
     <w:p>
@@ -1212,11 +1444,21 @@
       </w:r>
     </w:p>
     <w:p>
+      <w:pPr>
+        <w:rPr>
+          <w:rFonts w:hint="eastAsia"/>
+        </w:rPr>
+      </w:pPr>
       <w:r>
         <w:t>The project develops and evaluates a machine-learning system that forecasts the next day of household electricity consumption and supports proactive monitoring through a dashboard. The primary data science task is supervised regression because the target is a continuous value measured in kWh. The warning is an application rule derived from the regression forecast, not a separately trained classifier.</w:t>
       </w:r>
     </w:p>
     <w:p>
+      <w:pPr>
+        <w:rPr>
+          <w:rFonts w:hint="eastAsia"/>
+        </w:rPr>
+      </w:pPr>
       <w:r>
         <w:br w:type="page"/>
       </w:r>
@@ -1239,6 +1481,11 @@
       </w:r>
     </w:p>
     <w:p>
+      <w:pPr>
+        <w:rPr>
+          <w:rFonts w:hint="eastAsia"/>
+        </w:rPr>
+      </w:pPr>
       <w:r>
         <w:t>Many households have limited visibility into accumulated electricity consumption before the monthly bill arrives. The proposed system uses historical measurements to forecast next-day consumption, compare the forecast with recent household behavior, identify unusually high expected use, and communicate results through an understandable monitoring interface.</w:t>
       </w:r>
@@ -1292,6 +1539,9 @@
           <w:p>
             <w:pPr>
               <w:spacing w:after="0"/>
+              <w:rPr>
+                <w:rFonts w:hint="eastAsia"/>
+              </w:rPr>
             </w:pPr>
             <w:r>
               <w:rPr>
@@ -1318,6 +1568,9 @@
           <w:p>
             <w:pPr>
               <w:spacing w:after="0"/>
+              <w:rPr>
+                <w:rFonts w:hint="eastAsia"/>
+              </w:rPr>
             </w:pPr>
             <w:r>
               <w:rPr>
@@ -1349,6 +1602,9 @@
           <w:p>
             <w:pPr>
               <w:spacing w:after="0"/>
+              <w:rPr>
+                <w:rFonts w:hint="eastAsia"/>
+              </w:rPr>
             </w:pPr>
             <w:r>
               <w:rPr>
@@ -1372,6 +1628,9 @@
           <w:p>
             <w:pPr>
               <w:spacing w:after="0"/>
+              <w:rPr>
+                <w:rFonts w:hint="eastAsia"/>
+              </w:rPr>
             </w:pPr>
             <w:r>
               <w:rPr>
@@ -1402,6 +1661,9 @@
           <w:p>
             <w:pPr>
               <w:spacing w:after="0"/>
+              <w:rPr>
+                <w:rFonts w:hint="eastAsia"/>
+              </w:rPr>
             </w:pPr>
             <w:r>
               <w:rPr>
@@ -1426,6 +1688,9 @@
           <w:p>
             <w:pPr>
               <w:spacing w:after="0"/>
+              <w:rPr>
+                <w:rFonts w:hint="eastAsia"/>
+              </w:rPr>
             </w:pPr>
             <w:r>
               <w:rPr>
@@ -1455,6 +1720,9 @@
           <w:p>
             <w:pPr>
               <w:spacing w:after="0"/>
+              <w:rPr>
+                <w:rFonts w:hint="eastAsia"/>
+              </w:rPr>
             </w:pPr>
             <w:r>
               <w:rPr>
@@ -1478,6 +1746,9 @@
           <w:p>
             <w:pPr>
               <w:spacing w:after="0"/>
+              <w:rPr>
+                <w:rFonts w:hint="eastAsia"/>
+              </w:rPr>
             </w:pPr>
             <w:r>
               <w:rPr>
@@ -1508,6 +1779,9 @@
           <w:p>
             <w:pPr>
               <w:spacing w:after="0"/>
+              <w:rPr>
+                <w:rFonts w:hint="eastAsia"/>
+              </w:rPr>
             </w:pPr>
             <w:r>
               <w:rPr>
@@ -1532,6 +1806,9 @@
           <w:p>
             <w:pPr>
               <w:spacing w:after="0"/>
+              <w:rPr>
+                <w:rFonts w:hint="eastAsia"/>
+              </w:rPr>
             </w:pPr>
             <w:r>
               <w:rPr>
@@ -1561,6 +1838,9 @@
           <w:p>
             <w:pPr>
               <w:spacing w:after="0"/>
+              <w:rPr>
+                <w:rFonts w:hint="eastAsia"/>
+              </w:rPr>
             </w:pPr>
             <w:r>
               <w:rPr>
@@ -1584,6 +1864,9 @@
           <w:p>
             <w:pPr>
               <w:spacing w:after="0"/>
+              <w:rPr>
+                <w:rFonts w:hint="eastAsia"/>
+              </w:rPr>
             </w:pPr>
             <w:r>
               <w:rPr>
@@ -1614,6 +1897,9 @@
           <w:p>
             <w:pPr>
               <w:spacing w:after="0"/>
+              <w:rPr>
+                <w:rFonts w:hint="eastAsia"/>
+              </w:rPr>
             </w:pPr>
             <w:r>
               <w:rPr>
@@ -1638,6 +1924,9 @@
           <w:p>
             <w:pPr>
               <w:spacing w:after="0"/>
+              <w:rPr>
+                <w:rFonts w:hint="eastAsia"/>
+              </w:rPr>
             </w:pPr>
             <w:r>
               <w:rPr>
@@ -1667,6 +1956,9 @@
           <w:p>
             <w:pPr>
               <w:spacing w:after="0"/>
+              <w:rPr>
+                <w:rFonts w:hint="eastAsia"/>
+              </w:rPr>
             </w:pPr>
             <w:r>
               <w:rPr>
@@ -1690,6 +1982,9 @@
           <w:p>
             <w:pPr>
               <w:spacing w:after="0"/>
+              <w:rPr>
+                <w:rFonts w:hint="eastAsia"/>
+              </w:rPr>
             </w:pPr>
             <w:r>
               <w:rPr>
@@ -1704,6 +1999,9 @@
     <w:p>
       <w:pPr>
         <w:spacing w:after="0"/>
+        <w:rPr>
+          <w:rFonts w:hint="eastAsia"/>
+        </w:rPr>
       </w:pPr>
     </w:p>
     <w:p>
@@ -1757,6 +2055,9 @@
           <w:p>
             <w:pPr>
               <w:spacing w:after="0"/>
+              <w:rPr>
+                <w:rFonts w:hint="eastAsia"/>
+              </w:rPr>
             </w:pPr>
             <w:r>
               <w:rPr>
@@ -1783,6 +2084,9 @@
           <w:p>
             <w:pPr>
               <w:spacing w:after="0"/>
+              <w:rPr>
+                <w:rFonts w:hint="eastAsia"/>
+              </w:rPr>
             </w:pPr>
             <w:r>
               <w:rPr>
@@ -1809,6 +2113,9 @@
           <w:p>
             <w:pPr>
               <w:spacing w:after="0"/>
+              <w:rPr>
+                <w:rFonts w:hint="eastAsia"/>
+              </w:rPr>
             </w:pPr>
             <w:r>
               <w:rPr>
@@ -1835,6 +2142,9 @@
           <w:p>
             <w:pPr>
               <w:spacing w:after="0"/>
+              <w:rPr>
+                <w:rFonts w:hint="eastAsia"/>
+              </w:rPr>
             </w:pPr>
             <w:r>
               <w:rPr>
@@ -1866,6 +2176,9 @@
           <w:p>
             <w:pPr>
               <w:spacing w:after="0"/>
+              <w:rPr>
+                <w:rFonts w:hint="eastAsia"/>
+              </w:rPr>
             </w:pPr>
             <w:r>
               <w:rPr>
@@ -1889,6 +2202,9 @@
           <w:p>
             <w:pPr>
               <w:spacing w:after="0"/>
+              <w:rPr>
+                <w:rFonts w:hint="eastAsia"/>
+              </w:rPr>
             </w:pPr>
             <w:r>
               <w:rPr>
@@ -1912,6 +2228,9 @@
           <w:p>
             <w:pPr>
               <w:spacing w:after="0"/>
+              <w:rPr>
+                <w:rFonts w:hint="eastAsia"/>
+              </w:rPr>
             </w:pPr>
             <w:r>
               <w:rPr>
@@ -1935,6 +2254,9 @@
           <w:p>
             <w:pPr>
               <w:spacing w:after="0"/>
+              <w:rPr>
+                <w:rFonts w:hint="eastAsia"/>
+              </w:rPr>
             </w:pPr>
             <w:r>
               <w:rPr>
@@ -1965,6 +2287,9 @@
           <w:p>
             <w:pPr>
               <w:spacing w:after="0"/>
+              <w:rPr>
+                <w:rFonts w:hint="eastAsia"/>
+              </w:rPr>
             </w:pPr>
             <w:r>
               <w:rPr>
@@ -1989,6 +2314,9 @@
           <w:p>
             <w:pPr>
               <w:spacing w:after="0"/>
+              <w:rPr>
+                <w:rFonts w:hint="eastAsia"/>
+              </w:rPr>
             </w:pPr>
             <w:r>
               <w:rPr>
@@ -2013,6 +2341,9 @@
           <w:p>
             <w:pPr>
               <w:spacing w:after="0"/>
+              <w:rPr>
+                <w:rFonts w:hint="eastAsia"/>
+              </w:rPr>
             </w:pPr>
             <w:r>
               <w:rPr>
@@ -2037,6 +2368,9 @@
           <w:p>
             <w:pPr>
               <w:spacing w:after="0"/>
+              <w:rPr>
+                <w:rFonts w:hint="eastAsia"/>
+              </w:rPr>
             </w:pPr>
             <w:r>
               <w:rPr>
@@ -2066,6 +2400,9 @@
           <w:p>
             <w:pPr>
               <w:spacing w:after="0"/>
+              <w:rPr>
+                <w:rFonts w:hint="eastAsia"/>
+              </w:rPr>
             </w:pPr>
             <w:r>
               <w:rPr>
@@ -2089,6 +2426,9 @@
           <w:p>
             <w:pPr>
               <w:spacing w:after="0"/>
+              <w:rPr>
+                <w:rFonts w:hint="eastAsia"/>
+              </w:rPr>
             </w:pPr>
             <w:r>
               <w:rPr>
@@ -2112,6 +2452,9 @@
           <w:p>
             <w:pPr>
               <w:spacing w:after="0"/>
+              <w:rPr>
+                <w:rFonts w:hint="eastAsia"/>
+              </w:rPr>
             </w:pPr>
             <w:r>
               <w:rPr>
@@ -2135,6 +2478,9 @@
           <w:p>
             <w:pPr>
               <w:spacing w:after="0"/>
+              <w:rPr>
+                <w:rFonts w:hint="eastAsia"/>
+              </w:rPr>
             </w:pPr>
             <w:r>
               <w:rPr>
@@ -2165,6 +2511,9 @@
           <w:p>
             <w:pPr>
               <w:spacing w:after="0"/>
+              <w:rPr>
+                <w:rFonts w:hint="eastAsia"/>
+              </w:rPr>
             </w:pPr>
             <w:r>
               <w:rPr>
@@ -2189,6 +2538,9 @@
           <w:p>
             <w:pPr>
               <w:spacing w:after="0"/>
+              <w:rPr>
+                <w:rFonts w:hint="eastAsia"/>
+              </w:rPr>
             </w:pPr>
             <w:r>
               <w:rPr>
@@ -2213,6 +2565,9 @@
           <w:p>
             <w:pPr>
               <w:spacing w:after="0"/>
+              <w:rPr>
+                <w:rFonts w:hint="eastAsia"/>
+              </w:rPr>
             </w:pPr>
             <w:r>
               <w:rPr>
@@ -2237,6 +2592,9 @@
           <w:p>
             <w:pPr>
               <w:spacing w:after="0"/>
+              <w:rPr>
+                <w:rFonts w:hint="eastAsia"/>
+              </w:rPr>
             </w:pPr>
             <w:r>
               <w:rPr>
@@ -2266,6 +2624,9 @@
           <w:p>
             <w:pPr>
               <w:spacing w:after="0"/>
+              <w:rPr>
+                <w:rFonts w:hint="eastAsia"/>
+              </w:rPr>
             </w:pPr>
             <w:r>
               <w:rPr>
@@ -2289,6 +2650,9 @@
           <w:p>
             <w:pPr>
               <w:spacing w:after="0"/>
+              <w:rPr>
+                <w:rFonts w:hint="eastAsia"/>
+              </w:rPr>
             </w:pPr>
             <w:r>
               <w:rPr>
@@ -2312,6 +2676,9 @@
           <w:p>
             <w:pPr>
               <w:spacing w:after="0"/>
+              <w:rPr>
+                <w:rFonts w:hint="eastAsia"/>
+              </w:rPr>
             </w:pPr>
             <w:r>
               <w:rPr>
@@ -2335,6 +2702,9 @@
           <w:p>
             <w:pPr>
               <w:spacing w:after="0"/>
+              <w:rPr>
+                <w:rFonts w:hint="eastAsia"/>
+              </w:rPr>
             </w:pPr>
             <w:r>
               <w:rPr>
@@ -2365,6 +2735,9 @@
           <w:p>
             <w:pPr>
               <w:spacing w:after="0"/>
+              <w:rPr>
+                <w:rFonts w:hint="eastAsia"/>
+              </w:rPr>
             </w:pPr>
             <w:r>
               <w:rPr>
@@ -2389,6 +2762,9 @@
           <w:p>
             <w:pPr>
               <w:spacing w:after="0"/>
+              <w:rPr>
+                <w:rFonts w:hint="eastAsia"/>
+              </w:rPr>
             </w:pPr>
             <w:r>
               <w:rPr>
@@ -2413,6 +2789,9 @@
           <w:p>
             <w:pPr>
               <w:spacing w:after="0"/>
+              <w:rPr>
+                <w:rFonts w:hint="eastAsia"/>
+              </w:rPr>
             </w:pPr>
             <w:r>
               <w:rPr>
@@ -2437,6 +2816,9 @@
           <w:p>
             <w:pPr>
               <w:spacing w:after="0"/>
+              <w:rPr>
+                <w:rFonts w:hint="eastAsia"/>
+              </w:rPr>
             </w:pPr>
             <w:r>
               <w:rPr>
@@ -2451,14 +2833,27 @@
     <w:p>
       <w:pPr>
         <w:spacing w:after="0"/>
+        <w:rPr>
+          <w:rFonts w:hint="eastAsia"/>
+        </w:rPr>
       </w:pPr>
     </w:p>
     <w:p>
+      <w:pPr>
+        <w:rPr>
+          <w:rFonts w:hint="eastAsia"/>
+        </w:rPr>
+      </w:pPr>
       <w:r>
         <w:t>The forecasting goal was achieved, but the warning and business goals were not fully achieved. The honest project conclusion is therefore a promising forecasting prototype rather than a deployment-ready bill-shock alert system.</w:t>
       </w:r>
     </w:p>
     <w:p>
+      <w:pPr>
+        <w:rPr>
+          <w:rFonts w:hint="eastAsia"/>
+        </w:rPr>
+      </w:pPr>
       <w:r>
         <w:br w:type="page"/>
       </w:r>
@@ -2481,6 +2876,11 @@
       </w:r>
     </w:p>
     <w:p>
+      <w:pPr>
+        <w:rPr>
+          <w:rFonts w:hint="eastAsia"/>
+        </w:rPr>
+      </w:pPr>
       <w:r>
         <w:t>The project used the UCI Individual Household Electric Power Consumption dataset [11]. It contains one-minute electrical measurements from one household in Sceaux, France. The public dataset is appropriate for demonstrating the complete machine-learning lifecycle, but it is not representative of Meralco customers or the Philippine population.</w:t>
       </w:r>
@@ -2526,6 +2926,9 @@
           <w:p>
             <w:pPr>
               <w:spacing w:after="0"/>
+              <w:rPr>
+                <w:rFonts w:hint="eastAsia"/>
+              </w:rPr>
             </w:pPr>
             <w:r>
               <w:rPr>
@@ -2552,6 +2955,9 @@
           <w:p>
             <w:pPr>
               <w:spacing w:after="0"/>
+              <w:rPr>
+                <w:rFonts w:hint="eastAsia"/>
+              </w:rPr>
             </w:pPr>
             <w:r>
               <w:rPr>
@@ -2583,6 +2989,9 @@
           <w:p>
             <w:pPr>
               <w:spacing w:after="0"/>
+              <w:rPr>
+                <w:rFonts w:hint="eastAsia"/>
+              </w:rPr>
             </w:pPr>
             <w:r>
               <w:rPr>
@@ -2606,6 +3015,9 @@
           <w:p>
             <w:pPr>
               <w:spacing w:after="0"/>
+              <w:rPr>
+                <w:rFonts w:hint="eastAsia"/>
+              </w:rPr>
             </w:pPr>
             <w:r>
               <w:rPr>
@@ -2636,6 +3048,9 @@
           <w:p>
             <w:pPr>
               <w:spacing w:after="0"/>
+              <w:rPr>
+                <w:rFonts w:hint="eastAsia"/>
+              </w:rPr>
             </w:pPr>
             <w:r>
               <w:rPr>
@@ -2660,6 +3075,9 @@
           <w:p>
             <w:pPr>
               <w:spacing w:after="0"/>
+              <w:rPr>
+                <w:rFonts w:hint="eastAsia"/>
+              </w:rPr>
             </w:pPr>
             <w:r>
               <w:rPr>
@@ -2689,6 +3107,9 @@
           <w:p>
             <w:pPr>
               <w:spacing w:after="0"/>
+              <w:rPr>
+                <w:rFonts w:hint="eastAsia"/>
+              </w:rPr>
             </w:pPr>
             <w:r>
               <w:rPr>
@@ -2712,6 +3133,9 @@
           <w:p>
             <w:pPr>
               <w:spacing w:after="0"/>
+              <w:rPr>
+                <w:rFonts w:hint="eastAsia"/>
+              </w:rPr>
             </w:pPr>
             <w:r>
               <w:rPr>
@@ -2742,6 +3166,9 @@
           <w:p>
             <w:pPr>
               <w:spacing w:after="0"/>
+              <w:rPr>
+                <w:rFonts w:hint="eastAsia"/>
+              </w:rPr>
             </w:pPr>
             <w:r>
               <w:rPr>
@@ -2766,6 +3193,9 @@
           <w:p>
             <w:pPr>
               <w:spacing w:after="0"/>
+              <w:rPr>
+                <w:rFonts w:hint="eastAsia"/>
+              </w:rPr>
             </w:pPr>
             <w:r>
               <w:rPr>
@@ -2795,6 +3225,9 @@
           <w:p>
             <w:pPr>
               <w:spacing w:after="0"/>
+              <w:rPr>
+                <w:rFonts w:hint="eastAsia"/>
+              </w:rPr>
             </w:pPr>
             <w:r>
               <w:rPr>
@@ -2818,6 +3251,9 @@
           <w:p>
             <w:pPr>
               <w:spacing w:after="0"/>
+              <w:rPr>
+                <w:rFonts w:hint="eastAsia"/>
+              </w:rPr>
             </w:pPr>
             <w:r>
               <w:rPr>
@@ -2848,6 +3284,9 @@
           <w:p>
             <w:pPr>
               <w:spacing w:after="0"/>
+              <w:rPr>
+                <w:rFonts w:hint="eastAsia"/>
+              </w:rPr>
             </w:pPr>
             <w:r>
               <w:rPr>
@@ -2872,6 +3311,9 @@
           <w:p>
             <w:pPr>
               <w:spacing w:after="0"/>
+              <w:rPr>
+                <w:rFonts w:hint="eastAsia"/>
+              </w:rPr>
             </w:pPr>
             <w:r>
               <w:rPr>
@@ -2901,6 +3343,9 @@
           <w:p>
             <w:pPr>
               <w:spacing w:after="0"/>
+              <w:rPr>
+                <w:rFonts w:hint="eastAsia"/>
+              </w:rPr>
             </w:pPr>
             <w:r>
               <w:rPr>
@@ -2924,6 +3369,9 @@
           <w:p>
             <w:pPr>
               <w:spacing w:after="0"/>
+              <w:rPr>
+                <w:rFonts w:hint="eastAsia"/>
+              </w:rPr>
             </w:pPr>
             <w:r>
               <w:rPr>
@@ -2954,6 +3402,9 @@
           <w:p>
             <w:pPr>
               <w:spacing w:after="0"/>
+              <w:rPr>
+                <w:rFonts w:hint="eastAsia"/>
+              </w:rPr>
             </w:pPr>
             <w:r>
               <w:rPr>
@@ -2978,6 +3429,9 @@
           <w:p>
             <w:pPr>
               <w:spacing w:after="0"/>
+              <w:rPr>
+                <w:rFonts w:hint="eastAsia"/>
+              </w:rPr>
             </w:pPr>
             <w:r>
               <w:rPr>
@@ -3007,6 +3461,9 @@
           <w:p>
             <w:pPr>
               <w:spacing w:after="0"/>
+              <w:rPr>
+                <w:rFonts w:hint="eastAsia"/>
+              </w:rPr>
             </w:pPr>
             <w:r>
               <w:rPr>
@@ -3030,6 +3487,9 @@
           <w:p>
             <w:pPr>
               <w:spacing w:after="0"/>
+              <w:rPr>
+                <w:rFonts w:hint="eastAsia"/>
+              </w:rPr>
             </w:pPr>
             <w:r>
               <w:rPr>
@@ -3060,6 +3520,9 @@
           <w:p>
             <w:pPr>
               <w:spacing w:after="0"/>
+              <w:rPr>
+                <w:rFonts w:hint="eastAsia"/>
+              </w:rPr>
             </w:pPr>
             <w:r>
               <w:rPr>
@@ -3084,6 +3547,9 @@
           <w:p>
             <w:pPr>
               <w:spacing w:after="0"/>
+              <w:rPr>
+                <w:rFonts w:hint="eastAsia"/>
+              </w:rPr>
             </w:pPr>
             <w:r>
               <w:rPr>
@@ -3098,6 +3564,9 @@
     <w:p>
       <w:pPr>
         <w:spacing w:after="0"/>
+        <w:rPr>
+          <w:rFonts w:hint="eastAsia"/>
+        </w:rPr>
       </w:pPr>
     </w:p>
     <w:p>
@@ -3151,6 +3620,9 @@
           <w:p>
             <w:pPr>
               <w:spacing w:after="0"/>
+              <w:rPr>
+                <w:rFonts w:hint="eastAsia"/>
+              </w:rPr>
             </w:pPr>
             <w:r>
               <w:rPr>
@@ -3177,6 +3649,9 @@
           <w:p>
             <w:pPr>
               <w:spacing w:after="0"/>
+              <w:rPr>
+                <w:rFonts w:hint="eastAsia"/>
+              </w:rPr>
             </w:pPr>
             <w:r>
               <w:rPr>
@@ -3203,6 +3678,9 @@
           <w:p>
             <w:pPr>
               <w:spacing w:after="0"/>
+              <w:rPr>
+                <w:rFonts w:hint="eastAsia"/>
+              </w:rPr>
             </w:pPr>
             <w:r>
               <w:rPr>
@@ -3229,6 +3707,9 @@
           <w:p>
             <w:pPr>
               <w:spacing w:after="0"/>
+              <w:rPr>
+                <w:rFonts w:hint="eastAsia"/>
+              </w:rPr>
             </w:pPr>
             <w:r>
               <w:rPr>
@@ -3260,6 +3741,9 @@
           <w:p>
             <w:pPr>
               <w:spacing w:after="0"/>
+              <w:rPr>
+                <w:rFonts w:hint="eastAsia"/>
+              </w:rPr>
             </w:pPr>
             <w:r>
               <w:rPr>
@@ -3283,6 +3767,9 @@
           <w:p>
             <w:pPr>
               <w:spacing w:after="0"/>
+              <w:rPr>
+                <w:rFonts w:hint="eastAsia"/>
+              </w:rPr>
             </w:pPr>
             <w:r>
               <w:rPr>
@@ -3306,6 +3793,9 @@
           <w:p>
             <w:pPr>
               <w:spacing w:after="0"/>
+              <w:rPr>
+                <w:rFonts w:hint="eastAsia"/>
+              </w:rPr>
             </w:pPr>
             <w:r>
               <w:rPr>
@@ -3329,6 +3819,9 @@
           <w:p>
             <w:pPr>
               <w:spacing w:after="0"/>
+              <w:rPr>
+                <w:rFonts w:hint="eastAsia"/>
+              </w:rPr>
             </w:pPr>
             <w:r>
               <w:rPr>
@@ -3359,6 +3852,9 @@
           <w:p>
             <w:pPr>
               <w:spacing w:after="0"/>
+              <w:rPr>
+                <w:rFonts w:hint="eastAsia"/>
+              </w:rPr>
             </w:pPr>
             <w:r>
               <w:rPr>
@@ -3383,6 +3879,9 @@
           <w:p>
             <w:pPr>
               <w:spacing w:after="0"/>
+              <w:rPr>
+                <w:rFonts w:hint="eastAsia"/>
+              </w:rPr>
             </w:pPr>
             <w:r>
               <w:rPr>
@@ -3407,6 +3906,9 @@
           <w:p>
             <w:pPr>
               <w:spacing w:after="0"/>
+              <w:rPr>
+                <w:rFonts w:hint="eastAsia"/>
+              </w:rPr>
             </w:pPr>
             <w:r>
               <w:rPr>
@@ -3431,6 +3933,9 @@
           <w:p>
             <w:pPr>
               <w:spacing w:after="0"/>
+              <w:rPr>
+                <w:rFonts w:hint="eastAsia"/>
+              </w:rPr>
             </w:pPr>
             <w:r>
               <w:rPr>
@@ -3460,6 +3965,9 @@
           <w:p>
             <w:pPr>
               <w:spacing w:after="0"/>
+              <w:rPr>
+                <w:rFonts w:hint="eastAsia"/>
+              </w:rPr>
             </w:pPr>
             <w:r>
               <w:rPr>
@@ -3483,6 +3991,9 @@
           <w:p>
             <w:pPr>
               <w:spacing w:after="0"/>
+              <w:rPr>
+                <w:rFonts w:hint="eastAsia"/>
+              </w:rPr>
             </w:pPr>
             <w:r>
               <w:rPr>
@@ -3506,6 +4017,9 @@
           <w:p>
             <w:pPr>
               <w:spacing w:after="0"/>
+              <w:rPr>
+                <w:rFonts w:hint="eastAsia"/>
+              </w:rPr>
             </w:pPr>
             <w:r>
               <w:rPr>
@@ -3529,6 +4043,9 @@
           <w:p>
             <w:pPr>
               <w:spacing w:after="0"/>
+              <w:rPr>
+                <w:rFonts w:hint="eastAsia"/>
+              </w:rPr>
             </w:pPr>
             <w:r>
               <w:rPr>
@@ -3559,6 +4076,9 @@
           <w:p>
             <w:pPr>
               <w:spacing w:after="0"/>
+              <w:rPr>
+                <w:rFonts w:hint="eastAsia"/>
+              </w:rPr>
             </w:pPr>
             <w:r>
               <w:rPr>
@@ -3583,6 +4103,9 @@
           <w:p>
             <w:pPr>
               <w:spacing w:after="0"/>
+              <w:rPr>
+                <w:rFonts w:hint="eastAsia"/>
+              </w:rPr>
             </w:pPr>
             <w:r>
               <w:rPr>
@@ -3607,6 +4130,9 @@
           <w:p>
             <w:pPr>
               <w:spacing w:after="0"/>
+              <w:rPr>
+                <w:rFonts w:hint="eastAsia"/>
+              </w:rPr>
             </w:pPr>
             <w:r>
               <w:rPr>
@@ -3631,6 +4157,9 @@
           <w:p>
             <w:pPr>
               <w:spacing w:after="0"/>
+              <w:rPr>
+                <w:rFonts w:hint="eastAsia"/>
+              </w:rPr>
             </w:pPr>
             <w:r>
               <w:rPr>
@@ -3660,6 +4189,9 @@
           <w:p>
             <w:pPr>
               <w:spacing w:after="0"/>
+              <w:rPr>
+                <w:rFonts w:hint="eastAsia"/>
+              </w:rPr>
             </w:pPr>
             <w:r>
               <w:rPr>
@@ -3683,6 +4215,9 @@
           <w:p>
             <w:pPr>
               <w:spacing w:after="0"/>
+              <w:rPr>
+                <w:rFonts w:hint="eastAsia"/>
+              </w:rPr>
             </w:pPr>
             <w:r>
               <w:rPr>
@@ -3706,6 +4241,9 @@
           <w:p>
             <w:pPr>
               <w:spacing w:after="0"/>
+              <w:rPr>
+                <w:rFonts w:hint="eastAsia"/>
+              </w:rPr>
             </w:pPr>
             <w:r>
               <w:rPr>
@@ -3729,6 +4267,9 @@
           <w:p>
             <w:pPr>
               <w:spacing w:after="0"/>
+              <w:rPr>
+                <w:rFonts w:hint="eastAsia"/>
+              </w:rPr>
             </w:pPr>
             <w:r>
               <w:rPr>
@@ -3759,6 +4300,9 @@
           <w:p>
             <w:pPr>
               <w:spacing w:after="0"/>
+              <w:rPr>
+                <w:rFonts w:hint="eastAsia"/>
+              </w:rPr>
             </w:pPr>
             <w:r>
               <w:rPr>
@@ -3783,6 +4327,9 @@
           <w:p>
             <w:pPr>
               <w:spacing w:after="0"/>
+              <w:rPr>
+                <w:rFonts w:hint="eastAsia"/>
+              </w:rPr>
             </w:pPr>
             <w:r>
               <w:rPr>
@@ -3807,6 +4354,9 @@
           <w:p>
             <w:pPr>
               <w:spacing w:after="0"/>
+              <w:rPr>
+                <w:rFonts w:hint="eastAsia"/>
+              </w:rPr>
             </w:pPr>
             <w:r>
               <w:rPr>
@@ -3831,6 +4381,9 @@
           <w:p>
             <w:pPr>
               <w:spacing w:after="0"/>
+              <w:rPr>
+                <w:rFonts w:hint="eastAsia"/>
+              </w:rPr>
             </w:pPr>
             <w:r>
               <w:rPr>
@@ -3860,6 +4413,9 @@
           <w:p>
             <w:pPr>
               <w:spacing w:after="0"/>
+              <w:rPr>
+                <w:rFonts w:hint="eastAsia"/>
+              </w:rPr>
             </w:pPr>
             <w:r>
               <w:rPr>
@@ -3883,6 +4439,9 @@
           <w:p>
             <w:pPr>
               <w:spacing w:after="0"/>
+              <w:rPr>
+                <w:rFonts w:hint="eastAsia"/>
+              </w:rPr>
             </w:pPr>
             <w:r>
               <w:rPr>
@@ -3906,6 +4465,9 @@
           <w:p>
             <w:pPr>
               <w:spacing w:after="0"/>
+              <w:rPr>
+                <w:rFonts w:hint="eastAsia"/>
+              </w:rPr>
             </w:pPr>
             <w:r>
               <w:rPr>
@@ -3929,6 +4491,9 @@
           <w:p>
             <w:pPr>
               <w:spacing w:after="0"/>
+              <w:rPr>
+                <w:rFonts w:hint="eastAsia"/>
+              </w:rPr>
             </w:pPr>
             <w:r>
               <w:rPr>
@@ -3943,6 +4508,9 @@
     <w:p>
       <w:pPr>
         <w:spacing w:after="0"/>
+        <w:rPr>
+          <w:rFonts w:hint="eastAsia"/>
+        </w:rPr>
       </w:pPr>
     </w:p>
     <w:p>
@@ -3954,6 +4522,11 @@
       </w:r>
     </w:p>
     <w:p>
+      <w:pPr>
+        <w:rPr>
+          <w:rFonts w:hint="eastAsia"/>
+        </w:rPr>
+      </w:pPr>
       <w:r>
         <w:t>All seven measurement variables shared the same 25,979 missing observations, suggesting missing measurement intervals rather than unrelated field-level omissions. Potential outliers were retained unless clearly invalid because peaks can represent genuine high-use behavior. Removing plausible peaks would make the model appear more accurate while weakening its relevance to bill-shock monitoring.</w:t>
       </w:r>
@@ -4017,6 +4590,9 @@
           <w:p>
             <w:pPr>
               <w:spacing w:after="0"/>
+              <w:rPr>
+                <w:rFonts w:hint="eastAsia"/>
+              </w:rPr>
             </w:pPr>
             <w:r>
               <w:rPr>
@@ -4043,6 +4619,9 @@
           <w:p>
             <w:pPr>
               <w:spacing w:after="0"/>
+              <w:rPr>
+                <w:rFonts w:hint="eastAsia"/>
+              </w:rPr>
             </w:pPr>
             <w:r>
               <w:rPr>
@@ -4069,6 +4648,9 @@
           <w:p>
             <w:pPr>
               <w:spacing w:after="0"/>
+              <w:rPr>
+                <w:rFonts w:hint="eastAsia"/>
+              </w:rPr>
             </w:pPr>
             <w:r>
               <w:rPr>
@@ -4100,6 +4682,9 @@
           <w:p>
             <w:pPr>
               <w:spacing w:after="0"/>
+              <w:rPr>
+                <w:rFonts w:hint="eastAsia"/>
+              </w:rPr>
             </w:pPr>
             <w:r>
               <w:rPr>
@@ -4123,6 +4708,9 @@
           <w:p>
             <w:pPr>
               <w:spacing w:after="0"/>
+              <w:rPr>
+                <w:rFonts w:hint="eastAsia"/>
+              </w:rPr>
             </w:pPr>
             <w:r>
               <w:rPr>
@@ -4146,6 +4734,9 @@
           <w:p>
             <w:pPr>
               <w:spacing w:after="0"/>
+              <w:rPr>
+                <w:rFonts w:hint="eastAsia"/>
+              </w:rPr>
             </w:pPr>
             <w:r>
               <w:rPr>
@@ -4176,6 +4767,9 @@
           <w:p>
             <w:pPr>
               <w:spacing w:after="0"/>
+              <w:rPr>
+                <w:rFonts w:hint="eastAsia"/>
+              </w:rPr>
             </w:pPr>
             <w:r>
               <w:rPr>
@@ -4200,6 +4794,9 @@
           <w:p>
             <w:pPr>
               <w:spacing w:after="0"/>
+              <w:rPr>
+                <w:rFonts w:hint="eastAsia"/>
+              </w:rPr>
             </w:pPr>
             <w:r>
               <w:rPr>
@@ -4224,6 +4821,9 @@
           <w:p>
             <w:pPr>
               <w:spacing w:after="0"/>
+              <w:rPr>
+                <w:rFonts w:hint="eastAsia"/>
+              </w:rPr>
             </w:pPr>
             <w:r>
               <w:rPr>
@@ -4253,6 +4853,9 @@
           <w:p>
             <w:pPr>
               <w:spacing w:after="0"/>
+              <w:rPr>
+                <w:rFonts w:hint="eastAsia"/>
+              </w:rPr>
             </w:pPr>
             <w:r>
               <w:rPr>
@@ -4276,6 +4879,9 @@
           <w:p>
             <w:pPr>
               <w:spacing w:after="0"/>
+              <w:rPr>
+                <w:rFonts w:hint="eastAsia"/>
+              </w:rPr>
             </w:pPr>
             <w:r>
               <w:rPr>
@@ -4299,6 +4905,9 @@
           <w:p>
             <w:pPr>
               <w:spacing w:after="0"/>
+              <w:rPr>
+                <w:rFonts w:hint="eastAsia"/>
+              </w:rPr>
             </w:pPr>
             <w:r>
               <w:rPr>
@@ -4329,6 +4938,9 @@
           <w:p>
             <w:pPr>
               <w:spacing w:after="0"/>
+              <w:rPr>
+                <w:rFonts w:hint="eastAsia"/>
+              </w:rPr>
             </w:pPr>
             <w:r>
               <w:rPr>
@@ -4353,6 +4965,9 @@
           <w:p>
             <w:pPr>
               <w:spacing w:after="0"/>
+              <w:rPr>
+                <w:rFonts w:hint="eastAsia"/>
+              </w:rPr>
             </w:pPr>
             <w:r>
               <w:rPr>
@@ -4377,6 +4992,9 @@
           <w:p>
             <w:pPr>
               <w:spacing w:after="0"/>
+              <w:rPr>
+                <w:rFonts w:hint="eastAsia"/>
+              </w:rPr>
             </w:pPr>
             <w:r>
               <w:rPr>
@@ -4406,6 +5024,9 @@
           <w:p>
             <w:pPr>
               <w:spacing w:after="0"/>
+              <w:rPr>
+                <w:rFonts w:hint="eastAsia"/>
+              </w:rPr>
             </w:pPr>
             <w:r>
               <w:rPr>
@@ -4429,6 +5050,9 @@
           <w:p>
             <w:pPr>
               <w:spacing w:after="0"/>
+              <w:rPr>
+                <w:rFonts w:hint="eastAsia"/>
+              </w:rPr>
             </w:pPr>
             <w:r>
               <w:rPr>
@@ -4452,6 +5076,9 @@
           <w:p>
             <w:pPr>
               <w:spacing w:after="0"/>
+              <w:rPr>
+                <w:rFonts w:hint="eastAsia"/>
+              </w:rPr>
             </w:pPr>
             <w:r>
               <w:rPr>
@@ -4482,6 +5109,9 @@
           <w:p>
             <w:pPr>
               <w:spacing w:after="0"/>
+              <w:rPr>
+                <w:rFonts w:hint="eastAsia"/>
+              </w:rPr>
             </w:pPr>
             <w:r>
               <w:rPr>
@@ -4506,6 +5136,9 @@
           <w:p>
             <w:pPr>
               <w:spacing w:after="0"/>
+              <w:rPr>
+                <w:rFonts w:hint="eastAsia"/>
+              </w:rPr>
             </w:pPr>
             <w:r>
               <w:rPr>
@@ -4530,6 +5163,9 @@
           <w:p>
             <w:pPr>
               <w:spacing w:after="0"/>
+              <w:rPr>
+                <w:rFonts w:hint="eastAsia"/>
+              </w:rPr>
             </w:pPr>
             <w:r>
               <w:rPr>
@@ -4559,6 +5195,9 @@
           <w:p>
             <w:pPr>
               <w:spacing w:after="0"/>
+              <w:rPr>
+                <w:rFonts w:hint="eastAsia"/>
+              </w:rPr>
             </w:pPr>
             <w:r>
               <w:rPr>
@@ -4582,6 +5221,9 @@
           <w:p>
             <w:pPr>
               <w:spacing w:after="0"/>
+              <w:rPr>
+                <w:rFonts w:hint="eastAsia"/>
+              </w:rPr>
             </w:pPr>
             <w:r>
               <w:rPr>
@@ -4605,6 +5247,9 @@
           <w:p>
             <w:pPr>
               <w:spacing w:after="0"/>
+              <w:rPr>
+                <w:rFonts w:hint="eastAsia"/>
+              </w:rPr>
             </w:pPr>
             <w:r>
               <w:rPr>
@@ -4619,6 +5264,9 @@
     <w:p>
       <w:pPr>
         <w:spacing w:after="0"/>
+        <w:rPr>
+          <w:rFonts w:hint="eastAsia"/>
+        </w:rPr>
       </w:pPr>
     </w:p>
     <w:p>
@@ -4630,6 +5278,11 @@
       </w:r>
     </w:p>
     <w:p>
+      <w:pPr>
+        <w:rPr>
+          <w:rFonts w:hint="eastAsia"/>
+        </w:rPr>
+      </w:pPr>
       <w:r>
         <w:t>The analysis created 42 candidate predictors. Feature families included lagged daily energy, rolling means and ranges, recent changes, exponentially weighted history, calendar signals, voltage variability and other domain-derived summaries. Filter and embedded evidence reduced the final input to 22 features. PCA was fitted as a dimensionality-reduction diagnostic, but the final model retained interpretable selected features rather than replacing them with principal components.</w:t>
       </w:r>
@@ -4676,6 +5329,9 @@
           <w:p>
             <w:pPr>
               <w:spacing w:after="0"/>
+              <w:rPr>
+                <w:rFonts w:hint="eastAsia"/>
+              </w:rPr>
             </w:pPr>
             <w:r>
               <w:rPr>
@@ -4702,6 +5358,9 @@
           <w:p>
             <w:pPr>
               <w:spacing w:after="0"/>
+              <w:rPr>
+                <w:rFonts w:hint="eastAsia"/>
+              </w:rPr>
             </w:pPr>
             <w:r>
               <w:rPr>
@@ -4728,6 +5387,9 @@
           <w:p>
             <w:pPr>
               <w:spacing w:after="0"/>
+              <w:rPr>
+                <w:rFonts w:hint="eastAsia"/>
+              </w:rPr>
             </w:pPr>
             <w:r>
               <w:rPr>
@@ -4759,6 +5421,9 @@
           <w:p>
             <w:pPr>
               <w:spacing w:after="0"/>
+              <w:rPr>
+                <w:rFonts w:hint="eastAsia"/>
+              </w:rPr>
             </w:pPr>
             <w:r>
               <w:rPr>
@@ -4782,6 +5447,9 @@
           <w:p>
             <w:pPr>
               <w:spacing w:after="0"/>
+              <w:rPr>
+                <w:rFonts w:hint="eastAsia"/>
+              </w:rPr>
             </w:pPr>
             <w:r>
               <w:rPr>
@@ -4805,6 +5473,9 @@
           <w:p>
             <w:pPr>
               <w:spacing w:after="0"/>
+              <w:rPr>
+                <w:rFonts w:hint="eastAsia"/>
+              </w:rPr>
             </w:pPr>
             <w:r>
               <w:rPr>
@@ -4835,6 +5506,9 @@
           <w:p>
             <w:pPr>
               <w:spacing w:after="0"/>
+              <w:rPr>
+                <w:rFonts w:hint="eastAsia"/>
+              </w:rPr>
             </w:pPr>
             <w:r>
               <w:rPr>
@@ -4859,6 +5533,9 @@
           <w:p>
             <w:pPr>
               <w:spacing w:after="0"/>
+              <w:rPr>
+                <w:rFonts w:hint="eastAsia"/>
+              </w:rPr>
             </w:pPr>
             <w:r>
               <w:rPr>
@@ -4883,6 +5560,9 @@
           <w:p>
             <w:pPr>
               <w:spacing w:after="0"/>
+              <w:rPr>
+                <w:rFonts w:hint="eastAsia"/>
+              </w:rPr>
             </w:pPr>
             <w:r>
               <w:rPr>
@@ -4912,6 +5592,9 @@
           <w:p>
             <w:pPr>
               <w:spacing w:after="0"/>
+              <w:rPr>
+                <w:rFonts w:hint="eastAsia"/>
+              </w:rPr>
             </w:pPr>
             <w:r>
               <w:rPr>
@@ -4935,6 +5618,9 @@
           <w:p>
             <w:pPr>
               <w:spacing w:after="0"/>
+              <w:rPr>
+                <w:rFonts w:hint="eastAsia"/>
+              </w:rPr>
             </w:pPr>
             <w:r>
               <w:rPr>
@@ -4958,6 +5644,9 @@
           <w:p>
             <w:pPr>
               <w:spacing w:after="0"/>
+              <w:rPr>
+                <w:rFonts w:hint="eastAsia"/>
+              </w:rPr>
             </w:pPr>
             <w:r>
               <w:rPr>
@@ -4988,6 +5677,9 @@
           <w:p>
             <w:pPr>
               <w:spacing w:after="0"/>
+              <w:rPr>
+                <w:rFonts w:hint="eastAsia"/>
+              </w:rPr>
             </w:pPr>
             <w:r>
               <w:rPr>
@@ -5012,6 +5704,9 @@
           <w:p>
             <w:pPr>
               <w:spacing w:after="0"/>
+              <w:rPr>
+                <w:rFonts w:hint="eastAsia"/>
+              </w:rPr>
             </w:pPr>
             <w:r>
               <w:rPr>
@@ -5036,6 +5731,9 @@
           <w:p>
             <w:pPr>
               <w:spacing w:after="0"/>
+              <w:rPr>
+                <w:rFonts w:hint="eastAsia"/>
+              </w:rPr>
             </w:pPr>
             <w:r>
               <w:rPr>
@@ -5065,6 +5763,9 @@
           <w:p>
             <w:pPr>
               <w:spacing w:after="0"/>
+              <w:rPr>
+                <w:rFonts w:hint="eastAsia"/>
+              </w:rPr>
             </w:pPr>
             <w:r>
               <w:rPr>
@@ -5088,6 +5789,9 @@
           <w:p>
             <w:pPr>
               <w:spacing w:after="0"/>
+              <w:rPr>
+                <w:rFonts w:hint="eastAsia"/>
+              </w:rPr>
             </w:pPr>
             <w:r>
               <w:rPr>
@@ -5111,6 +5815,9 @@
           <w:p>
             <w:pPr>
               <w:spacing w:after="0"/>
+              <w:rPr>
+                <w:rFonts w:hint="eastAsia"/>
+              </w:rPr>
             </w:pPr>
             <w:r>
               <w:rPr>
@@ -5125,6 +5832,9 @@
     <w:p>
       <w:pPr>
         <w:spacing w:after="0"/>
+        <w:rPr>
+          <w:rFonts w:hint="eastAsia"/>
+        </w:rPr>
       </w:pPr>
     </w:p>
     <w:p>
@@ -5178,6 +5888,9 @@
           <w:p>
             <w:pPr>
               <w:spacing w:after="0"/>
+              <w:rPr>
+                <w:rFonts w:hint="eastAsia"/>
+              </w:rPr>
             </w:pPr>
             <w:r>
               <w:rPr>
@@ -5204,6 +5917,9 @@
           <w:p>
             <w:pPr>
               <w:spacing w:after="0"/>
+              <w:rPr>
+                <w:rFonts w:hint="eastAsia"/>
+              </w:rPr>
             </w:pPr>
             <w:r>
               <w:rPr>
@@ -5230,6 +5946,9 @@
           <w:p>
             <w:pPr>
               <w:spacing w:after="0"/>
+              <w:rPr>
+                <w:rFonts w:hint="eastAsia"/>
+              </w:rPr>
             </w:pPr>
             <w:r>
               <w:rPr>
@@ -5256,6 +5975,9 @@
           <w:p>
             <w:pPr>
               <w:spacing w:after="0"/>
+              <w:rPr>
+                <w:rFonts w:hint="eastAsia"/>
+              </w:rPr>
             </w:pPr>
             <w:r>
               <w:rPr>
@@ -5287,6 +6009,9 @@
           <w:p>
             <w:pPr>
               <w:spacing w:after="0"/>
+              <w:rPr>
+                <w:rFonts w:hint="eastAsia"/>
+              </w:rPr>
             </w:pPr>
             <w:r>
               <w:rPr>
@@ -5310,6 +6035,9 @@
           <w:p>
             <w:pPr>
               <w:spacing w:after="0"/>
+              <w:rPr>
+                <w:rFonts w:hint="eastAsia"/>
+              </w:rPr>
             </w:pPr>
             <w:r>
               <w:rPr>
@@ -5333,6 +6061,9 @@
           <w:p>
             <w:pPr>
               <w:spacing w:after="0"/>
+              <w:rPr>
+                <w:rFonts w:hint="eastAsia"/>
+              </w:rPr>
             </w:pPr>
             <w:r>
               <w:rPr>
@@ -5356,6 +6087,9 @@
           <w:p>
             <w:pPr>
               <w:spacing w:after="0"/>
+              <w:rPr>
+                <w:rFonts w:hint="eastAsia"/>
+              </w:rPr>
             </w:pPr>
             <w:r>
               <w:rPr>
@@ -5386,6 +6120,9 @@
           <w:p>
             <w:pPr>
               <w:spacing w:after="0"/>
+              <w:rPr>
+                <w:rFonts w:hint="eastAsia"/>
+              </w:rPr>
             </w:pPr>
             <w:r>
               <w:rPr>
@@ -5410,6 +6147,9 @@
           <w:p>
             <w:pPr>
               <w:spacing w:after="0"/>
+              <w:rPr>
+                <w:rFonts w:hint="eastAsia"/>
+              </w:rPr>
             </w:pPr>
             <w:r>
               <w:rPr>
@@ -5434,6 +6174,9 @@
           <w:p>
             <w:pPr>
               <w:spacing w:after="0"/>
+              <w:rPr>
+                <w:rFonts w:hint="eastAsia"/>
+              </w:rPr>
             </w:pPr>
             <w:r>
               <w:rPr>
@@ -5458,6 +6201,9 @@
           <w:p>
             <w:pPr>
               <w:spacing w:after="0"/>
+              <w:rPr>
+                <w:rFonts w:hint="eastAsia"/>
+              </w:rPr>
             </w:pPr>
             <w:r>
               <w:rPr>
@@ -5487,6 +6233,9 @@
           <w:p>
             <w:pPr>
               <w:spacing w:after="0"/>
+              <w:rPr>
+                <w:rFonts w:hint="eastAsia"/>
+              </w:rPr>
             </w:pPr>
             <w:r>
               <w:rPr>
@@ -5510,6 +6259,9 @@
           <w:p>
             <w:pPr>
               <w:spacing w:after="0"/>
+              <w:rPr>
+                <w:rFonts w:hint="eastAsia"/>
+              </w:rPr>
             </w:pPr>
             <w:r>
               <w:rPr>
@@ -5533,6 +6285,9 @@
           <w:p>
             <w:pPr>
               <w:spacing w:after="0"/>
+              <w:rPr>
+                <w:rFonts w:hint="eastAsia"/>
+              </w:rPr>
             </w:pPr>
             <w:r>
               <w:rPr>
@@ -5556,6 +6311,9 @@
           <w:p>
             <w:pPr>
               <w:spacing w:after="0"/>
+              <w:rPr>
+                <w:rFonts w:hint="eastAsia"/>
+              </w:rPr>
             </w:pPr>
             <w:r>
               <w:rPr>
@@ -5570,6 +6328,9 @@
     <w:p>
       <w:pPr>
         <w:spacing w:after="0"/>
+        <w:rPr>
+          <w:rFonts w:hint="eastAsia"/>
+        </w:rPr>
       </w:pPr>
     </w:p>
     <w:p>
@@ -5590,6 +6351,11 @@
       </w:r>
     </w:p>
     <w:p>
+      <w:pPr>
+        <w:rPr>
+          <w:rFonts w:hint="eastAsia"/>
+        </w:rPr>
+      </w:pPr>
       <w:r>
         <w:t>Two simple baselines and three machine-learning models were compared. Ridge Regression provided a regularized linear benchmark, Random Forest represented bagged nonlinear trees, and XGBoost represented gradient-boosted trees. Hyperparameters were tuned with five chronological cross-validation splits. The final algorithm was chosen only from validation performance, preserving the test period for unbiased final evaluation.</w:t>
       </w:r>
@@ -5598,13 +6364,16 @@
       <w:pPr>
         <w:keepNext/>
         <w:jc w:val="center"/>
+        <w:rPr>
+          <w:rFonts w:hint="eastAsia"/>
+        </w:rPr>
       </w:pPr>
       <w:r>
         <w:rPr>
           <w:noProof/>
         </w:rPr>
         <w:drawing>
-          <wp:inline distT="0" distB="0" distL="0" distR="0" wp14:anchorId="3C1C9BA5" wp14:editId="308BE70D">
+          <wp:inline distT="0" distB="0" distL="0" distR="0" wp14:anchorId="73AA4FF4" wp14:editId="67CA38FA">
             <wp:extent cx="6217920" cy="3135966"/>
             <wp:effectExtent l="0" t="0" r="0" b="0"/>
             <wp:docPr id="1" name="Picture 1"/>
@@ -5644,6 +6413,9 @@
       <w:pPr>
         <w:spacing w:before="60" w:after="180"/>
         <w:jc w:val="center"/>
+        <w:rPr>
+          <w:rFonts w:hint="eastAsia"/>
+        </w:rPr>
       </w:pPr>
       <w:r>
         <w:rPr>
@@ -5698,6 +6470,9 @@
           <w:p>
             <w:pPr>
               <w:spacing w:after="0"/>
+              <w:rPr>
+                <w:rFonts w:hint="eastAsia"/>
+              </w:rPr>
             </w:pPr>
             <w:r>
               <w:rPr>
@@ -5724,6 +6499,9 @@
           <w:p>
             <w:pPr>
               <w:spacing w:after="0"/>
+              <w:rPr>
+                <w:rFonts w:hint="eastAsia"/>
+              </w:rPr>
             </w:pPr>
             <w:r>
               <w:rPr>
@@ -5750,6 +6528,9 @@
           <w:p>
             <w:pPr>
               <w:spacing w:after="0"/>
+              <w:rPr>
+                <w:rFonts w:hint="eastAsia"/>
+              </w:rPr>
             </w:pPr>
             <w:r>
               <w:rPr>
@@ -5776,6 +6557,9 @@
           <w:p>
             <w:pPr>
               <w:spacing w:after="0"/>
+              <w:rPr>
+                <w:rFonts w:hint="eastAsia"/>
+              </w:rPr>
             </w:pPr>
             <w:r>
               <w:rPr>
@@ -5802,6 +6586,9 @@
           <w:p>
             <w:pPr>
               <w:spacing w:after="0"/>
+              <w:rPr>
+                <w:rFonts w:hint="eastAsia"/>
+              </w:rPr>
             </w:pPr>
             <w:r>
               <w:rPr>
@@ -5833,6 +6620,9 @@
           <w:p>
             <w:pPr>
               <w:spacing w:after="0"/>
+              <w:rPr>
+                <w:rFonts w:hint="eastAsia"/>
+              </w:rPr>
             </w:pPr>
             <w:r>
               <w:rPr>
@@ -5856,6 +6646,9 @@
           <w:p>
             <w:pPr>
               <w:spacing w:after="0"/>
+              <w:rPr>
+                <w:rFonts w:hint="eastAsia"/>
+              </w:rPr>
             </w:pPr>
             <w:r>
               <w:rPr>
@@ -5879,6 +6672,9 @@
           <w:p>
             <w:pPr>
               <w:spacing w:after="0"/>
+              <w:rPr>
+                <w:rFonts w:hint="eastAsia"/>
+              </w:rPr>
             </w:pPr>
             <w:r>
               <w:rPr>
@@ -5902,6 +6698,9 @@
           <w:p>
             <w:pPr>
               <w:spacing w:after="0"/>
+              <w:rPr>
+                <w:rFonts w:hint="eastAsia"/>
+              </w:rPr>
             </w:pPr>
             <w:r>
               <w:rPr>
@@ -5925,6 +6724,9 @@
           <w:p>
             <w:pPr>
               <w:spacing w:after="0"/>
+              <w:rPr>
+                <w:rFonts w:hint="eastAsia"/>
+              </w:rPr>
             </w:pPr>
             <w:r>
               <w:rPr>
@@ -5955,6 +6757,9 @@
           <w:p>
             <w:pPr>
               <w:spacing w:after="0"/>
+              <w:rPr>
+                <w:rFonts w:hint="eastAsia"/>
+              </w:rPr>
             </w:pPr>
             <w:r>
               <w:rPr>
@@ -5979,6 +6784,9 @@
           <w:p>
             <w:pPr>
               <w:spacing w:after="0"/>
+              <w:rPr>
+                <w:rFonts w:hint="eastAsia"/>
+              </w:rPr>
             </w:pPr>
             <w:r>
               <w:rPr>
@@ -6003,6 +6811,9 @@
           <w:p>
             <w:pPr>
               <w:spacing w:after="0"/>
+              <w:rPr>
+                <w:rFonts w:hint="eastAsia"/>
+              </w:rPr>
             </w:pPr>
             <w:r>
               <w:rPr>
@@ -6027,6 +6838,9 @@
           <w:p>
             <w:pPr>
               <w:spacing w:after="0"/>
+              <w:rPr>
+                <w:rFonts w:hint="eastAsia"/>
+              </w:rPr>
             </w:pPr>
             <w:r>
               <w:rPr>
@@ -6051,6 +6865,9 @@
           <w:p>
             <w:pPr>
               <w:spacing w:after="0"/>
+              <w:rPr>
+                <w:rFonts w:hint="eastAsia"/>
+              </w:rPr>
             </w:pPr>
             <w:r>
               <w:rPr>
@@ -6080,6 +6897,9 @@
           <w:p>
             <w:pPr>
               <w:spacing w:after="0"/>
+              <w:rPr>
+                <w:rFonts w:hint="eastAsia"/>
+              </w:rPr>
             </w:pPr>
             <w:r>
               <w:rPr>
@@ -6103,6 +6923,9 @@
           <w:p>
             <w:pPr>
               <w:spacing w:after="0"/>
+              <w:rPr>
+                <w:rFonts w:hint="eastAsia"/>
+              </w:rPr>
             </w:pPr>
             <w:r>
               <w:rPr>
@@ -6126,6 +6949,9 @@
           <w:p>
             <w:pPr>
               <w:spacing w:after="0"/>
+              <w:rPr>
+                <w:rFonts w:hint="eastAsia"/>
+              </w:rPr>
             </w:pPr>
             <w:r>
               <w:rPr>
@@ -6149,6 +6975,9 @@
           <w:p>
             <w:pPr>
               <w:spacing w:after="0"/>
+              <w:rPr>
+                <w:rFonts w:hint="eastAsia"/>
+              </w:rPr>
             </w:pPr>
             <w:r>
               <w:rPr>
@@ -6172,6 +7001,9 @@
           <w:p>
             <w:pPr>
               <w:spacing w:after="0"/>
+              <w:rPr>
+                <w:rFonts w:hint="eastAsia"/>
+              </w:rPr>
             </w:pPr>
             <w:r>
               <w:rPr>
@@ -6202,6 +7034,9 @@
           <w:p>
             <w:pPr>
               <w:spacing w:after="0"/>
+              <w:rPr>
+                <w:rFonts w:hint="eastAsia"/>
+              </w:rPr>
             </w:pPr>
             <w:r>
               <w:rPr>
@@ -6226,6 +7061,9 @@
           <w:p>
             <w:pPr>
               <w:spacing w:after="0"/>
+              <w:rPr>
+                <w:rFonts w:hint="eastAsia"/>
+              </w:rPr>
             </w:pPr>
             <w:r>
               <w:rPr>
@@ -6250,6 +7088,9 @@
           <w:p>
             <w:pPr>
               <w:spacing w:after="0"/>
+              <w:rPr>
+                <w:rFonts w:hint="eastAsia"/>
+              </w:rPr>
             </w:pPr>
             <w:r>
               <w:rPr>
@@ -6274,6 +7115,9 @@
           <w:p>
             <w:pPr>
               <w:spacing w:after="0"/>
+              <w:rPr>
+                <w:rFonts w:hint="eastAsia"/>
+              </w:rPr>
             </w:pPr>
             <w:r>
               <w:rPr>
@@ -6298,6 +7142,9 @@
           <w:p>
             <w:pPr>
               <w:spacing w:after="0"/>
+              <w:rPr>
+                <w:rFonts w:hint="eastAsia"/>
+              </w:rPr>
             </w:pPr>
             <w:r>
               <w:rPr>
@@ -6327,6 +7174,9 @@
           <w:p>
             <w:pPr>
               <w:spacing w:after="0"/>
+              <w:rPr>
+                <w:rFonts w:hint="eastAsia"/>
+              </w:rPr>
             </w:pPr>
             <w:r>
               <w:rPr>
@@ -6350,6 +7200,9 @@
           <w:p>
             <w:pPr>
               <w:spacing w:after="0"/>
+              <w:rPr>
+                <w:rFonts w:hint="eastAsia"/>
+              </w:rPr>
             </w:pPr>
             <w:r>
               <w:rPr>
@@ -6373,6 +7226,9 @@
           <w:p>
             <w:pPr>
               <w:spacing w:after="0"/>
+              <w:rPr>
+                <w:rFonts w:hint="eastAsia"/>
+              </w:rPr>
             </w:pPr>
             <w:r>
               <w:rPr>
@@ -6396,6 +7252,9 @@
           <w:p>
             <w:pPr>
               <w:spacing w:after="0"/>
+              <w:rPr>
+                <w:rFonts w:hint="eastAsia"/>
+              </w:rPr>
             </w:pPr>
             <w:r>
               <w:rPr>
@@ -6419,6 +7278,9 @@
           <w:p>
             <w:pPr>
               <w:spacing w:after="0"/>
+              <w:rPr>
+                <w:rFonts w:hint="eastAsia"/>
+              </w:rPr>
             </w:pPr>
             <w:r>
               <w:rPr>
@@ -6433,6 +7295,9 @@
     <w:p>
       <w:pPr>
         <w:spacing w:after="0"/>
+        <w:rPr>
+          <w:rFonts w:hint="eastAsia"/>
+        </w:rPr>
       </w:pPr>
     </w:p>
     <w:p>
@@ -6448,13 +7313,16 @@
       <w:pPr>
         <w:keepNext/>
         <w:jc w:val="center"/>
+        <w:rPr>
+          <w:rFonts w:hint="eastAsia"/>
+        </w:rPr>
       </w:pPr>
       <w:r>
         <w:rPr>
           <w:noProof/>
         </w:rPr>
         <w:drawing>
-          <wp:inline distT="0" distB="0" distL="0" distR="0" wp14:anchorId="022BBCF6" wp14:editId="62FCD7AC">
+          <wp:inline distT="0" distB="0" distL="0" distR="0" wp14:anchorId="53F8BA0B" wp14:editId="08060F11">
             <wp:extent cx="6126480" cy="3351661"/>
             <wp:effectExtent l="0" t="0" r="0" b="0"/>
             <wp:docPr id="2" name="Picture 2"/>
@@ -6494,6 +7362,9 @@
       <w:pPr>
         <w:spacing w:before="60" w:after="180"/>
         <w:jc w:val="center"/>
+        <w:rPr>
+          <w:rFonts w:hint="eastAsia"/>
+        </w:rPr>
       </w:pPr>
       <w:r>
         <w:rPr>
@@ -6505,6 +7376,11 @@
       </w:r>
     </w:p>
     <w:p>
+      <w:pPr>
+        <w:rPr>
+          <w:rFonts w:hint="eastAsia"/>
+        </w:rPr>
+      </w:pPr>
       <w:r>
         <w:t>XGBoost achieved a test MAE of 3.7232 kWh compared with 5.7282 kWh for the seasonal-naive baseline, a 35.0 percent improvement. The bootstrap 95 percent confidence interval for test MAE was 3.2278 to 4.2559 kWh. A calibrated nominal 90 percent prediction band used a radius of plus or minus 8.677 kWh and covered 93.06 percent of test observations.</w:t>
       </w:r>
@@ -6522,13 +7398,16 @@
       <w:pPr>
         <w:keepNext/>
         <w:jc w:val="center"/>
+        <w:rPr>
+          <w:rFonts w:hint="eastAsia"/>
+        </w:rPr>
       </w:pPr>
       <w:r>
         <w:rPr>
           <w:noProof/>
         </w:rPr>
         <w:drawing>
-          <wp:inline distT="0" distB="0" distL="0" distR="0" wp14:anchorId="18EAC512" wp14:editId="0196F705">
+          <wp:inline distT="0" distB="0" distL="0" distR="0" wp14:anchorId="6B7CB532" wp14:editId="2A403DF2">
             <wp:extent cx="4800600" cy="3833786"/>
             <wp:effectExtent l="0" t="0" r="0" b="0"/>
             <wp:docPr id="3" name="Picture 3"/>
@@ -6568,6 +7447,9 @@
       <w:pPr>
         <w:spacing w:before="60" w:after="180"/>
         <w:jc w:val="center"/>
+        <w:rPr>
+          <w:rFonts w:hint="eastAsia"/>
+        </w:rPr>
       </w:pPr>
       <w:r>
         <w:rPr>
@@ -6621,6 +7503,9 @@
           <w:p>
             <w:pPr>
               <w:spacing w:after="0"/>
+              <w:rPr>
+                <w:rFonts w:hint="eastAsia"/>
+              </w:rPr>
             </w:pPr>
             <w:r>
               <w:rPr>
@@ -6647,6 +7532,9 @@
           <w:p>
             <w:pPr>
               <w:spacing w:after="0"/>
+              <w:rPr>
+                <w:rFonts w:hint="eastAsia"/>
+              </w:rPr>
             </w:pPr>
             <w:r>
               <w:rPr>
@@ -6673,6 +7561,9 @@
           <w:p>
             <w:pPr>
               <w:spacing w:after="0"/>
+              <w:rPr>
+                <w:rFonts w:hint="eastAsia"/>
+              </w:rPr>
             </w:pPr>
             <w:r>
               <w:rPr>
@@ -6699,6 +7590,9 @@
           <w:p>
             <w:pPr>
               <w:spacing w:after="0"/>
+              <w:rPr>
+                <w:rFonts w:hint="eastAsia"/>
+              </w:rPr>
             </w:pPr>
             <w:r>
               <w:rPr>
@@ -6730,6 +7624,9 @@
           <w:p>
             <w:pPr>
               <w:spacing w:after="0"/>
+              <w:rPr>
+                <w:rFonts w:hint="eastAsia"/>
+              </w:rPr>
             </w:pPr>
             <w:r>
               <w:rPr>
@@ -6753,6 +7650,9 @@
           <w:p>
             <w:pPr>
               <w:spacing w:after="0"/>
+              <w:rPr>
+                <w:rFonts w:hint="eastAsia"/>
+              </w:rPr>
             </w:pPr>
             <w:r>
               <w:rPr>
@@ -6776,6 +7676,9 @@
           <w:p>
             <w:pPr>
               <w:spacing w:after="0"/>
+              <w:rPr>
+                <w:rFonts w:hint="eastAsia"/>
+              </w:rPr>
             </w:pPr>
             <w:r>
               <w:rPr>
@@ -6799,6 +7702,9 @@
           <w:p>
             <w:pPr>
               <w:spacing w:after="0"/>
+              <w:rPr>
+                <w:rFonts w:hint="eastAsia"/>
+              </w:rPr>
             </w:pPr>
             <w:r>
               <w:rPr>
@@ -6829,6 +7735,9 @@
           <w:p>
             <w:pPr>
               <w:spacing w:after="0"/>
+              <w:rPr>
+                <w:rFonts w:hint="eastAsia"/>
+              </w:rPr>
             </w:pPr>
             <w:r>
               <w:rPr>
@@ -6853,6 +7762,9 @@
           <w:p>
             <w:pPr>
               <w:spacing w:after="0"/>
+              <w:rPr>
+                <w:rFonts w:hint="eastAsia"/>
+              </w:rPr>
             </w:pPr>
             <w:r>
               <w:rPr>
@@ -6877,6 +7789,9 @@
           <w:p>
             <w:pPr>
               <w:spacing w:after="0"/>
+              <w:rPr>
+                <w:rFonts w:hint="eastAsia"/>
+              </w:rPr>
             </w:pPr>
             <w:r>
               <w:rPr>
@@ -6901,6 +7816,9 @@
           <w:p>
             <w:pPr>
               <w:spacing w:after="0"/>
+              <w:rPr>
+                <w:rFonts w:hint="eastAsia"/>
+              </w:rPr>
             </w:pPr>
             <w:r>
               <w:rPr>
@@ -6930,6 +7848,9 @@
           <w:p>
             <w:pPr>
               <w:spacing w:after="0"/>
+              <w:rPr>
+                <w:rFonts w:hint="eastAsia"/>
+              </w:rPr>
             </w:pPr>
             <w:r>
               <w:rPr>
@@ -6953,6 +7874,9 @@
           <w:p>
             <w:pPr>
               <w:spacing w:after="0"/>
+              <w:rPr>
+                <w:rFonts w:hint="eastAsia"/>
+              </w:rPr>
             </w:pPr>
             <w:r>
               <w:rPr>
@@ -6976,6 +7900,9 @@
           <w:p>
             <w:pPr>
               <w:spacing w:after="0"/>
+              <w:rPr>
+                <w:rFonts w:hint="eastAsia"/>
+              </w:rPr>
             </w:pPr>
             <w:r>
               <w:rPr>
@@ -6999,6 +7926,9 @@
           <w:p>
             <w:pPr>
               <w:spacing w:after="0"/>
+              <w:rPr>
+                <w:rFonts w:hint="eastAsia"/>
+              </w:rPr>
             </w:pPr>
             <w:r>
               <w:rPr>
@@ -7029,6 +7959,9 @@
           <w:p>
             <w:pPr>
               <w:spacing w:after="0"/>
+              <w:rPr>
+                <w:rFonts w:hint="eastAsia"/>
+              </w:rPr>
             </w:pPr>
             <w:r>
               <w:rPr>
@@ -7053,6 +7986,9 @@
           <w:p>
             <w:pPr>
               <w:spacing w:after="0"/>
+              <w:rPr>
+                <w:rFonts w:hint="eastAsia"/>
+              </w:rPr>
             </w:pPr>
             <w:r>
               <w:rPr>
@@ -7077,6 +8013,9 @@
           <w:p>
             <w:pPr>
               <w:spacing w:after="0"/>
+              <w:rPr>
+                <w:rFonts w:hint="eastAsia"/>
+              </w:rPr>
             </w:pPr>
             <w:r>
               <w:rPr>
@@ -7101,6 +8040,9 @@
           <w:p>
             <w:pPr>
               <w:spacing w:after="0"/>
+              <w:rPr>
+                <w:rFonts w:hint="eastAsia"/>
+              </w:rPr>
             </w:pPr>
             <w:r>
               <w:rPr>
@@ -7130,6 +8072,9 @@
           <w:p>
             <w:pPr>
               <w:spacing w:after="0"/>
+              <w:rPr>
+                <w:rFonts w:hint="eastAsia"/>
+              </w:rPr>
             </w:pPr>
             <w:r>
               <w:rPr>
@@ -7153,6 +8098,9 @@
           <w:p>
             <w:pPr>
               <w:spacing w:after="0"/>
+              <w:rPr>
+                <w:rFonts w:hint="eastAsia"/>
+              </w:rPr>
             </w:pPr>
             <w:r>
               <w:rPr>
@@ -7176,6 +8124,9 @@
           <w:p>
             <w:pPr>
               <w:spacing w:after="0"/>
+              <w:rPr>
+                <w:rFonts w:hint="eastAsia"/>
+              </w:rPr>
             </w:pPr>
             <w:r>
               <w:rPr>
@@ -7199,6 +8150,9 @@
           <w:p>
             <w:pPr>
               <w:spacing w:after="0"/>
+              <w:rPr>
+                <w:rFonts w:hint="eastAsia"/>
+              </w:rPr>
             </w:pPr>
             <w:r>
               <w:rPr>
@@ -7213,6 +8167,9 @@
     <w:p>
       <w:pPr>
         <w:spacing w:after="0"/>
+        <w:rPr>
+          <w:rFonts w:hint="eastAsia"/>
+        </w:rPr>
       </w:pPr>
     </w:p>
     <w:tbl>
@@ -7243,6 +8200,9 @@
           <w:p>
             <w:pPr>
               <w:spacing w:after="100"/>
+              <w:rPr>
+                <w:rFonts w:hint="eastAsia"/>
+              </w:rPr>
             </w:pPr>
             <w:r>
               <w:rPr>
@@ -7255,6 +8215,9 @@
           <w:p>
             <w:pPr>
               <w:spacing w:after="0"/>
+              <w:rPr>
+                <w:rFonts w:hint="eastAsia"/>
+              </w:rPr>
             </w:pPr>
             <w:r>
               <w:rPr>
@@ -7269,9 +8232,17 @@
     <w:p>
       <w:pPr>
         <w:spacing w:after="0"/>
+        <w:rPr>
+          <w:rFonts w:hint="eastAsia"/>
+        </w:rPr>
       </w:pPr>
     </w:p>
     <w:p>
+      <w:pPr>
+        <w:rPr>
+          <w:rFonts w:hint="eastAsia"/>
+        </w:rPr>
+      </w:pPr>
       <w:r>
         <w:br w:type="page"/>
       </w:r>
@@ -7294,6 +8265,11 @@
       </w:r>
     </w:p>
     <w:p>
+      <w:pPr>
+        <w:rPr>
+          <w:rFonts w:hint="eastAsia"/>
+        </w:rPr>
+      </w:pPr>
       <w:r>
         <w:t>Model behavior was examined with SHAP, LIME, partial dependence plots, individual conditional expectation curves and permutation importance. The strongest signals included previous-day consumption, the seven-day exponentially weighted history, annual seasonality, recent rolling maxima and previous-day voltage variability. These explanations describe statistical associations and should not be interpreted as causal relationships.</w:t>
       </w:r>
@@ -7307,6 +8283,11 @@
       </w:r>
     </w:p>
     <w:p>
+      <w:pPr>
+        <w:rPr>
+          <w:rFonts w:hint="eastAsia"/>
+        </w:rPr>
+      </w:pPr>
       <w:r>
         <w:t>Leakage controls passed: splits were chronological, target and warning outcomes were excluded from predictors, consumption-derived variables used lagged or shifted windows, scaling occurred inside the Ridge pipeline, and XGBoost was selected before final testing. Training, validation and test MAE were 4.8782, 4.0415 and 3.7232 kWh respectively. The result does not show classic overfitting, although geographic transfer and temporal drift remain major risks.</w:t>
       </w:r>
@@ -7323,13 +8304,16 @@
       <w:pPr>
         <w:keepNext/>
         <w:jc w:val="center"/>
+        <w:rPr>
+          <w:rFonts w:hint="eastAsia"/>
+        </w:rPr>
       </w:pPr>
       <w:r>
         <w:rPr>
           <w:noProof/>
         </w:rPr>
         <w:drawing>
-          <wp:inline distT="0" distB="0" distL="0" distR="0" wp14:anchorId="178F2621" wp14:editId="69B67303">
+          <wp:inline distT="0" distB="0" distL="0" distR="0" wp14:anchorId="7D952D46" wp14:editId="5EF6D7C1">
             <wp:extent cx="6126480" cy="3225945"/>
             <wp:effectExtent l="0" t="0" r="0" b="0"/>
             <wp:docPr id="4" name="Picture 4"/>
@@ -7369,6 +8353,9 @@
       <w:pPr>
         <w:spacing w:before="60" w:after="180"/>
         <w:jc w:val="center"/>
+        <w:rPr>
+          <w:rFonts w:hint="eastAsia"/>
+        </w:rPr>
       </w:pPr>
       <w:r>
         <w:rPr>
@@ -7380,6 +8367,11 @@
       </w:r>
     </w:p>
     <w:p>
+      <w:pPr>
+        <w:rPr>
+          <w:rFonts w:hint="eastAsia"/>
+        </w:rPr>
+      </w:pPr>
       <w:r>
         <w:t>Test MAE was 3.1358 kWh on normal days and 7.5540 kWh on high-consumption days. The model underpredicted 91.3 percent of high-consumption days. Weekend MAE was also higher than weekday MAE. These operational groups reveal robustness problems, but they are not protected demographic groups.</w:t>
       </w:r>
@@ -7393,6 +8385,11 @@
       </w:r>
     </w:p>
     <w:p>
+      <w:pPr>
+        <w:rPr>
+          <w:rFonts w:hint="eastAsia"/>
+        </w:rPr>
+      </w:pPr>
       <w:r>
         <w:t>The source data contains no gender, race, age, income or socioeconomic-status fields and represents only one anonymous household. Demographic parity, equalized odds and disparate impact therefore cannot be validly estimated for protected groups. No sensitive labels were inferred. Fairness-style calculations across season, weekday or weekend and consumption bands were used only as operational diagnostics and must not be presented as evidence of demographic fairness.</w:t>
       </w:r>
@@ -7439,6 +8436,9 @@
           <w:p>
             <w:pPr>
               <w:spacing w:after="0"/>
+              <w:rPr>
+                <w:rFonts w:hint="eastAsia"/>
+              </w:rPr>
             </w:pPr>
             <w:r>
               <w:rPr>
@@ -7466,6 +8466,9 @@
           <w:p>
             <w:pPr>
               <w:spacing w:after="0"/>
+              <w:rPr>
+                <w:rFonts w:hint="eastAsia"/>
+              </w:rPr>
             </w:pPr>
             <w:r>
               <w:rPr>
@@ -7492,6 +8495,9 @@
           <w:p>
             <w:pPr>
               <w:spacing w:after="0"/>
+              <w:rPr>
+                <w:rFonts w:hint="eastAsia"/>
+              </w:rPr>
             </w:pPr>
             <w:r>
               <w:rPr>
@@ -7523,6 +8529,9 @@
           <w:p>
             <w:pPr>
               <w:spacing w:after="0"/>
+              <w:rPr>
+                <w:rFonts w:hint="eastAsia"/>
+              </w:rPr>
             </w:pPr>
             <w:r>
               <w:rPr>
@@ -7546,6 +8555,9 @@
           <w:p>
             <w:pPr>
               <w:spacing w:after="0"/>
+              <w:rPr>
+                <w:rFonts w:hint="eastAsia"/>
+              </w:rPr>
             </w:pPr>
             <w:r>
               <w:rPr>
@@ -7569,6 +8581,9 @@
           <w:p>
             <w:pPr>
               <w:spacing w:after="0"/>
+              <w:rPr>
+                <w:rFonts w:hint="eastAsia"/>
+              </w:rPr>
             </w:pPr>
             <w:r>
               <w:rPr>
@@ -7599,6 +8614,9 @@
           <w:p>
             <w:pPr>
               <w:spacing w:after="0"/>
+              <w:rPr>
+                <w:rFonts w:hint="eastAsia"/>
+              </w:rPr>
             </w:pPr>
             <w:r>
               <w:rPr>
@@ -7623,6 +8641,9 @@
           <w:p>
             <w:pPr>
               <w:spacing w:after="0"/>
+              <w:rPr>
+                <w:rFonts w:hint="eastAsia"/>
+              </w:rPr>
             </w:pPr>
             <w:r>
               <w:rPr>
@@ -7647,6 +8668,9 @@
           <w:p>
             <w:pPr>
               <w:spacing w:after="0"/>
+              <w:rPr>
+                <w:rFonts w:hint="eastAsia"/>
+              </w:rPr>
             </w:pPr>
             <w:r>
               <w:rPr>
@@ -7676,6 +8700,9 @@
           <w:p>
             <w:pPr>
               <w:spacing w:after="0"/>
+              <w:rPr>
+                <w:rFonts w:hint="eastAsia"/>
+              </w:rPr>
             </w:pPr>
             <w:r>
               <w:rPr>
@@ -7699,6 +8726,9 @@
           <w:p>
             <w:pPr>
               <w:spacing w:after="0"/>
+              <w:rPr>
+                <w:rFonts w:hint="eastAsia"/>
+              </w:rPr>
             </w:pPr>
             <w:r>
               <w:rPr>
@@ -7722,6 +8752,9 @@
           <w:p>
             <w:pPr>
               <w:spacing w:after="0"/>
+              <w:rPr>
+                <w:rFonts w:hint="eastAsia"/>
+              </w:rPr>
             </w:pPr>
             <w:r>
               <w:rPr>
@@ -7752,6 +8785,9 @@
           <w:p>
             <w:pPr>
               <w:spacing w:after="0"/>
+              <w:rPr>
+                <w:rFonts w:hint="eastAsia"/>
+              </w:rPr>
             </w:pPr>
             <w:r>
               <w:rPr>
@@ -7776,6 +8812,9 @@
           <w:p>
             <w:pPr>
               <w:spacing w:after="0"/>
+              <w:rPr>
+                <w:rFonts w:hint="eastAsia"/>
+              </w:rPr>
             </w:pPr>
             <w:r>
               <w:rPr>
@@ -7800,6 +8839,9 @@
           <w:p>
             <w:pPr>
               <w:spacing w:after="0"/>
+              <w:rPr>
+                <w:rFonts w:hint="eastAsia"/>
+              </w:rPr>
             </w:pPr>
             <w:r>
               <w:rPr>
@@ -7829,6 +8871,9 @@
           <w:p>
             <w:pPr>
               <w:spacing w:after="0"/>
+              <w:rPr>
+                <w:rFonts w:hint="eastAsia"/>
+              </w:rPr>
             </w:pPr>
             <w:r>
               <w:rPr>
@@ -7852,6 +8897,9 @@
           <w:p>
             <w:pPr>
               <w:spacing w:after="0"/>
+              <w:rPr>
+                <w:rFonts w:hint="eastAsia"/>
+              </w:rPr>
             </w:pPr>
             <w:r>
               <w:rPr>
@@ -7875,6 +8923,9 @@
           <w:p>
             <w:pPr>
               <w:spacing w:after="0"/>
+              <w:rPr>
+                <w:rFonts w:hint="eastAsia"/>
+              </w:rPr>
             </w:pPr>
             <w:r>
               <w:rPr>
@@ -7905,6 +8956,9 @@
           <w:p>
             <w:pPr>
               <w:spacing w:after="0"/>
+              <w:rPr>
+                <w:rFonts w:hint="eastAsia"/>
+              </w:rPr>
             </w:pPr>
             <w:r>
               <w:rPr>
@@ -7929,6 +8983,9 @@
           <w:p>
             <w:pPr>
               <w:spacing w:after="0"/>
+              <w:rPr>
+                <w:rFonts w:hint="eastAsia"/>
+              </w:rPr>
             </w:pPr>
             <w:r>
               <w:rPr>
@@ -7953,6 +9010,9 @@
           <w:p>
             <w:pPr>
               <w:spacing w:after="0"/>
+              <w:rPr>
+                <w:rFonts w:hint="eastAsia"/>
+              </w:rPr>
             </w:pPr>
             <w:r>
               <w:rPr>
@@ -7967,9 +9027,17 @@
     <w:p>
       <w:pPr>
         <w:spacing w:after="0"/>
+        <w:rPr>
+          <w:rFonts w:hint="eastAsia"/>
+        </w:rPr>
       </w:pPr>
     </w:p>
     <w:p>
+      <w:pPr>
+        <w:rPr>
+          <w:rFonts w:hint="eastAsia"/>
+        </w:rPr>
+      </w:pPr>
       <w:r>
         <w:br w:type="page"/>
       </w:r>
@@ -7992,6 +9060,11 @@
       </w:r>
     </w:p>
     <w:p>
+      <w:pPr>
+        <w:rPr>
+          <w:rFonts w:hint="eastAsia"/>
+        </w:rPr>
+      </w:pPr>
       <w:r>
         <w:t>The proof of concept translates the forecasting pipeline into a household-facing monitoring experience. Its role is to make historical consumption and model uncertainty visible early enough for a user to review behavior. It is not a utility billing portal and does not control appliances automatically.</w:t>
       </w:r>
@@ -8000,16 +9073,19 @@
       <w:pPr>
         <w:keepNext/>
         <w:jc w:val="center"/>
+        <w:rPr>
+          <w:rFonts w:hint="eastAsia"/>
+        </w:rPr>
       </w:pPr>
       <w:r>
         <w:rPr>
           <w:noProof/>
         </w:rPr>
         <w:drawing>
-          <wp:inline distT="0" distB="0" distL="0" distR="0" wp14:anchorId="17673A2F" wp14:editId="6E2FD112">
-            <wp:extent cx="6446520" cy="3559039"/>
+          <wp:inline distT="0" distB="0" distL="0" distR="0" wp14:anchorId="3EBFF4BC" wp14:editId="651CA02B">
+            <wp:extent cx="6446520" cy="3626168"/>
             <wp:effectExtent l="0" t="0" r="0" b="0"/>
-            <wp:docPr id="5" name="Picture 5"/>
+            <wp:docPr id="8" name="Picture 8" descr="Dockerized Dash proof-of-concept showing CSV or Excel upload, manual daily readings, next-day XGBoost forecast, 90 percent prediction band, HIGH advisory, estimated PHP cost, historical consumption chart and responsible-use notice." title="Final Household Energy Monitor proof-of-concept dashboard"/>
             <wp:cNvGraphicFramePr>
               <a:graphicFrameLocks xmlns:a="http://schemas.openxmlformats.org/drawingml/2006/main" noChangeAspect="1"/>
             </wp:cNvGraphicFramePr>
@@ -8017,7 +9093,7 @@
               <a:graphicData uri="http://schemas.openxmlformats.org/drawingml/2006/picture">
                 <pic:pic xmlns:pic="http://schemas.openxmlformats.org/drawingml/2006/picture">
                   <pic:nvPicPr>
-                    <pic:cNvPr id="0" name="dashboard_poc.png"/>
+                    <pic:cNvPr id="0" name="report_dashboard_final.png"/>
                     <pic:cNvPicPr/>
                   </pic:nvPicPr>
                   <pic:blipFill>
@@ -8029,7 +9105,7 @@
                   <pic:spPr>
                     <a:xfrm>
                       <a:off x="0" y="0"/>
-                      <a:ext cx="6446520" cy="3559039"/>
+                      <a:ext cx="6446520" cy="3626168"/>
                     </a:xfrm>
                     <a:prstGeom prst="rect">
                       <a:avLst/>
@@ -8046,14 +9122,15 @@
       <w:pPr>
         <w:spacing w:before="60" w:after="180"/>
         <w:jc w:val="center"/>
+        <w:rPr>
+          <w:rFonts w:hint="eastAsia"/>
+        </w:rPr>
       </w:pPr>
       <w:r>
         <w:rPr>
           <w:i/>
-          <w:color w:val="66727D"/>
-          <w:sz w:val="17"/>
         </w:rPr>
-        <w:t>Figure 5. Illustrative dashboard proof of concept using example display values.</w:t>
+        <w:t>Figure 5. Final Dockerized Dash proof-of-concept dashboard using the included demonstration data.</w:t>
       </w:r>
     </w:p>
     <w:p>
@@ -8105,13 +9182,14 @@
           </w:tcPr>
           <w:p>
             <w:pPr>
-              <w:spacing w:after="0"/>
+              <w:rPr>
+                <w:rFonts w:hint="eastAsia"/>
+              </w:rPr>
             </w:pPr>
             <w:r>
               <w:rPr>
                 <w:b/>
                 <w:color w:val="FFFFFF"/>
-                <w:sz w:val="16"/>
               </w:rPr>
               <w:t>Component</w:t>
             </w:r>
@@ -8131,15 +9209,16 @@
           </w:tcPr>
           <w:p>
             <w:pPr>
-              <w:spacing w:after="0"/>
+              <w:rPr>
+                <w:rFonts w:hint="eastAsia"/>
+              </w:rPr>
             </w:pPr>
             <w:r>
               <w:rPr>
                 <w:b/>
                 <w:color w:val="FFFFFF"/>
-                <w:sz w:val="16"/>
-              </w:rPr>
-              <w:t>Displayed information</w:t>
+              </w:rPr>
+              <w:t>Implemented behavior</w:t>
             </w:r>
           </w:p>
         </w:tc>
@@ -8157,15 +9236,16 @@
           </w:tcPr>
           <w:p>
             <w:pPr>
-              <w:spacing w:after="0"/>
+              <w:rPr>
+                <w:rFonts w:hint="eastAsia"/>
+              </w:rPr>
             </w:pPr>
             <w:r>
               <w:rPr>
                 <w:b/>
                 <w:color w:val="FFFFFF"/>
-                <w:sz w:val="16"/>
-              </w:rPr>
-              <w:t>Decision supported</w:t>
+              </w:rPr>
+              <w:t>User purpose</w:t>
             </w:r>
           </w:p>
         </w:tc>
@@ -8188,13 +9268,12 @@
           </w:tcPr>
           <w:p>
             <w:pPr>
-              <w:spacing w:after="0"/>
-            </w:pPr>
-            <w:r>
-              <w:rPr>
-                <w:sz w:val="16"/>
-              </w:rPr>
-              <w:t>Consumption summary</w:t>
+              <w:rPr>
+                <w:rFonts w:hint="eastAsia"/>
+              </w:rPr>
+            </w:pPr>
+            <w:r>
+              <w:t>Reading input</w:t>
             </w:r>
           </w:p>
         </w:tc>
@@ -8211,13 +9290,12 @@
           </w:tcPr>
           <w:p>
             <w:pPr>
-              <w:spacing w:after="0"/>
-            </w:pPr>
-            <w:r>
-              <w:rPr>
-                <w:sz w:val="16"/>
-              </w:rPr>
-              <w:t>Yesterday month-to-date and recent average kWh</w:t>
+              <w:rPr>
+                <w:rFonts w:hint="eastAsia"/>
+              </w:rPr>
+            </w:pPr>
+            <w:r>
+              <w:t>CSV or Excel upload plus manual date, daily kWh and optional voltage variability</w:t>
             </w:r>
           </w:p>
         </w:tc>
@@ -8234,13 +9312,12 @@
           </w:tcPr>
           <w:p>
             <w:pPr>
-              <w:spacing w:after="0"/>
-            </w:pPr>
-            <w:r>
-              <w:rPr>
-                <w:sz w:val="16"/>
-              </w:rPr>
-              <w:t>Understand current use</w:t>
+              <w:rPr>
+                <w:rFonts w:hint="eastAsia"/>
+              </w:rPr>
+            </w:pPr>
+            <w:r>
+              <w:t>Use exported meter data or enter readings without changing code</w:t>
             </w:r>
           </w:p>
         </w:tc>
@@ -8264,13 +9341,12 @@
           </w:tcPr>
           <w:p>
             <w:pPr>
-              <w:spacing w:after="0"/>
-            </w:pPr>
-            <w:r>
-              <w:rPr>
-                <w:sz w:val="16"/>
-              </w:rPr>
-              <w:t>Next-day forecast</w:t>
+              <w:rPr>
+                <w:rFonts w:hint="eastAsia"/>
+              </w:rPr>
+            </w:pPr>
+            <w:r>
+              <w:t>Input normalization</w:t>
             </w:r>
           </w:p>
         </w:tc>
@@ -8288,13 +9364,12 @@
           </w:tcPr>
           <w:p>
             <w:pPr>
-              <w:spacing w:after="0"/>
-            </w:pPr>
-            <w:r>
-              <w:rPr>
-                <w:sz w:val="16"/>
-              </w:rPr>
-              <w:t>Predicted kWh and calibrated interval</w:t>
+              <w:rPr>
+                <w:rFonts w:hint="eastAsia"/>
+              </w:rPr>
+            </w:pPr>
+            <w:r>
+              <w:t>Daily kWh, cumulative meter, timestamped power and original UCI minute-reading formats</w:t>
             </w:r>
           </w:p>
         </w:tc>
@@ -8312,13 +9387,12 @@
           </w:tcPr>
           <w:p>
             <w:pPr>
-              <w:spacing w:after="0"/>
-            </w:pPr>
-            <w:r>
-              <w:rPr>
-                <w:sz w:val="16"/>
-              </w:rPr>
-              <w:t>Plan discretionary use</w:t>
+              <w:rPr>
+                <w:rFonts w:hint="eastAsia"/>
+              </w:rPr>
+            </w:pPr>
+            <w:r>
+              <w:t>Convert supported sources into a consistent daily history</w:t>
             </w:r>
           </w:p>
         </w:tc>
@@ -8341,13 +9415,12 @@
           </w:tcPr>
           <w:p>
             <w:pPr>
-              <w:spacing w:after="0"/>
-            </w:pPr>
-            <w:r>
-              <w:rPr>
-                <w:sz w:val="16"/>
-              </w:rPr>
-              <w:t>Historical trend</w:t>
+              <w:rPr>
+                <w:rFonts w:hint="eastAsia"/>
+              </w:rPr>
+            </w:pPr>
+            <w:r>
+              <w:t>History validation</w:t>
             </w:r>
           </w:p>
         </w:tc>
@@ -8364,13 +9437,12 @@
           </w:tcPr>
           <w:p>
             <w:pPr>
-              <w:spacing w:after="0"/>
-            </w:pPr>
-            <w:r>
-              <w:rPr>
-                <w:sz w:val="16"/>
-              </w:rPr>
-              <w:t>Daily consumption with rolling baseline</w:t>
+              <w:rPr>
+                <w:rFonts w:hint="eastAsia"/>
+              </w:rPr>
+            </w:pPr>
+            <w:r>
+              <w:t>At least 30 consecutive daily readings are required for rolling and lag features</w:t>
             </w:r>
           </w:p>
         </w:tc>
@@ -8387,13 +9459,12 @@
           </w:tcPr>
           <w:p>
             <w:pPr>
-              <w:spacing w:after="0"/>
-            </w:pPr>
-            <w:r>
-              <w:rPr>
-                <w:sz w:val="16"/>
-              </w:rPr>
-              <w:t>Recognize changes and seasonality</w:t>
+              <w:rPr>
+                <w:rFonts w:hint="eastAsia"/>
+              </w:rPr>
+            </w:pPr>
+            <w:r>
+              <w:t>Prevent a forecast when the required feature history is incomplete</w:t>
             </w:r>
           </w:p>
         </w:tc>
@@ -8417,13 +9488,12 @@
           </w:tcPr>
           <w:p>
             <w:pPr>
-              <w:spacing w:after="0"/>
-            </w:pPr>
-            <w:r>
-              <w:rPr>
-                <w:sz w:val="16"/>
-              </w:rPr>
-              <w:t>Advisory level</w:t>
+              <w:rPr>
+                <w:rFonts w:hint="eastAsia"/>
+              </w:rPr>
+            </w:pPr>
+            <w:r>
+              <w:t>Next-day forecast</w:t>
             </w:r>
           </w:p>
         </w:tc>
@@ -8441,13 +9511,12 @@
           </w:tcPr>
           <w:p>
             <w:pPr>
-              <w:spacing w:after="0"/>
-            </w:pPr>
-            <w:r>
-              <w:rPr>
-                <w:sz w:val="16"/>
-              </w:rPr>
-              <w:t>Normal Watch Moderate or High</w:t>
+              <w:rPr>
+                <w:rFonts w:hint="eastAsia"/>
+              </w:rPr>
+            </w:pPr>
+            <w:r>
+              <w:t>Predicted kWh from saved model version step4-xgboost-1.0.0</w:t>
             </w:r>
           </w:p>
         </w:tc>
@@ -8465,13 +9534,12 @@
           </w:tcPr>
           <w:p>
             <w:pPr>
-              <w:spacing w:after="0"/>
-            </w:pPr>
-            <w:r>
-              <w:rPr>
-                <w:sz w:val="16"/>
-              </w:rPr>
-              <w:t>Prioritize attention without claiming certainty</w:t>
+              <w:rPr>
+                <w:rFonts w:hint="eastAsia"/>
+              </w:rPr>
+            </w:pPr>
+            <w:r>
+              <w:t>Plan the following day's discretionary electricity use</w:t>
             </w:r>
           </w:p>
         </w:tc>
@@ -8494,13 +9562,13 @@
           </w:tcPr>
           <w:p>
             <w:pPr>
-              <w:spacing w:after="0"/>
-            </w:pPr>
-            <w:r>
-              <w:rPr>
-                <w:sz w:val="16"/>
-              </w:rPr>
-              <w:t>Forecast drivers</w:t>
+              <w:rPr>
+                <w:rFonts w:hint="eastAsia"/>
+              </w:rPr>
+            </w:pPr>
+            <w:r>
+              <w:lastRenderedPageBreak/>
+              <w:t>Prediction uncertainty</w:t>
             </w:r>
           </w:p>
         </w:tc>
@@ -8517,13 +9585,12 @@
           </w:tcPr>
           <w:p>
             <w:pPr>
-              <w:spacing w:after="0"/>
-            </w:pPr>
-            <w:r>
-              <w:rPr>
-                <w:sz w:val="16"/>
-              </w:rPr>
-              <w:t>Top SHAP or model-based contributors</w:t>
+              <w:rPr>
+                <w:rFonts w:hint="eastAsia"/>
+              </w:rPr>
+            </w:pPr>
+            <w:r>
+              <w:t>90% prediction band displayed beside the point forecast</w:t>
             </w:r>
           </w:p>
         </w:tc>
@@ -8540,13 +9607,12 @@
           </w:tcPr>
           <w:p>
             <w:pPr>
-              <w:spacing w:after="0"/>
-            </w:pPr>
-            <w:r>
-              <w:rPr>
-                <w:sz w:val="16"/>
-              </w:rPr>
-              <w:t>Understand why the estimate changed</w:t>
+              <w:rPr>
+                <w:rFonts w:hint="eastAsia"/>
+              </w:rPr>
+            </w:pPr>
+            <w:r>
+              <w:t>Interpret the estimate with its expected uncertainty</w:t>
             </w:r>
           </w:p>
         </w:tc>
@@ -8570,13 +9636,12 @@
           </w:tcPr>
           <w:p>
             <w:pPr>
-              <w:spacing w:after="0"/>
-            </w:pPr>
-            <w:r>
-              <w:rPr>
-                <w:sz w:val="16"/>
-              </w:rPr>
-              <w:t>Appliance monitor</w:t>
+              <w:rPr>
+                <w:rFonts w:hint="eastAsia"/>
+              </w:rPr>
+            </w:pPr>
+            <w:r>
+              <w:t>Advisory level</w:t>
             </w:r>
           </w:p>
         </w:tc>
@@ -8594,13 +9659,12 @@
           </w:tcPr>
           <w:p>
             <w:pPr>
-              <w:spacing w:after="0"/>
-            </w:pPr>
-            <w:r>
-              <w:rPr>
-                <w:sz w:val="16"/>
-              </w:rPr>
-              <w:t>Per-device watts kWh runtime and standby pattern when available</w:t>
+              <w:rPr>
+                <w:rFonts w:hint="eastAsia"/>
+              </w:rPr>
+            </w:pPr>
+            <w:r>
+              <w:t>NORMAL, WATCH, MODERATE or HIGH based on forecast utilization of the configured threshold</w:t>
             </w:r>
           </w:p>
         </w:tc>
@@ -8618,13 +9682,12 @@
           </w:tcPr>
           <w:p>
             <w:pPr>
-              <w:spacing w:after="0"/>
-            </w:pPr>
-            <w:r>
-              <w:rPr>
-                <w:sz w:val="16"/>
-              </w:rPr>
-              <w:t>Identify major connected loads</w:t>
+              <w:rPr>
+                <w:rFonts w:hint="eastAsia"/>
+              </w:rPr>
+            </w:pPr>
+            <w:r>
+              <w:t>Prioritize attention without claiming a dependable bill-shock alarm</w:t>
             </w:r>
           </w:p>
         </w:tc>
@@ -8647,13 +9710,12 @@
           </w:tcPr>
           <w:p>
             <w:pPr>
-              <w:spacing w:after="0"/>
-            </w:pPr>
-            <w:r>
-              <w:rPr>
-                <w:sz w:val="16"/>
-              </w:rPr>
-              <w:t>Personal limit</w:t>
+              <w:rPr>
+                <w:rFonts w:hint="eastAsia"/>
+              </w:rPr>
+            </w:pPr>
+            <w:r>
+              <w:t>Cost estimate</w:t>
             </w:r>
           </w:p>
         </w:tc>
@@ -8670,13 +9732,12 @@
           </w:tcPr>
           <w:p>
             <w:pPr>
-              <w:spacing w:after="0"/>
-            </w:pPr>
-            <w:r>
-              <w:rPr>
-                <w:sz w:val="16"/>
-              </w:rPr>
-              <w:t>User-configurable daily kWh threshold</w:t>
+              <w:rPr>
+                <w:rFonts w:hint="eastAsia"/>
+              </w:rPr>
+            </w:pPr>
+            <w:r>
+              <w:t>Estimated daily and projected 30-day cost using a user-entered PHP per kWh rate</w:t>
             </w:r>
           </w:p>
         </w:tc>
@@ -8693,13 +9754,12 @@
           </w:tcPr>
           <w:p>
             <w:pPr>
-              <w:spacing w:after="0"/>
-            </w:pPr>
-            <w:r>
-              <w:rPr>
-                <w:sz w:val="16"/>
-              </w:rPr>
-              <w:t>Reflect household preferences</w:t>
+              <w:rPr>
+                <w:rFonts w:hint="eastAsia"/>
+              </w:rPr>
+            </w:pPr>
+            <w:r>
+              <w:t>View an illustrative, explicitly non-official cost estimate</w:t>
             </w:r>
           </w:p>
         </w:tc>
@@ -8723,13 +9783,12 @@
           </w:tcPr>
           <w:p>
             <w:pPr>
-              <w:spacing w:after="0"/>
-            </w:pPr>
-            <w:r>
-              <w:rPr>
-                <w:sz w:val="16"/>
-              </w:rPr>
-              <w:t>Cost estimate</w:t>
+              <w:rPr>
+                <w:rFonts w:hint="eastAsia"/>
+              </w:rPr>
+            </w:pPr>
+            <w:r>
+              <w:t>Trend and responsible use</w:t>
             </w:r>
           </w:p>
         </w:tc>
@@ -8747,13 +9806,12 @@
           </w:tcPr>
           <w:p>
             <w:pPr>
-              <w:spacing w:after="0"/>
-            </w:pPr>
-            <w:r>
-              <w:rPr>
-                <w:sz w:val="16"/>
-              </w:rPr>
-              <w:t>Forecast times user-provided rate</w:t>
+              <w:rPr>
+                <w:rFonts w:hint="eastAsia"/>
+              </w:rPr>
+            </w:pPr>
+            <w:r>
+              <w:t>Daily history chart, forecast point, baseline explanation and limitations</w:t>
             </w:r>
           </w:p>
         </w:tc>
@@ -8771,13 +9829,12 @@
           </w:tcPr>
           <w:p>
             <w:pPr>
-              <w:spacing w:after="0"/>
-            </w:pPr>
-            <w:r>
-              <w:rPr>
-                <w:sz w:val="16"/>
-              </w:rPr>
-              <w:t>Provide an explicitly non-official estimate</w:t>
+              <w:rPr>
+                <w:rFonts w:hint="eastAsia"/>
+              </w:rPr>
+            </w:pPr>
+            <w:r>
+              <w:t>Compare recent use with the forecast and understand the POC's limits</w:t>
             </w:r>
           </w:p>
         </w:tc>
@@ -8786,20 +9843,30 @@
     <w:p>
       <w:pPr>
         <w:spacing w:after="0"/>
+        <w:rPr>
+          <w:rFonts w:hint="eastAsia"/>
+        </w:rPr>
       </w:pPr>
+      <w:r>
+        <w:t>In the included demonstration, the saved model forecasts 28.03 kWh for the next day, with a 90% prediction band of 19.35-36.71 kWh. The forecast is 102.4% of the configured 27.38 kWh high-use threshold, producing a HIGH advisory. At PHP 13.00 per kWh, the illustrative daily estimate is PHP 364.38. These values demonstrate the application workflow and are not an official Meralco bill.</w:t>
+      </w:r>
     </w:p>
     <w:p>
       <w:pPr>
         <w:pStyle w:val="Heading2"/>
       </w:pPr>
       <w:r>
-        <w:lastRenderedPageBreak/>
-        <w:t>7.3 Proposed advisory logic</w:t>
+        <w:t>7.3 Implemented advisory logic</w:t>
       </w:r>
     </w:p>
     <w:p>
+      <w:pPr>
+        <w:rPr>
+          <w:rFonts w:hint="eastAsia"/>
+        </w:rPr>
+      </w:pPr>
       <w:r>
-        <w:t>The evaluated high-use definition remains a forecast above 120 percent of the preceding 30-day mean. The dashboard may also present lower advisory tiers for user awareness, but their boundaries are provisional user-experience settings rather than validated safety thresholds. A user-defined daily limit can operate alongside the rolling baseline.</w:t>
+        <w:t>The application sets the high-use threshold at 120 percent of the preceding 30-day mean. It then compares the point forecast with that threshold: below 80 percent is NORMAL, 80 to below 90 percent is WATCH, 90 to below 100 percent is MODERATE, and 100 percent or higher is HIGH. These configurable tiers support user awareness; they are not validated safety thresholds or a dependable bill-shock alarm.</w:t>
       </w:r>
     </w:p>
     <w:tbl>
@@ -8843,13 +9910,14 @@
           </w:tcPr>
           <w:p>
             <w:pPr>
-              <w:spacing w:after="0"/>
+              <w:rPr>
+                <w:rFonts w:hint="eastAsia"/>
+              </w:rPr>
             </w:pPr>
             <w:r>
               <w:rPr>
                 <w:b/>
                 <w:color w:val="FFFFFF"/>
-                <w:sz w:val="16"/>
               </w:rPr>
               <w:t>Level</w:t>
             </w:r>
@@ -8869,15 +9937,16 @@
           </w:tcPr>
           <w:p>
             <w:pPr>
-              <w:spacing w:after="0"/>
+              <w:rPr>
+                <w:rFonts w:hint="eastAsia"/>
+              </w:rPr>
             </w:pPr>
             <w:r>
               <w:rPr>
                 <w:b/>
                 <w:color w:val="FFFFFF"/>
-                <w:sz w:val="16"/>
-              </w:rPr>
-              <w:t>Illustrative rule</w:t>
+              </w:rPr>
+              <w:t>Implemented rule</w:t>
             </w:r>
           </w:p>
         </w:tc>
@@ -8895,15 +9964,16 @@
           </w:tcPr>
           <w:p>
             <w:pPr>
-              <w:spacing w:after="0"/>
+              <w:rPr>
+                <w:rFonts w:hint="eastAsia"/>
+              </w:rPr>
             </w:pPr>
             <w:r>
               <w:rPr>
                 <w:b/>
                 <w:color w:val="FFFFFF"/>
-                <w:sz w:val="16"/>
-              </w:rPr>
-              <w:t>Message</w:t>
+              </w:rPr>
+              <w:t>Interpretation</w:t>
             </w:r>
           </w:p>
         </w:tc>
@@ -8926,13 +9996,12 @@
           </w:tcPr>
           <w:p>
             <w:pPr>
-              <w:spacing w:after="0"/>
-            </w:pPr>
-            <w:r>
-              <w:rPr>
-                <w:sz w:val="16"/>
-              </w:rPr>
-              <w:t>Normal</w:t>
+              <w:rPr>
+                <w:rFonts w:hint="eastAsia"/>
+              </w:rPr>
+            </w:pPr>
+            <w:r>
+              <w:t>NORMAL</w:t>
             </w:r>
           </w:p>
         </w:tc>
@@ -8949,13 +10018,12 @@
           </w:tcPr>
           <w:p>
             <w:pPr>
-              <w:spacing w:after="0"/>
-            </w:pPr>
-            <w:r>
-              <w:rPr>
-                <w:sz w:val="16"/>
-              </w:rPr>
-              <w:t>Forecast below recent mean and personal limit</w:t>
+              <w:rPr>
+                <w:rFonts w:hint="eastAsia"/>
+              </w:rPr>
+            </w:pPr>
+            <w:r>
+              <w:t>Forecast is below 80% of the high-use threshold</w:t>
             </w:r>
           </w:p>
         </w:tc>
@@ -8972,13 +10040,12 @@
           </w:tcPr>
           <w:p>
             <w:pPr>
-              <w:spacing w:after="0"/>
-            </w:pPr>
-            <w:r>
-              <w:rPr>
-                <w:sz w:val="16"/>
-              </w:rPr>
-              <w:t>Usage is within the recent pattern</w:t>
+              <w:rPr>
+                <w:rFonts w:hint="eastAsia"/>
+              </w:rPr>
+            </w:pPr>
+            <w:r>
+              <w:t>Usage is below the early-awareness range</w:t>
             </w:r>
           </w:p>
         </w:tc>
@@ -9002,13 +10069,12 @@
           </w:tcPr>
           <w:p>
             <w:pPr>
-              <w:spacing w:after="0"/>
-            </w:pPr>
-            <w:r>
-              <w:rPr>
-                <w:sz w:val="16"/>
-              </w:rPr>
-              <w:t>Watch</w:t>
+              <w:rPr>
+                <w:rFonts w:hint="eastAsia"/>
+              </w:rPr>
+            </w:pPr>
+            <w:r>
+              <w:t>WATCH</w:t>
             </w:r>
           </w:p>
         </w:tc>
@@ -9026,13 +10092,12 @@
           </w:tcPr>
           <w:p>
             <w:pPr>
-              <w:spacing w:after="0"/>
-            </w:pPr>
-            <w:r>
-              <w:rPr>
-                <w:sz w:val="16"/>
-              </w:rPr>
-              <w:t>Forecast modestly above recent mean</w:t>
+              <w:rPr>
+                <w:rFonts w:hint="eastAsia"/>
+              </w:rPr>
+            </w:pPr>
+            <w:r>
+              <w:t>Forecast is 80% to below 90% of the high-use threshold</w:t>
             </w:r>
           </w:p>
         </w:tc>
@@ -9050,13 +10115,12 @@
           </w:tcPr>
           <w:p>
             <w:pPr>
-              <w:spacing w:after="0"/>
-            </w:pPr>
-            <w:r>
-              <w:rPr>
-                <w:sz w:val="16"/>
-              </w:rPr>
-              <w:t>Review planned appliance use</w:t>
+              <w:rPr>
+                <w:rFonts w:hint="eastAsia"/>
+              </w:rPr>
+            </w:pPr>
+            <w:r>
+              <w:t>Review planned discretionary use</w:t>
             </w:r>
           </w:p>
         </w:tc>
@@ -9079,13 +10143,12 @@
           </w:tcPr>
           <w:p>
             <w:pPr>
-              <w:spacing w:after="0"/>
-            </w:pPr>
-            <w:r>
-              <w:rPr>
-                <w:sz w:val="16"/>
-              </w:rPr>
-              <w:t>Moderate</w:t>
+              <w:rPr>
+                <w:rFonts w:hint="eastAsia"/>
+              </w:rPr>
+            </w:pPr>
+            <w:r>
+              <w:t>MODERATE</w:t>
             </w:r>
           </w:p>
         </w:tc>
@@ -9102,13 +10165,12 @@
           </w:tcPr>
           <w:p>
             <w:pPr>
-              <w:spacing w:after="0"/>
-            </w:pPr>
-            <w:r>
-              <w:rPr>
-                <w:sz w:val="16"/>
-              </w:rPr>
-              <w:t>Forecast approaching 120% of recent mean or personal limit</w:t>
+              <w:rPr>
+                <w:rFonts w:hint="eastAsia"/>
+              </w:rPr>
+            </w:pPr>
+            <w:r>
+              <w:t>Forecast is 90% to below 100% of the high-use threshold</w:t>
             </w:r>
           </w:p>
         </w:tc>
@@ -9125,13 +10187,12 @@
           </w:tcPr>
           <w:p>
             <w:pPr>
-              <w:spacing w:after="0"/>
-            </w:pPr>
-            <w:r>
-              <w:rPr>
-                <w:sz w:val="16"/>
-              </w:rPr>
-              <w:t>Consider reducing discretionary loads</w:t>
+              <w:rPr>
+                <w:rFonts w:hint="eastAsia"/>
+              </w:rPr>
+            </w:pPr>
+            <w:r>
+              <w:t>Consumption is approaching the high-use threshold</w:t>
             </w:r>
           </w:p>
         </w:tc>
@@ -9155,13 +10216,12 @@
           </w:tcPr>
           <w:p>
             <w:pPr>
-              <w:spacing w:after="0"/>
-            </w:pPr>
-            <w:r>
-              <w:rPr>
-                <w:sz w:val="16"/>
-              </w:rPr>
-              <w:t>High</w:t>
+              <w:rPr>
+                <w:rFonts w:hint="eastAsia"/>
+              </w:rPr>
+            </w:pPr>
+            <w:r>
+              <w:t>HIGH</w:t>
             </w:r>
           </w:p>
         </w:tc>
@@ -9179,13 +10239,12 @@
           </w:tcPr>
           <w:p>
             <w:pPr>
-              <w:spacing w:after="0"/>
-            </w:pPr>
-            <w:r>
-              <w:rPr>
-                <w:sz w:val="16"/>
-              </w:rPr>
-              <w:t>Forecast above 120% of recent mean or clearly above personal limit</w:t>
+              <w:rPr>
+                <w:rFonts w:hint="eastAsia"/>
+              </w:rPr>
+            </w:pPr>
+            <w:r>
+              <w:t>Forecast is at or above the high-use threshold</w:t>
             </w:r>
           </w:p>
         </w:tc>
@@ -9203,13 +10262,12 @@
           </w:tcPr>
           <w:p>
             <w:pPr>
-              <w:spacing w:after="0"/>
-            </w:pPr>
-            <w:r>
-              <w:rPr>
-                <w:sz w:val="16"/>
-              </w:rPr>
-              <w:t>High-use advisory with uncertainty shown</w:t>
+              <w:rPr>
+                <w:rFonts w:hint="eastAsia"/>
+              </w:rPr>
+            </w:pPr>
+            <w:r>
+              <w:t>High-use advisory with prediction uncertainty shown</w:t>
             </w:r>
           </w:p>
         </w:tc>
@@ -9218,6 +10276,9 @@
     <w:p>
       <w:pPr>
         <w:spacing w:after="0"/>
+        <w:rPr>
+          <w:rFonts w:hint="eastAsia"/>
+        </w:rPr>
       </w:pPr>
     </w:p>
     <w:tbl>
@@ -9248,6 +10309,9 @@
           <w:p>
             <w:pPr>
               <w:spacing w:after="100"/>
+              <w:rPr>
+                <w:rFonts w:hint="eastAsia"/>
+              </w:rPr>
             </w:pPr>
             <w:r>
               <w:rPr>
@@ -9260,6 +10324,9 @@
           <w:p>
             <w:pPr>
               <w:spacing w:after="0"/>
+              <w:rPr>
+                <w:rFonts w:hint="eastAsia"/>
+              </w:rPr>
             </w:pPr>
             <w:r>
               <w:rPr>
@@ -9274,6 +10341,9 @@
     <w:p>
       <w:pPr>
         <w:spacing w:after="0"/>
+        <w:rPr>
+          <w:rFonts w:hint="eastAsia"/>
+        </w:rPr>
       </w:pPr>
     </w:p>
     <w:p>
@@ -9281,23 +10351,27 @@
         <w:pStyle w:val="Heading2"/>
       </w:pPr>
       <w:r>
-        <w:t>7.4 Local proof-of-concept architecture</w:t>
+        <w:lastRenderedPageBreak/>
+        <w:t>7.4 Implemented local proof-of-concept architecture</w:t>
       </w:r>
     </w:p>
     <w:p>
       <w:pPr>
         <w:keepNext/>
         <w:jc w:val="center"/>
+        <w:rPr>
+          <w:rFonts w:hint="eastAsia"/>
+        </w:rPr>
       </w:pPr>
       <w:r>
         <w:rPr>
           <w:noProof/>
         </w:rPr>
         <w:drawing>
-          <wp:inline distT="0" distB="0" distL="0" distR="0" wp14:anchorId="3B74A1FD" wp14:editId="047749E5">
-            <wp:extent cx="6400800" cy="2883570"/>
+          <wp:inline distT="0" distB="0" distL="0" distR="0" wp14:anchorId="16398397" wp14:editId="3779F5E6">
+            <wp:extent cx="6446520" cy="2900934"/>
             <wp:effectExtent l="0" t="0" r="0" b="0"/>
-            <wp:docPr id="6" name="Picture 6"/>
+            <wp:docPr id="9" name="Picture 9" descr="CSV, Excel or manual input is normalized into daily kilowatt-hour history, transformed into lag and rolling features, passed to the saved XGBoost model, and presented in the Dash dashboard. Docker Compose, YAML configuration, a local JSON Lines monitoring log and a health endpoint support the local deployment." title="Implemented local proof-of-concept architecture"/>
             <wp:cNvGraphicFramePr>
               <a:graphicFrameLocks xmlns:a="http://schemas.openxmlformats.org/drawingml/2006/main" noChangeAspect="1"/>
             </wp:cNvGraphicFramePr>
@@ -9305,7 +10379,7 @@
               <a:graphicData uri="http://schemas.openxmlformats.org/drawingml/2006/picture">
                 <pic:pic xmlns:pic="http://schemas.openxmlformats.org/drawingml/2006/picture">
                   <pic:nvPicPr>
-                    <pic:cNvPr id="0" name="poc_architecture.png"/>
+                    <pic:cNvPr id="0" name="report_architecture_final.png"/>
                     <pic:cNvPicPr/>
                   </pic:nvPicPr>
                   <pic:blipFill>
@@ -9317,7 +10391,7 @@
                   <pic:spPr>
                     <a:xfrm>
                       <a:off x="0" y="0"/>
-                      <a:ext cx="6400800" cy="2883570"/>
+                      <a:ext cx="6446520" cy="2900934"/>
                     </a:xfrm>
                     <a:prstGeom prst="rect">
                       <a:avLst/>
@@ -9334,19 +10408,25 @@
       <w:pPr>
         <w:spacing w:before="60" w:after="180"/>
         <w:jc w:val="center"/>
+        <w:rPr>
+          <w:rFonts w:hint="eastAsia"/>
+        </w:rPr>
       </w:pPr>
       <w:r>
         <w:rPr>
           <w:i/>
-          <w:color w:val="66727D"/>
-          <w:sz w:val="17"/>
         </w:rPr>
-        <w:t>Figure 6. Proposed local-first flow from household measurements to advisory monitoring.</w:t>
+        <w:t>Figure 6. Implemented local Docker flow from household readings to forecast and advisory monitoring.</w:t>
       </w:r>
     </w:p>
     <w:p>
+      <w:pPr>
+        <w:rPr>
+          <w:rFonts w:hint="eastAsia"/>
+        </w:rPr>
+      </w:pPr>
       <w:r>
-        <w:t>A practical local application can be implemented with Streamlit, Dash or FastAPI plus a lightweight web interface. It should load the saved model and selected-feature configuration, validate uploaded readings, reproduce the training feature logic, and record prediction metadata. Model version, feature schema and warning configuration must be displayed or logged so results are reproducible.</w:t>
+        <w:t>The completed local application uses Dash and is packaged with Docker Compose. It loads the saved Step 4 XGBoost model and feature-column configuration, validates and normalizes uploaded or manually entered readings, reproduces the training feature logic, and records each forecast with its source and model version in a local JSON Lines monitoring log. Configuration is stored in YAML, the service exposes a /health endpoint, and automated tests and CI checks support reproducibility. Cloud deployment remains a recommended production option and is not implemented in this POC.</w:t>
       </w:r>
     </w:p>
     <w:p>
@@ -9354,26 +10434,34 @@
         <w:pStyle w:val="Heading2"/>
       </w:pPr>
       <w:r>
-        <w:lastRenderedPageBreak/>
         <w:t>7.5 IoT inputs and connected appliance monitoring</w:t>
       </w:r>
     </w:p>
     <w:p>
+      <w:pPr>
+        <w:rPr>
+          <w:rFonts w:hint="eastAsia"/>
+        </w:rPr>
+      </w:pPr>
       <w:r>
-        <w:t>The PoC should accept more than one acquisition method because household meters and appliances differ. The safest first release can use manual entry or CSV upload. Later releases can add whole-home, circuit-level and appliance-level IoT feeds. Each source should be normalized into a common time-series schema before feature generation.</w:t>
+        <w:t>The implemented POC accepts manual daily readings and CSV or Excel uploads. It normalizes daily consumption, cumulative meter, timestamped power and original UCI formats into a common daily time series. Direct utility, whole-home, circuit-level and appliance-level IoT feeds remain future enhancements and are not shown as completed dashboard capabilities.</w:t>
       </w:r>
     </w:p>
     <w:p>
       <w:pPr>
         <w:keepNext/>
         <w:jc w:val="center"/>
+        <w:rPr>
+          <w:rFonts w:hint="eastAsia"/>
+        </w:rPr>
       </w:pPr>
       <w:r>
         <w:rPr>
           <w:noProof/>
         </w:rPr>
+        <w:lastRenderedPageBreak/>
         <w:drawing>
-          <wp:inline distT="0" distB="0" distL="0" distR="0" wp14:anchorId="6F5A87A4" wp14:editId="7F129A48">
+          <wp:inline distT="0" distB="0" distL="0" distR="0" wp14:anchorId="5CDB3B50" wp14:editId="617F6632">
             <wp:extent cx="6400800" cy="3345933"/>
             <wp:effectExtent l="0" t="0" r="0" b="0"/>
             <wp:docPr id="7" name="Picture 7"/>
@@ -9413,6 +10501,9 @@
       <w:pPr>
         <w:spacing w:before="60" w:after="180"/>
         <w:jc w:val="center"/>
+        <w:rPr>
+          <w:rFonts w:hint="eastAsia"/>
+        </w:rPr>
       </w:pPr>
       <w:r>
         <w:rPr>
@@ -9466,6 +10557,9 @@
           <w:p>
             <w:pPr>
               <w:spacing w:after="0"/>
+              <w:rPr>
+                <w:rFonts w:hint="eastAsia"/>
+              </w:rPr>
             </w:pPr>
             <w:r>
               <w:rPr>
@@ -9492,6 +10586,9 @@
           <w:p>
             <w:pPr>
               <w:spacing w:after="0"/>
+              <w:rPr>
+                <w:rFonts w:hint="eastAsia"/>
+              </w:rPr>
             </w:pPr>
             <w:r>
               <w:rPr>
@@ -9518,6 +10615,9 @@
           <w:p>
             <w:pPr>
               <w:spacing w:after="0"/>
+              <w:rPr>
+                <w:rFonts w:hint="eastAsia"/>
+              </w:rPr>
             </w:pPr>
             <w:r>
               <w:rPr>
@@ -9544,6 +10644,9 @@
           <w:p>
             <w:pPr>
               <w:spacing w:after="0"/>
+              <w:rPr>
+                <w:rFonts w:hint="eastAsia"/>
+              </w:rPr>
             </w:pPr>
             <w:r>
               <w:rPr>
@@ -9575,6 +10678,9 @@
           <w:p>
             <w:pPr>
               <w:spacing w:after="0"/>
+              <w:rPr>
+                <w:rFonts w:hint="eastAsia"/>
+              </w:rPr>
             </w:pPr>
             <w:r>
               <w:rPr>
@@ -9598,6 +10704,9 @@
           <w:p>
             <w:pPr>
               <w:spacing w:after="0"/>
+              <w:rPr>
+                <w:rFonts w:hint="eastAsia"/>
+              </w:rPr>
             </w:pPr>
             <w:r>
               <w:rPr>
@@ -9621,6 +10730,9 @@
           <w:p>
             <w:pPr>
               <w:spacing w:after="0"/>
+              <w:rPr>
+                <w:rFonts w:hint="eastAsia"/>
+              </w:rPr>
             </w:pPr>
             <w:r>
               <w:rPr>
@@ -9644,6 +10756,9 @@
           <w:p>
             <w:pPr>
               <w:spacing w:after="0"/>
+              <w:rPr>
+                <w:rFonts w:hint="eastAsia"/>
+              </w:rPr>
             </w:pPr>
             <w:r>
               <w:rPr>
@@ -9674,6 +10789,9 @@
           <w:p>
             <w:pPr>
               <w:spacing w:after="0"/>
+              <w:rPr>
+                <w:rFonts w:hint="eastAsia"/>
+              </w:rPr>
             </w:pPr>
             <w:r>
               <w:rPr>
@@ -9698,6 +10816,9 @@
           <w:p>
             <w:pPr>
               <w:spacing w:after="0"/>
+              <w:rPr>
+                <w:rFonts w:hint="eastAsia"/>
+              </w:rPr>
             </w:pPr>
             <w:r>
               <w:rPr>
@@ -9722,6 +10843,9 @@
           <w:p>
             <w:pPr>
               <w:spacing w:after="0"/>
+              <w:rPr>
+                <w:rFonts w:hint="eastAsia"/>
+              </w:rPr>
             </w:pPr>
             <w:r>
               <w:rPr>
@@ -9746,6 +10870,9 @@
           <w:p>
             <w:pPr>
               <w:spacing w:after="0"/>
+              <w:rPr>
+                <w:rFonts w:hint="eastAsia"/>
+              </w:rPr>
             </w:pPr>
             <w:r>
               <w:rPr>
@@ -9775,6 +10902,9 @@
           <w:p>
             <w:pPr>
               <w:spacing w:after="0"/>
+              <w:rPr>
+                <w:rFonts w:hint="eastAsia"/>
+              </w:rPr>
             </w:pPr>
             <w:r>
               <w:rPr>
@@ -9798,6 +10928,9 @@
           <w:p>
             <w:pPr>
               <w:spacing w:after="0"/>
+              <w:rPr>
+                <w:rFonts w:hint="eastAsia"/>
+              </w:rPr>
             </w:pPr>
             <w:r>
               <w:rPr>
@@ -9821,6 +10954,9 @@
           <w:p>
             <w:pPr>
               <w:spacing w:after="0"/>
+              <w:rPr>
+                <w:rFonts w:hint="eastAsia"/>
+              </w:rPr>
             </w:pPr>
             <w:r>
               <w:rPr>
@@ -9844,6 +10980,9 @@
           <w:p>
             <w:pPr>
               <w:spacing w:after="0"/>
+              <w:rPr>
+                <w:rFonts w:hint="eastAsia"/>
+              </w:rPr>
             </w:pPr>
             <w:r>
               <w:rPr>
@@ -9874,6 +11013,9 @@
           <w:p>
             <w:pPr>
               <w:spacing w:after="0"/>
+              <w:rPr>
+                <w:rFonts w:hint="eastAsia"/>
+              </w:rPr>
             </w:pPr>
             <w:r>
               <w:rPr>
@@ -9898,6 +11040,9 @@
           <w:p>
             <w:pPr>
               <w:spacing w:after="0"/>
+              <w:rPr>
+                <w:rFonts w:hint="eastAsia"/>
+              </w:rPr>
             </w:pPr>
             <w:r>
               <w:rPr>
@@ -9922,6 +11067,9 @@
           <w:p>
             <w:pPr>
               <w:spacing w:after="0"/>
+              <w:rPr>
+                <w:rFonts w:hint="eastAsia"/>
+              </w:rPr>
             </w:pPr>
             <w:r>
               <w:rPr>
@@ -9946,6 +11094,9 @@
           <w:p>
             <w:pPr>
               <w:spacing w:after="0"/>
+              <w:rPr>
+                <w:rFonts w:hint="eastAsia"/>
+              </w:rPr>
             </w:pPr>
             <w:r>
               <w:rPr>
@@ -9975,6 +11126,9 @@
           <w:p>
             <w:pPr>
               <w:spacing w:after="0"/>
+              <w:rPr>
+                <w:rFonts w:hint="eastAsia"/>
+              </w:rPr>
             </w:pPr>
             <w:r>
               <w:rPr>
@@ -9998,6 +11152,9 @@
           <w:p>
             <w:pPr>
               <w:spacing w:after="0"/>
+              <w:rPr>
+                <w:rFonts w:hint="eastAsia"/>
+              </w:rPr>
             </w:pPr>
             <w:r>
               <w:rPr>
@@ -10021,6 +11178,9 @@
           <w:p>
             <w:pPr>
               <w:spacing w:after="0"/>
+              <w:rPr>
+                <w:rFonts w:hint="eastAsia"/>
+              </w:rPr>
             </w:pPr>
             <w:r>
               <w:rPr>
@@ -10044,6 +11204,9 @@
           <w:p>
             <w:pPr>
               <w:spacing w:after="0"/>
+              <w:rPr>
+                <w:rFonts w:hint="eastAsia"/>
+              </w:rPr>
             </w:pPr>
             <w:r>
               <w:rPr>
@@ -10074,6 +11237,9 @@
           <w:p>
             <w:pPr>
               <w:spacing w:after="0"/>
+              <w:rPr>
+                <w:rFonts w:hint="eastAsia"/>
+              </w:rPr>
             </w:pPr>
             <w:r>
               <w:rPr>
@@ -10098,6 +11264,9 @@
           <w:p>
             <w:pPr>
               <w:spacing w:after="0"/>
+              <w:rPr>
+                <w:rFonts w:hint="eastAsia"/>
+              </w:rPr>
             </w:pPr>
             <w:r>
               <w:rPr>
@@ -10122,6 +11291,9 @@
           <w:p>
             <w:pPr>
               <w:spacing w:after="0"/>
+              <w:rPr>
+                <w:rFonts w:hint="eastAsia"/>
+              </w:rPr>
             </w:pPr>
             <w:r>
               <w:rPr>
@@ -10146,6 +11318,9 @@
           <w:p>
             <w:pPr>
               <w:spacing w:after="0"/>
+              <w:rPr>
+                <w:rFonts w:hint="eastAsia"/>
+              </w:rPr>
             </w:pPr>
             <w:r>
               <w:rPr>
@@ -10175,6 +11350,9 @@
           <w:p>
             <w:pPr>
               <w:spacing w:after="0"/>
+              <w:rPr>
+                <w:rFonts w:hint="eastAsia"/>
+              </w:rPr>
             </w:pPr>
             <w:r>
               <w:rPr>
@@ -10198,6 +11376,9 @@
           <w:p>
             <w:pPr>
               <w:spacing w:after="0"/>
+              <w:rPr>
+                <w:rFonts w:hint="eastAsia"/>
+              </w:rPr>
             </w:pPr>
             <w:r>
               <w:rPr>
@@ -10221,6 +11402,9 @@
           <w:p>
             <w:pPr>
               <w:spacing w:after="0"/>
+              <w:rPr>
+                <w:rFonts w:hint="eastAsia"/>
+              </w:rPr>
             </w:pPr>
             <w:r>
               <w:rPr>
@@ -10244,6 +11428,9 @@
           <w:p>
             <w:pPr>
               <w:spacing w:after="0"/>
+              <w:rPr>
+                <w:rFonts w:hint="eastAsia"/>
+              </w:rPr>
             </w:pPr>
             <w:r>
               <w:rPr>
@@ -10274,6 +11461,9 @@
           <w:p>
             <w:pPr>
               <w:spacing w:after="0"/>
+              <w:rPr>
+                <w:rFonts w:hint="eastAsia"/>
+              </w:rPr>
             </w:pPr>
             <w:r>
               <w:rPr>
@@ -10298,6 +11488,9 @@
           <w:p>
             <w:pPr>
               <w:spacing w:after="0"/>
+              <w:rPr>
+                <w:rFonts w:hint="eastAsia"/>
+              </w:rPr>
             </w:pPr>
             <w:r>
               <w:rPr>
@@ -10322,6 +11515,9 @@
           <w:p>
             <w:pPr>
               <w:spacing w:after="0"/>
+              <w:rPr>
+                <w:rFonts w:hint="eastAsia"/>
+              </w:rPr>
             </w:pPr>
             <w:r>
               <w:rPr>
@@ -10346,6 +11542,9 @@
           <w:p>
             <w:pPr>
               <w:spacing w:after="0"/>
+              <w:rPr>
+                <w:rFonts w:hint="eastAsia"/>
+              </w:rPr>
             </w:pPr>
             <w:r>
               <w:rPr>
@@ -10360,6 +11559,9 @@
     <w:p>
       <w:pPr>
         <w:spacing w:after="0"/>
+        <w:rPr>
+          <w:rFonts w:hint="eastAsia"/>
+        </w:rPr>
       </w:pPr>
     </w:p>
     <w:p>
@@ -10374,6 +11576,9 @@
       <w:pPr>
         <w:spacing w:after="60"/>
         <w:ind w:left="403" w:hanging="317"/>
+        <w:rPr>
+          <w:rFonts w:hint="eastAsia"/>
+        </w:rPr>
       </w:pPr>
       <w:r>
         <w:rPr>
@@ -10390,13 +11595,15 @@
       <w:pPr>
         <w:spacing w:after="60"/>
         <w:ind w:left="403" w:hanging="317"/>
+        <w:rPr>
+          <w:rFonts w:hint="eastAsia"/>
+        </w:rPr>
       </w:pPr>
       <w:r>
         <w:rPr>
           <w:b/>
           <w:color w:val="17324D"/>
         </w:rPr>
-        <w:lastRenderedPageBreak/>
         <w:t xml:space="preserve">2. </w:t>
       </w:r>
       <w:r>
@@ -10407,6 +11614,9 @@
       <w:pPr>
         <w:spacing w:after="60"/>
         <w:ind w:left="403" w:hanging="317"/>
+        <w:rPr>
+          <w:rFonts w:hint="eastAsia"/>
+        </w:rPr>
       </w:pPr>
       <w:r>
         <w:rPr>
@@ -10423,12 +11633,16 @@
       <w:pPr>
         <w:spacing w:after="60"/>
         <w:ind w:left="403" w:hanging="317"/>
+        <w:rPr>
+          <w:rFonts w:hint="eastAsia"/>
+        </w:rPr>
       </w:pPr>
       <w:r>
         <w:rPr>
           <w:b/>
           <w:color w:val="17324D"/>
         </w:rPr>
+        <w:lastRenderedPageBreak/>
         <w:t xml:space="preserve">4. </w:t>
       </w:r>
       <w:r>
@@ -10439,6 +11653,9 @@
       <w:pPr>
         <w:spacing w:after="60"/>
         <w:ind w:left="403" w:hanging="317"/>
+        <w:rPr>
+          <w:rFonts w:hint="eastAsia"/>
+        </w:rPr>
       </w:pPr>
       <w:r>
         <w:rPr>
@@ -10460,6 +11677,11 @@
       </w:r>
     </w:p>
     <w:p>
+      <w:pPr>
+        <w:rPr>
+          <w:rFonts w:hint="eastAsia"/>
+        </w:rPr>
+      </w:pPr>
       <w:r>
         <w:t>A local gateway such as an ESP32, Raspberry Pi or supported home hub can publish readings through MQTT [14] or send them through HTTPS. The backend should reject duplicate or out-of-order samples, retain source quality flags and aggregate minute-level power into daily kWh using the same definitions as the training pipeline. A minimum event should contain timestamp, household or device identifier, source type, active power in watts when available, interval energy in Wh or cumulative energy in kWh, quality status and firmware or integration version.</w:t>
       </w:r>
@@ -10492,6 +11714,9 @@
           <w:p>
             <w:pPr>
               <w:spacing w:after="100"/>
+              <w:rPr>
+                <w:rFonts w:hint="eastAsia"/>
+              </w:rPr>
             </w:pPr>
             <w:r>
               <w:rPr>
@@ -10504,6 +11729,9 @@
           <w:p>
             <w:pPr>
               <w:spacing w:after="0"/>
+              <w:rPr>
+                <w:rFonts w:hint="eastAsia"/>
+              </w:rPr>
             </w:pPr>
             <w:r>
               <w:rPr>
@@ -10518,6 +11746,9 @@
     <w:p>
       <w:pPr>
         <w:spacing w:after="0"/>
+        <w:rPr>
+          <w:rFonts w:hint="eastAsia"/>
+        </w:rPr>
       </w:pPr>
     </w:p>
     <w:p>
@@ -10532,78 +11763,105 @@
       <w:pPr>
         <w:pStyle w:val="ListBullet"/>
         <w:spacing w:after="60"/>
+        <w:rPr>
+          <w:rFonts w:hint="eastAsia"/>
+        </w:rPr>
       </w:pPr>
       <w:r>
-        <w:t>A user can load valid historical consumption data without editing source code.</w:t>
+        <w:t>A user can upload valid CSV or Excel history or add a daily reading manually without editing source code.</w:t>
       </w:r>
     </w:p>
     <w:p>
       <w:pPr>
         <w:pStyle w:val="ListBullet"/>
         <w:spacing w:after="60"/>
+        <w:rPr>
+          <w:rFonts w:hint="eastAsia"/>
+        </w:rPr>
       </w:pPr>
       <w:r>
-        <w:t>The application validates the required date range, missing values and feature history.</w:t>
+        <w:t>The application normalizes supported schemas and requires at least 30 consecutive daily readings.</w:t>
       </w:r>
     </w:p>
     <w:p>
       <w:pPr>
         <w:pStyle w:val="ListBullet"/>
         <w:spacing w:after="60"/>
+        <w:rPr>
+          <w:rFonts w:hint="eastAsia"/>
+        </w:rPr>
       </w:pPr>
       <w:r>
-        <w:t>The saved XGBoost model generates a next-day kWh forecast with an uncertainty range.</w:t>
+        <w:t>The saved XGBoost model generates a next-day kWh forecast and a 90% prediction band.</w:t>
       </w:r>
     </w:p>
     <w:p>
       <w:pPr>
         <w:pStyle w:val="ListBullet"/>
         <w:spacing w:after="60"/>
+        <w:rPr>
+          <w:rFonts w:hint="eastAsia"/>
+        </w:rPr>
       </w:pPr>
       <w:r>
-        <w:t>The dashboard displays at least 30 days of history, the recent baseline and advisory status.</w:t>
+        <w:t>The dashboard displays daily history, the next-day forecast, recent baseline, threshold utilization and advisory status.</w:t>
       </w:r>
     </w:p>
     <w:p>
       <w:pPr>
         <w:pStyle w:val="ListBullet"/>
         <w:spacing w:after="60"/>
+        <w:rPr>
+          <w:rFonts w:hint="eastAsia"/>
+        </w:rPr>
       </w:pPr>
       <w:r>
-        <w:t>At least one supported input path records source type timestamp unit and data-quality status.</w:t>
+        <w:t>The monitoring log records the input source, model version, forecast, interval, baseline, threshold and cost estimates.</w:t>
       </w:r>
     </w:p>
     <w:p>
       <w:pPr>
         <w:pStyle w:val="ListBullet"/>
         <w:spacing w:after="60"/>
+        <w:rPr>
+          <w:rFonts w:hint="eastAsia"/>
+        </w:rPr>
       </w:pPr>
       <w:r>
-        <w:t>Connected-appliance readings are separated from whole-home readings and are not double-counted.</w:t>
+        <w:t>The local service exposes a health endpoint and retains prediction events through the Docker data mount.</w:t>
       </w:r>
     </w:p>
     <w:p>
       <w:pPr>
         <w:pStyle w:val="ListBullet"/>
         <w:spacing w:after="60"/>
+        <w:rPr>
+          <w:rFonts w:hint="eastAsia"/>
+        </w:rPr>
       </w:pPr>
       <w:r>
-        <w:t>The interface explains the leading forecast drivers in plain language.</w:t>
+        <w:t>The interface explains the threshold comparison, 30-day baseline and any feature-quality warning in plain language.</w:t>
       </w:r>
     </w:p>
     <w:p>
       <w:pPr>
         <w:pStyle w:val="ListBullet"/>
         <w:spacing w:after="60"/>
+        <w:rPr>
+          <w:rFonts w:hint="eastAsia"/>
+        </w:rPr>
       </w:pPr>
       <w:r>
-        <w:t>All cost values are marked as estimates using a user-entered rate.</w:t>
+        <w:t>All cost values are marked as estimates calculated from a user-entered PHP per kWh rate.</w:t>
       </w:r>
     </w:p>
     <w:p>
       <w:pPr>
         <w:pStyle w:val="ListBullet"/>
         <w:spacing w:after="60"/>
+        <w:rPr>
+          <w:rFonts w:hint="eastAsia"/>
+        </w:rPr>
       </w:pPr>
       <w:r>
         <w:t>Errors are handled without exposing private data or silently producing a forecast.</w:t>
@@ -10613,6 +11871,9 @@
       <w:pPr>
         <w:pStyle w:val="ListBullet"/>
         <w:spacing w:after="60"/>
+        <w:rPr>
+          <w:rFonts w:hint="eastAsia"/>
+        </w:rPr>
       </w:pPr>
       <w:r>
         <w:t>The deployment guide documents setup, model version, input schema and limitations.</w:t>
@@ -10635,6 +11896,11 @@
       </w:r>
     </w:p>
     <w:p>
+      <w:pPr>
+        <w:rPr>
+          <w:rFonts w:hint="eastAsia"/>
+        </w:rPr>
+      </w:pPr>
       <w:r>
         <w:t>The business hypothesis is that earlier and clearer consumption information can help households notice unusual patterns and act before the billing period ends. The current dataset can establish forecast accuracy, but it cannot prove behavior change, avoided kWh or peso savings. Those outcomes require a prospective pilot with Philippine households.</w:t>
       </w:r>
@@ -10681,6 +11947,9 @@
           <w:p>
             <w:pPr>
               <w:spacing w:after="0"/>
+              <w:rPr>
+                <w:rFonts w:hint="eastAsia"/>
+              </w:rPr>
             </w:pPr>
             <w:r>
               <w:rPr>
@@ -10707,6 +11976,9 @@
           <w:p>
             <w:pPr>
               <w:spacing w:after="0"/>
+              <w:rPr>
+                <w:rFonts w:hint="eastAsia"/>
+              </w:rPr>
             </w:pPr>
             <w:r>
               <w:rPr>
@@ -10733,6 +12005,9 @@
           <w:p>
             <w:pPr>
               <w:spacing w:after="0"/>
+              <w:rPr>
+                <w:rFonts w:hint="eastAsia"/>
+              </w:rPr>
             </w:pPr>
             <w:r>
               <w:rPr>
@@ -10764,6 +12039,9 @@
           <w:p>
             <w:pPr>
               <w:spacing w:after="0"/>
+              <w:rPr>
+                <w:rFonts w:hint="eastAsia"/>
+              </w:rPr>
             </w:pPr>
             <w:r>
               <w:rPr>
@@ -10787,6 +12065,9 @@
           <w:p>
             <w:pPr>
               <w:spacing w:after="0"/>
+              <w:rPr>
+                <w:rFonts w:hint="eastAsia"/>
+              </w:rPr>
             </w:pPr>
             <w:r>
               <w:rPr>
@@ -10810,6 +12091,9 @@
           <w:p>
             <w:pPr>
               <w:spacing w:after="0"/>
+              <w:rPr>
+                <w:rFonts w:hint="eastAsia"/>
+              </w:rPr>
             </w:pPr>
             <w:r>
               <w:rPr>
@@ -10840,12 +12124,14 @@
           <w:p>
             <w:pPr>
               <w:spacing w:after="0"/>
+              <w:rPr>
+                <w:rFonts w:hint="eastAsia"/>
+              </w:rPr>
             </w:pPr>
             <w:r>
               <w:rPr>
                 <w:sz w:val="15"/>
               </w:rPr>
-              <w:lastRenderedPageBreak/>
               <w:t>High-use recall</w:t>
             </w:r>
           </w:p>
@@ -10865,6 +12151,9 @@
           <w:p>
             <w:pPr>
               <w:spacing w:after="0"/>
+              <w:rPr>
+                <w:rFonts w:hint="eastAsia"/>
+              </w:rPr>
             </w:pPr>
             <w:r>
               <w:rPr>
@@ -10889,6 +12178,9 @@
           <w:p>
             <w:pPr>
               <w:spacing w:after="0"/>
+              <w:rPr>
+                <w:rFonts w:hint="eastAsia"/>
+              </w:rPr>
             </w:pPr>
             <w:r>
               <w:rPr>
@@ -10918,11 +12210,15 @@
           <w:p>
             <w:pPr>
               <w:spacing w:after="0"/>
+              <w:rPr>
+                <w:rFonts w:hint="eastAsia"/>
+              </w:rPr>
             </w:pPr>
             <w:r>
               <w:rPr>
                 <w:sz w:val="15"/>
               </w:rPr>
+              <w:lastRenderedPageBreak/>
               <w:t>Alert precision</w:t>
             </w:r>
           </w:p>
@@ -10941,6 +12237,9 @@
           <w:p>
             <w:pPr>
               <w:spacing w:after="0"/>
+              <w:rPr>
+                <w:rFonts w:hint="eastAsia"/>
+              </w:rPr>
             </w:pPr>
             <w:r>
               <w:rPr>
@@ -10964,6 +12263,9 @@
           <w:p>
             <w:pPr>
               <w:spacing w:after="0"/>
+              <w:rPr>
+                <w:rFonts w:hint="eastAsia"/>
+              </w:rPr>
             </w:pPr>
             <w:r>
               <w:rPr>
@@ -10994,6 +12296,9 @@
           <w:p>
             <w:pPr>
               <w:spacing w:after="0"/>
+              <w:rPr>
+                <w:rFonts w:hint="eastAsia"/>
+              </w:rPr>
             </w:pPr>
             <w:r>
               <w:rPr>
@@ -11018,6 +12323,9 @@
           <w:p>
             <w:pPr>
               <w:spacing w:after="0"/>
+              <w:rPr>
+                <w:rFonts w:hint="eastAsia"/>
+              </w:rPr>
             </w:pPr>
             <w:r>
               <w:rPr>
@@ -11042,6 +12350,9 @@
           <w:p>
             <w:pPr>
               <w:spacing w:after="0"/>
+              <w:rPr>
+                <w:rFonts w:hint="eastAsia"/>
+              </w:rPr>
             </w:pPr>
             <w:r>
               <w:rPr>
@@ -11071,6 +12382,9 @@
           <w:p>
             <w:pPr>
               <w:spacing w:after="0"/>
+              <w:rPr>
+                <w:rFonts w:hint="eastAsia"/>
+              </w:rPr>
             </w:pPr>
             <w:r>
               <w:rPr>
@@ -11094,6 +12408,9 @@
           <w:p>
             <w:pPr>
               <w:spacing w:after="0"/>
+              <w:rPr>
+                <w:rFonts w:hint="eastAsia"/>
+              </w:rPr>
             </w:pPr>
             <w:r>
               <w:rPr>
@@ -11117,6 +12434,9 @@
           <w:p>
             <w:pPr>
               <w:spacing w:after="0"/>
+              <w:rPr>
+                <w:rFonts w:hint="eastAsia"/>
+              </w:rPr>
             </w:pPr>
             <w:r>
               <w:rPr>
@@ -11147,6 +12467,9 @@
           <w:p>
             <w:pPr>
               <w:spacing w:after="0"/>
+              <w:rPr>
+                <w:rFonts w:hint="eastAsia"/>
+              </w:rPr>
             </w:pPr>
             <w:r>
               <w:rPr>
@@ -11171,6 +12494,9 @@
           <w:p>
             <w:pPr>
               <w:spacing w:after="0"/>
+              <w:rPr>
+                <w:rFonts w:hint="eastAsia"/>
+              </w:rPr>
             </w:pPr>
             <w:r>
               <w:rPr>
@@ -11195,6 +12521,9 @@
           <w:p>
             <w:pPr>
               <w:spacing w:after="0"/>
+              <w:rPr>
+                <w:rFonts w:hint="eastAsia"/>
+              </w:rPr>
             </w:pPr>
             <w:r>
               <w:rPr>
@@ -11224,6 +12553,9 @@
           <w:p>
             <w:pPr>
               <w:spacing w:after="0"/>
+              <w:rPr>
+                <w:rFonts w:hint="eastAsia"/>
+              </w:rPr>
             </w:pPr>
             <w:r>
               <w:rPr>
@@ -11247,6 +12579,9 @@
           <w:p>
             <w:pPr>
               <w:spacing w:after="0"/>
+              <w:rPr>
+                <w:rFonts w:hint="eastAsia"/>
+              </w:rPr>
             </w:pPr>
             <w:r>
               <w:rPr>
@@ -11270,6 +12605,9 @@
           <w:p>
             <w:pPr>
               <w:spacing w:after="0"/>
+              <w:rPr>
+                <w:rFonts w:hint="eastAsia"/>
+              </w:rPr>
             </w:pPr>
             <w:r>
               <w:rPr>
@@ -11300,6 +12638,9 @@
           <w:p>
             <w:pPr>
               <w:spacing w:after="0"/>
+              <w:rPr>
+                <w:rFonts w:hint="eastAsia"/>
+              </w:rPr>
             </w:pPr>
             <w:r>
               <w:rPr>
@@ -11324,6 +12665,9 @@
           <w:p>
             <w:pPr>
               <w:spacing w:after="0"/>
+              <w:rPr>
+                <w:rFonts w:hint="eastAsia"/>
+              </w:rPr>
             </w:pPr>
             <w:r>
               <w:rPr>
@@ -11348,6 +12692,9 @@
           <w:p>
             <w:pPr>
               <w:spacing w:after="0"/>
+              <w:rPr>
+                <w:rFonts w:hint="eastAsia"/>
+              </w:rPr>
             </w:pPr>
             <w:r>
               <w:rPr>
@@ -11362,6 +12709,9 @@
     <w:p>
       <w:pPr>
         <w:spacing w:after="0"/>
+        <w:rPr>
+          <w:rFonts w:hint="eastAsia"/>
+        </w:rPr>
       </w:pPr>
     </w:p>
     <w:p>
@@ -11414,6 +12764,9 @@
           <w:p>
             <w:pPr>
               <w:spacing w:after="0"/>
+              <w:rPr>
+                <w:rFonts w:hint="eastAsia"/>
+              </w:rPr>
             </w:pPr>
             <w:r>
               <w:rPr>
@@ -11440,6 +12793,9 @@
           <w:p>
             <w:pPr>
               <w:spacing w:after="0"/>
+              <w:rPr>
+                <w:rFonts w:hint="eastAsia"/>
+              </w:rPr>
             </w:pPr>
             <w:r>
               <w:rPr>
@@ -11466,6 +12822,9 @@
           <w:p>
             <w:pPr>
               <w:spacing w:after="0"/>
+              <w:rPr>
+                <w:rFonts w:hint="eastAsia"/>
+              </w:rPr>
             </w:pPr>
             <w:r>
               <w:rPr>
@@ -11497,6 +12856,9 @@
           <w:p>
             <w:pPr>
               <w:spacing w:after="0"/>
+              <w:rPr>
+                <w:rFonts w:hint="eastAsia"/>
+              </w:rPr>
             </w:pPr>
             <w:r>
               <w:rPr>
@@ -11520,6 +12882,9 @@
           <w:p>
             <w:pPr>
               <w:spacing w:after="0"/>
+              <w:rPr>
+                <w:rFonts w:hint="eastAsia"/>
+              </w:rPr>
             </w:pPr>
             <w:r>
               <w:rPr>
@@ -11543,6 +12908,9 @@
           <w:p>
             <w:pPr>
               <w:spacing w:after="0"/>
+              <w:rPr>
+                <w:rFonts w:hint="eastAsia"/>
+              </w:rPr>
             </w:pPr>
             <w:r>
               <w:rPr>
@@ -11573,6 +12941,9 @@
           <w:p>
             <w:pPr>
               <w:spacing w:after="0"/>
+              <w:rPr>
+                <w:rFonts w:hint="eastAsia"/>
+              </w:rPr>
             </w:pPr>
             <w:r>
               <w:rPr>
@@ -11597,6 +12968,9 @@
           <w:p>
             <w:pPr>
               <w:spacing w:after="0"/>
+              <w:rPr>
+                <w:rFonts w:hint="eastAsia"/>
+              </w:rPr>
             </w:pPr>
             <w:r>
               <w:rPr>
@@ -11621,6 +12995,9 @@
           <w:p>
             <w:pPr>
               <w:spacing w:after="0"/>
+              <w:rPr>
+                <w:rFonts w:hint="eastAsia"/>
+              </w:rPr>
             </w:pPr>
             <w:r>
               <w:rPr>
@@ -11650,6 +13027,9 @@
           <w:p>
             <w:pPr>
               <w:spacing w:after="0"/>
+              <w:rPr>
+                <w:rFonts w:hint="eastAsia"/>
+              </w:rPr>
             </w:pPr>
             <w:r>
               <w:rPr>
@@ -11673,6 +13053,9 @@
           <w:p>
             <w:pPr>
               <w:spacing w:after="0"/>
+              <w:rPr>
+                <w:rFonts w:hint="eastAsia"/>
+              </w:rPr>
             </w:pPr>
             <w:r>
               <w:rPr>
@@ -11696,6 +13079,9 @@
           <w:p>
             <w:pPr>
               <w:spacing w:after="0"/>
+              <w:rPr>
+                <w:rFonts w:hint="eastAsia"/>
+              </w:rPr>
             </w:pPr>
             <w:r>
               <w:rPr>
@@ -11726,6 +13112,9 @@
           <w:p>
             <w:pPr>
               <w:spacing w:after="0"/>
+              <w:rPr>
+                <w:rFonts w:hint="eastAsia"/>
+              </w:rPr>
             </w:pPr>
             <w:r>
               <w:rPr>
@@ -11750,6 +13139,9 @@
           <w:p>
             <w:pPr>
               <w:spacing w:after="0"/>
+              <w:rPr>
+                <w:rFonts w:hint="eastAsia"/>
+              </w:rPr>
             </w:pPr>
             <w:r>
               <w:rPr>
@@ -11774,6 +13166,9 @@
           <w:p>
             <w:pPr>
               <w:spacing w:after="0"/>
+              <w:rPr>
+                <w:rFonts w:hint="eastAsia"/>
+              </w:rPr>
             </w:pPr>
             <w:r>
               <w:rPr>
@@ -11803,6 +13198,9 @@
           <w:p>
             <w:pPr>
               <w:spacing w:after="0"/>
+              <w:rPr>
+                <w:rFonts w:hint="eastAsia"/>
+              </w:rPr>
             </w:pPr>
             <w:r>
               <w:rPr>
@@ -11826,6 +13224,9 @@
           <w:p>
             <w:pPr>
               <w:spacing w:after="0"/>
+              <w:rPr>
+                <w:rFonts w:hint="eastAsia"/>
+              </w:rPr>
             </w:pPr>
             <w:r>
               <w:rPr>
@@ -11849,6 +13250,9 @@
           <w:p>
             <w:pPr>
               <w:spacing w:after="0"/>
+              <w:rPr>
+                <w:rFonts w:hint="eastAsia"/>
+              </w:rPr>
             </w:pPr>
             <w:r>
               <w:rPr>
@@ -11863,6 +13267,9 @@
     <w:p>
       <w:pPr>
         <w:spacing w:after="0"/>
+        <w:rPr>
+          <w:rFonts w:hint="eastAsia"/>
+        </w:rPr>
       </w:pPr>
     </w:p>
     <w:p>
@@ -11874,6 +13281,11 @@
       </w:r>
     </w:p>
     <w:p>
+      <w:pPr>
+        <w:rPr>
+          <w:rFonts w:hint="eastAsia"/>
+        </w:rPr>
+      </w:pPr>
       <w:r>
         <w:t>A deployed pilot should log model version, feature schema, prediction timestamp, predicted kWh, interval, warning level and later actual kWh. Monitoring should track input validity, missing-feature rate, MAE, interval coverage, warning recall, precision, alert volume and subgroup error. A rollback plan should preserve the previous approved model and configuration, support disabling alerts independently of forecasts, and document the conditions that trigger retraining or withdrawal.</w:t>
       </w:r>
@@ -11887,6 +13299,11 @@
       </w:r>
     </w:p>
     <w:p>
+      <w:pPr>
+        <w:rPr>
+          <w:rFonts w:hint="eastAsia"/>
+        </w:rPr>
+      </w:pPr>
       <w:r>
         <w:t>Step 6 produced two audience-specific presentations. The technical deck contains 11 slides covering data preparation, leakage controls, feature engineering, model comparison, final metrics, explainability and fairness. The business deck contains 10 slides focused on household value, forecast quality, warning limitations, risks, pilot KPIs and phased strategy.</w:t>
       </w:r>
@@ -11933,6 +13350,9 @@
           <w:p>
             <w:pPr>
               <w:spacing w:after="0"/>
+              <w:rPr>
+                <w:rFonts w:hint="eastAsia"/>
+              </w:rPr>
             </w:pPr>
             <w:r>
               <w:rPr>
@@ -11959,6 +13379,9 @@
           <w:p>
             <w:pPr>
               <w:spacing w:after="0"/>
+              <w:rPr>
+                <w:rFonts w:hint="eastAsia"/>
+              </w:rPr>
             </w:pPr>
             <w:r>
               <w:rPr>
@@ -11985,6 +13408,9 @@
           <w:p>
             <w:pPr>
               <w:spacing w:after="0"/>
+              <w:rPr>
+                <w:rFonts w:hint="eastAsia"/>
+              </w:rPr>
             </w:pPr>
             <w:r>
               <w:rPr>
@@ -12016,6 +13442,9 @@
           <w:p>
             <w:pPr>
               <w:spacing w:after="0"/>
+              <w:rPr>
+                <w:rFonts w:hint="eastAsia"/>
+              </w:rPr>
             </w:pPr>
             <w:r>
               <w:rPr>
@@ -12039,6 +13468,9 @@
           <w:p>
             <w:pPr>
               <w:spacing w:after="0"/>
+              <w:rPr>
+                <w:rFonts w:hint="eastAsia"/>
+              </w:rPr>
             </w:pPr>
             <w:r>
               <w:rPr>
@@ -12062,6 +13494,9 @@
           <w:p>
             <w:pPr>
               <w:spacing w:after="0"/>
+              <w:rPr>
+                <w:rFonts w:hint="eastAsia"/>
+              </w:rPr>
             </w:pPr>
             <w:r>
               <w:rPr>
@@ -12092,6 +13527,9 @@
           <w:p>
             <w:pPr>
               <w:spacing w:after="0"/>
+              <w:rPr>
+                <w:rFonts w:hint="eastAsia"/>
+              </w:rPr>
             </w:pPr>
             <w:r>
               <w:rPr>
@@ -12116,6 +13554,9 @@
           <w:p>
             <w:pPr>
               <w:spacing w:after="0"/>
+              <w:rPr>
+                <w:rFonts w:hint="eastAsia"/>
+              </w:rPr>
             </w:pPr>
             <w:r>
               <w:rPr>
@@ -12140,6 +13581,9 @@
           <w:p>
             <w:pPr>
               <w:spacing w:after="0"/>
+              <w:rPr>
+                <w:rFonts w:hint="eastAsia"/>
+              </w:rPr>
             </w:pPr>
             <w:r>
               <w:rPr>
@@ -12169,6 +13613,9 @@
           <w:p>
             <w:pPr>
               <w:spacing w:after="0"/>
+              <w:rPr>
+                <w:rFonts w:hint="eastAsia"/>
+              </w:rPr>
             </w:pPr>
             <w:r>
               <w:rPr>
@@ -12192,6 +13639,9 @@
           <w:p>
             <w:pPr>
               <w:spacing w:after="0"/>
+              <w:rPr>
+                <w:rFonts w:hint="eastAsia"/>
+              </w:rPr>
             </w:pPr>
             <w:r>
               <w:rPr>
@@ -12215,6 +13665,9 @@
           <w:p>
             <w:pPr>
               <w:spacing w:after="0"/>
+              <w:rPr>
+                <w:rFonts w:hint="eastAsia"/>
+              </w:rPr>
             </w:pPr>
             <w:r>
               <w:rPr>
@@ -12229,6 +13682,9 @@
     <w:p>
       <w:pPr>
         <w:spacing w:after="0"/>
+        <w:rPr>
+          <w:rFonts w:hint="eastAsia"/>
+        </w:rPr>
       </w:pPr>
     </w:p>
     <w:p>
@@ -12236,6 +13692,7 @@
         <w:pStyle w:val="Heading2"/>
       </w:pPr>
       <w:r>
+        <w:lastRenderedPageBreak/>
         <w:t>9.1 Communication principles</w:t>
       </w:r>
     </w:p>
@@ -12243,6 +13700,9 @@
       <w:pPr>
         <w:pStyle w:val="ListBullet"/>
         <w:spacing w:after="60"/>
+        <w:rPr>
+          <w:rFonts w:hint="eastAsia"/>
+        </w:rPr>
       </w:pPr>
       <w:r>
         <w:t>Lead with the 35 percent MAE improvement while reporting the absolute 3.7232 kWh error.</w:t>
@@ -12252,6 +13712,9 @@
       <w:pPr>
         <w:pStyle w:val="ListBullet"/>
         <w:spacing w:after="60"/>
+        <w:rPr>
+          <w:rFonts w:hint="eastAsia"/>
+        </w:rPr>
       </w:pPr>
       <w:r>
         <w:t>Separate forecasting quality from warning quality; the latter remains inadequate.</w:t>
@@ -12261,6 +13724,9 @@
       <w:pPr>
         <w:pStyle w:val="ListBullet"/>
         <w:spacing w:after="60"/>
+        <w:rPr>
+          <w:rFonts w:hint="eastAsia"/>
+        </w:rPr>
       </w:pPr>
       <w:r>
         <w:t>Use Philippine context to motivate the problem without claiming that French household results generalize locally.</w:t>
@@ -12270,6 +13736,9 @@
       <w:pPr>
         <w:pStyle w:val="ListBullet"/>
         <w:spacing w:after="60"/>
+        <w:rPr>
+          <w:rFonts w:hint="eastAsia"/>
+        </w:rPr>
       </w:pPr>
       <w:r>
         <w:t>Present financial benefit as a pilot hypothesis rather than realized ROI.</w:t>
@@ -12279,6 +13748,9 @@
       <w:pPr>
         <w:pStyle w:val="ListBullet"/>
         <w:spacing w:after="60"/>
+        <w:rPr>
+          <w:rFonts w:hint="eastAsia"/>
+        </w:rPr>
       </w:pPr>
       <w:r>
         <w:t>Keep the system advisory, show uncertainty and explain that it is not an official Meralco bill.</w:t>
@@ -12304,6 +13776,9 @@
       <w:pPr>
         <w:pStyle w:val="ListBullet"/>
         <w:spacing w:after="60"/>
+        <w:rPr>
+          <w:rFonts w:hint="eastAsia"/>
+        </w:rPr>
       </w:pPr>
       <w:r>
         <w:t>The dataset covers one household in France and does not establish performance for Philippine households.</w:t>
@@ -12313,6 +13788,9 @@
       <w:pPr>
         <w:pStyle w:val="ListBullet"/>
         <w:spacing w:after="60"/>
+        <w:rPr>
+          <w:rFonts w:hint="eastAsia"/>
+        </w:rPr>
       </w:pPr>
       <w:r>
         <w:t>The observation period ends in 2010 and may not reflect current appliances, behaviors or climate patterns.</w:t>
@@ -12322,6 +13800,9 @@
       <w:pPr>
         <w:pStyle w:val="ListBullet"/>
         <w:spacing w:after="60"/>
+        <w:rPr>
+          <w:rFonts w:hint="eastAsia"/>
+        </w:rPr>
       </w:pPr>
       <w:r>
         <w:t>No weather, household composition, income, tariff or appliance-control data was available.</w:t>
@@ -12331,6 +13812,9 @@
       <w:pPr>
         <w:pStyle w:val="ListBullet"/>
         <w:spacing w:after="60"/>
+        <w:rPr>
+          <w:rFonts w:hint="eastAsia"/>
+        </w:rPr>
       </w:pPr>
       <w:r>
         <w:t>Protected demographic fairness could not be measured.</w:t>
@@ -12340,6 +13824,9 @@
       <w:pPr>
         <w:pStyle w:val="ListBullet"/>
         <w:spacing w:after="60"/>
+        <w:rPr>
+          <w:rFonts w:hint="eastAsia"/>
+        </w:rPr>
       </w:pPr>
       <w:r>
         <w:t>High-use days were less common and were frequently underpredicted.</w:t>
@@ -12349,15 +13836,21 @@
       <w:pPr>
         <w:pStyle w:val="ListBullet"/>
         <w:spacing w:after="60"/>
+        <w:rPr>
+          <w:rFonts w:hint="eastAsia"/>
+        </w:rPr>
       </w:pPr>
       <w:r>
-        <w:t>The dashboard is a proof-of-concept specification; operational deployment requires Step 8 implementation and testing.</w:t>
+        <w:t>The dashboard is an implemented local proof of concept; operational deployment still requires Philippine pilot validation, security hardening and production monitoring.</w:t>
       </w:r>
     </w:p>
     <w:p>
       <w:pPr>
         <w:pStyle w:val="ListBullet"/>
         <w:spacing w:after="60"/>
+        <w:rPr>
+          <w:rFonts w:hint="eastAsia"/>
+        </w:rPr>
       </w:pPr>
       <w:r>
         <w:t>Business savings and behavior change have not been measured prospectively.</w:t>
@@ -12372,18 +13865,33 @@
       </w:r>
     </w:p>
     <w:p>
+      <w:pPr>
+        <w:rPr>
+          <w:rFonts w:hint="eastAsia"/>
+        </w:rPr>
+      </w:pPr>
       <w:r>
         <w:t>The project successfully demonstrates an end-to-end, reproducible machine-learning lifecycle for next-day household energy forecasting. XGBoost was selected through chronological validation and materially outperformed both naive baselines on the untouched test period. Explainability analysis identified recent consumption as the dominant predictive signal, and uncertainty analysis provided a calibrated range around forecasts.</w:t>
       </w:r>
     </w:p>
     <w:p>
+      <w:pPr>
+        <w:rPr>
+          <w:rFonts w:hint="eastAsia"/>
+        </w:rPr>
+      </w:pPr>
       <w:r>
         <w:t>The project also identifies a critical boundary: average forecasting accuracy is not sufficient for dependable high-use warnings. The original rule had high specificity but low recall, and error increased sharply on the days that matter most for bill-shock prevention. This finding strengthens rather than weakens the project because it directly informs responsible application design and the next experimental steps.</w:t>
       </w:r>
     </w:p>
     <w:p>
+      <w:pPr>
+        <w:rPr>
+          <w:rFonts w:hint="eastAsia"/>
+        </w:rPr>
+      </w:pPr>
       <w:r>
-        <w:t>The proposed dashboard is therefore positioned as a transparent monitoring assistant. It provides forecasts, history, uncertainty, configurable advisory levels and plain-language drivers while avoiding official billing claims. With a local deployment and a carefully governed Philippine pilot, the prototype can become a credible foundation for household energy decision support.</w:t>
+        <w:t>The implemented local dashboard is positioned as a transparent monitoring assistant. It provides data upload and manual entry, forecasts, history, uncertainty, configurable advisory levels, illustrative costs and plain-language threshold explanations while avoiding official billing claims. With a carefully governed Philippine pilot, the prototype can become a credible foundation for household energy decision support.</w:t>
       </w:r>
     </w:p>
     <w:p>
@@ -12398,29 +13906,35 @@
       <w:pPr>
         <w:spacing w:after="60"/>
         <w:ind w:left="403" w:hanging="317"/>
+        <w:rPr>
+          <w:rFonts w:hint="eastAsia"/>
+        </w:rPr>
+      </w:pPr>
+      <w:r>
+        <w:t>1. Pilot the implemented local dashboard with consented Philippine household data and verify the complete saved-model feature pipeline.</w:t>
+      </w:r>
+    </w:p>
+    <w:p>
+      <w:pPr>
+        <w:spacing w:after="60"/>
+        <w:ind w:left="403" w:hanging="317"/>
+        <w:rPr>
+          <w:rFonts w:hint="eastAsia"/>
+        </w:rPr>
       </w:pPr>
       <w:r>
         <w:rPr>
           <w:b/>
           <w:color w:val="17324D"/>
         </w:rPr>
-        <w:t xml:space="preserve">1. </w:t>
+        <w:t>2</w:t>
       </w:r>
-      <w:r>
-        <w:t>Implement the local dashboard using the saved model and the exact training feature pipeline.</w:t>
-      </w:r>
-    </w:p>
-    <w:p>
-      <w:pPr>
-        <w:spacing w:after="60"/>
-        <w:ind w:left="403" w:hanging="317"/>
-      </w:pPr>
       <w:r>
         <w:rPr>
           <w:b/>
           <w:color w:val="17324D"/>
         </w:rPr>
-        <w:t xml:space="preserve">2. </w:t>
+        <w:t xml:space="preserve">. </w:t>
       </w:r>
       <w:r>
         <w:t>Conduct a silent pilot using consented data from diverse Philippine households.</w:t>
@@ -12430,13 +13944,23 @@
       <w:pPr>
         <w:spacing w:after="60"/>
         <w:ind w:left="403" w:hanging="317"/>
+        <w:rPr>
+          <w:rFonts w:hint="eastAsia"/>
+        </w:rPr>
       </w:pPr>
       <w:r>
         <w:rPr>
           <w:b/>
           <w:color w:val="17324D"/>
         </w:rPr>
-        <w:t xml:space="preserve">3. </w:t>
+        <w:t>3</w:t>
+      </w:r>
+      <w:r>
+        <w:rPr>
+          <w:b/>
+          <w:color w:val="17324D"/>
+        </w:rPr>
+        <w:t xml:space="preserve">. </w:t>
       </w:r>
       <w:r>
         <w:t>Develop a dedicated high-use warning model or quantile forecast that explicitly values recall.</w:t>
@@ -12446,13 +13970,23 @@
       <w:pPr>
         <w:spacing w:after="60"/>
         <w:ind w:left="403" w:hanging="317"/>
+        <w:rPr>
+          <w:rFonts w:hint="eastAsia"/>
+        </w:rPr>
       </w:pPr>
       <w:r>
         <w:rPr>
           <w:b/>
           <w:color w:val="17324D"/>
         </w:rPr>
-        <w:t xml:space="preserve">4. </w:t>
+        <w:t>4</w:t>
+      </w:r>
+      <w:r>
+        <w:rPr>
+          <w:b/>
+          <w:color w:val="17324D"/>
+        </w:rPr>
+        <w:t xml:space="preserve">. </w:t>
       </w:r>
       <w:r>
         <w:t>Calibrate advisory tiers on validation or pilot data and monitor alert fatigue.</w:t>
@@ -12462,13 +13996,23 @@
       <w:pPr>
         <w:spacing w:after="60"/>
         <w:ind w:left="403" w:hanging="317"/>
+        <w:rPr>
+          <w:rFonts w:hint="eastAsia"/>
+        </w:rPr>
       </w:pPr>
       <w:r>
         <w:rPr>
           <w:b/>
           <w:color w:val="17324D"/>
         </w:rPr>
-        <w:t xml:space="preserve">5. </w:t>
+        <w:t>5</w:t>
+      </w:r>
+      <w:r>
+        <w:rPr>
+          <w:b/>
+          <w:color w:val="17324D"/>
+        </w:rPr>
+        <w:t xml:space="preserve">. </w:t>
       </w:r>
       <w:r>
         <w:t>Measure technical performance and household outcomes separately.</w:t>
@@ -12478,19 +14022,34 @@
       <w:pPr>
         <w:spacing w:after="60"/>
         <w:ind w:left="403" w:hanging="317"/>
+        <w:rPr>
+          <w:rFonts w:hint="eastAsia"/>
+        </w:rPr>
       </w:pPr>
       <w:r>
         <w:rPr>
           <w:b/>
           <w:color w:val="17324D"/>
         </w:rPr>
-        <w:t xml:space="preserve">6. </w:t>
+        <w:t>6</w:t>
+      </w:r>
+      <w:r>
+        <w:rPr>
+          <w:b/>
+          <w:color w:val="17324D"/>
+        </w:rPr>
+        <w:t xml:space="preserve">. </w:t>
       </w:r>
       <w:r>
         <w:t>Repeat privacy, security and fairness reviews before any wider deployment.</w:t>
       </w:r>
     </w:p>
     <w:p>
+      <w:pPr>
+        <w:rPr>
+          <w:rFonts w:hint="eastAsia"/>
+        </w:rPr>
+      </w:pPr>
       <w:r>
         <w:br w:type="page"/>
       </w:r>
@@ -12505,6 +14064,11 @@
       </w:r>
     </w:p>
     <w:p>
+      <w:pPr>
+        <w:rPr>
+          <w:rFonts w:hint="eastAsia"/>
+        </w:rPr>
+      </w:pPr>
       <w:r>
         <w:t>The public repository is available at https://github.com/yhingyu/capstone. The project uses Python 3.11 and provides both environment.yml and requirements.txt. Raw data is intentionally excluded from version control.</w:t>
       </w:r>
@@ -12551,6 +14115,9 @@
           <w:p>
             <w:pPr>
               <w:spacing w:after="0"/>
+              <w:rPr>
+                <w:rFonts w:hint="eastAsia"/>
+              </w:rPr>
             </w:pPr>
             <w:r>
               <w:rPr>
@@ -12577,6 +14144,9 @@
           <w:p>
             <w:pPr>
               <w:spacing w:after="0"/>
+              <w:rPr>
+                <w:rFonts w:hint="eastAsia"/>
+              </w:rPr>
             </w:pPr>
             <w:r>
               <w:rPr>
@@ -12603,6 +14173,9 @@
           <w:p>
             <w:pPr>
               <w:spacing w:after="0"/>
+              <w:rPr>
+                <w:rFonts w:hint="eastAsia"/>
+              </w:rPr>
             </w:pPr>
             <w:r>
               <w:rPr>
@@ -12634,6 +14207,9 @@
           <w:p>
             <w:pPr>
               <w:spacing w:after="0"/>
+              <w:rPr>
+                <w:rFonts w:hint="eastAsia"/>
+              </w:rPr>
             </w:pPr>
             <w:r>
               <w:rPr>
@@ -12657,6 +14233,9 @@
           <w:p>
             <w:pPr>
               <w:spacing w:after="0"/>
+              <w:rPr>
+                <w:rFonts w:hint="eastAsia"/>
+              </w:rPr>
             </w:pPr>
             <w:r>
               <w:rPr>
@@ -12680,6 +14259,9 @@
           <w:p>
             <w:pPr>
               <w:spacing w:after="0"/>
+              <w:rPr>
+                <w:rFonts w:hint="eastAsia"/>
+              </w:rPr>
             </w:pPr>
             <w:r>
               <w:rPr>
@@ -12710,6 +14292,9 @@
           <w:p>
             <w:pPr>
               <w:spacing w:after="0"/>
+              <w:rPr>
+                <w:rFonts w:hint="eastAsia"/>
+              </w:rPr>
             </w:pPr>
             <w:r>
               <w:rPr>
@@ -12734,6 +14319,9 @@
           <w:p>
             <w:pPr>
               <w:spacing w:after="0"/>
+              <w:rPr>
+                <w:rFonts w:hint="eastAsia"/>
+              </w:rPr>
             </w:pPr>
             <w:r>
               <w:rPr>
@@ -12758,6 +14346,9 @@
           <w:p>
             <w:pPr>
               <w:spacing w:after="0"/>
+              <w:rPr>
+                <w:rFonts w:hint="eastAsia"/>
+              </w:rPr>
             </w:pPr>
             <w:r>
               <w:rPr>
@@ -12787,6 +14378,9 @@
           <w:p>
             <w:pPr>
               <w:spacing w:after="0"/>
+              <w:rPr>
+                <w:rFonts w:hint="eastAsia"/>
+              </w:rPr>
             </w:pPr>
             <w:r>
               <w:rPr>
@@ -12810,6 +14404,9 @@
           <w:p>
             <w:pPr>
               <w:spacing w:after="0"/>
+              <w:rPr>
+                <w:rFonts w:hint="eastAsia"/>
+              </w:rPr>
             </w:pPr>
             <w:r>
               <w:rPr>
@@ -12833,6 +14430,9 @@
           <w:p>
             <w:pPr>
               <w:spacing w:after="0"/>
+              <w:rPr>
+                <w:rFonts w:hint="eastAsia"/>
+              </w:rPr>
             </w:pPr>
             <w:r>
               <w:rPr>
@@ -12863,6 +14463,9 @@
           <w:p>
             <w:pPr>
               <w:spacing w:after="0"/>
+              <w:rPr>
+                <w:rFonts w:hint="eastAsia"/>
+              </w:rPr>
             </w:pPr>
             <w:r>
               <w:rPr>
@@ -12887,6 +14490,9 @@
           <w:p>
             <w:pPr>
               <w:spacing w:after="0"/>
+              <w:rPr>
+                <w:rFonts w:hint="eastAsia"/>
+              </w:rPr>
             </w:pPr>
             <w:r>
               <w:rPr>
@@ -12911,6 +14517,9 @@
           <w:p>
             <w:pPr>
               <w:spacing w:after="0"/>
+              <w:rPr>
+                <w:rFonts w:hint="eastAsia"/>
+              </w:rPr>
             </w:pPr>
             <w:r>
               <w:rPr>
@@ -12940,6 +14549,9 @@
           <w:p>
             <w:pPr>
               <w:spacing w:after="0"/>
+              <w:rPr>
+                <w:rFonts w:hint="eastAsia"/>
+              </w:rPr>
             </w:pPr>
             <w:r>
               <w:rPr>
@@ -12963,6 +14575,9 @@
           <w:p>
             <w:pPr>
               <w:spacing w:after="0"/>
+              <w:rPr>
+                <w:rFonts w:hint="eastAsia"/>
+              </w:rPr>
             </w:pPr>
             <w:r>
               <w:rPr>
@@ -12986,6 +14601,9 @@
           <w:p>
             <w:pPr>
               <w:spacing w:after="0"/>
+              <w:rPr>
+                <w:rFonts w:hint="eastAsia"/>
+              </w:rPr>
             </w:pPr>
             <w:r>
               <w:rPr>
@@ -13016,6 +14634,9 @@
           <w:p>
             <w:pPr>
               <w:spacing w:after="0"/>
+              <w:rPr>
+                <w:rFonts w:hint="eastAsia"/>
+              </w:rPr>
             </w:pPr>
             <w:r>
               <w:rPr>
@@ -13040,6 +14661,9 @@
           <w:p>
             <w:pPr>
               <w:spacing w:after="0"/>
+              <w:rPr>
+                <w:rFonts w:hint="eastAsia"/>
+              </w:rPr>
             </w:pPr>
             <w:r>
               <w:rPr>
@@ -13064,6 +14688,9 @@
           <w:p>
             <w:pPr>
               <w:spacing w:after="0"/>
+              <w:rPr>
+                <w:rFonts w:hint="eastAsia"/>
+              </w:rPr>
             </w:pPr>
             <w:r>
               <w:rPr>
@@ -13078,6 +14705,9 @@
     <w:p>
       <w:pPr>
         <w:spacing w:after="0"/>
+        <w:rPr>
+          <w:rFonts w:hint="eastAsia"/>
+        </w:rPr>
       </w:pPr>
     </w:p>
     <w:p>
@@ -13092,6 +14722,9 @@
       <w:pPr>
         <w:spacing w:after="40"/>
         <w:ind w:left="432"/>
+        <w:rPr>
+          <w:rFonts w:hint="eastAsia"/>
+        </w:rPr>
       </w:pPr>
       <w:r>
         <w:rPr>
@@ -13106,6 +14739,9 @@
       <w:pPr>
         <w:spacing w:after="40"/>
         <w:ind w:left="432"/>
+        <w:rPr>
+          <w:rFonts w:hint="eastAsia"/>
+        </w:rPr>
       </w:pPr>
       <w:r>
         <w:rPr>
@@ -13120,6 +14756,9 @@
       <w:pPr>
         <w:spacing w:after="40"/>
         <w:ind w:left="432"/>
+        <w:rPr>
+          <w:rFonts w:hint="eastAsia"/>
+        </w:rPr>
       </w:pPr>
       <w:r>
         <w:rPr>
@@ -13131,6 +14770,11 @@
       </w:r>
     </w:p>
     <w:p>
+      <w:pPr>
+        <w:rPr>
+          <w:rFonts w:hint="eastAsia"/>
+        </w:rPr>
+      </w:pPr>
       <w:r>
         <w:t>Run the notebooks in numerical order from the repository root. The data-collection notebook downloads and extracts the UCI dataset. Later notebooks reproduce processed files, selected features, model artifacts, metrics and ethical-AI outputs.</w:t>
       </w:r>
@@ -13184,6 +14828,9 @@
           <w:p>
             <w:pPr>
               <w:spacing w:after="0"/>
+              <w:rPr>
+                <w:rFonts w:hint="eastAsia"/>
+              </w:rPr>
             </w:pPr>
             <w:r>
               <w:rPr>
@@ -13210,6 +14857,9 @@
           <w:p>
             <w:pPr>
               <w:spacing w:after="0"/>
+              <w:rPr>
+                <w:rFonts w:hint="eastAsia"/>
+              </w:rPr>
             </w:pPr>
             <w:r>
               <w:rPr>
@@ -13241,6 +14891,9 @@
           <w:p>
             <w:pPr>
               <w:spacing w:after="0"/>
+              <w:rPr>
+                <w:rFonts w:hint="eastAsia"/>
+              </w:rPr>
             </w:pPr>
             <w:r>
               <w:rPr>
@@ -13264,6 +14917,9 @@
           <w:p>
             <w:pPr>
               <w:spacing w:after="0"/>
+              <w:rPr>
+                <w:rFonts w:hint="eastAsia"/>
+              </w:rPr>
             </w:pPr>
             <w:r>
               <w:rPr>
@@ -13294,6 +14950,9 @@
           <w:p>
             <w:pPr>
               <w:spacing w:after="0"/>
+              <w:rPr>
+                <w:rFonts w:hint="eastAsia"/>
+              </w:rPr>
             </w:pPr>
             <w:r>
               <w:rPr>
@@ -13318,6 +14977,9 @@
           <w:p>
             <w:pPr>
               <w:spacing w:after="0"/>
+              <w:rPr>
+                <w:rFonts w:hint="eastAsia"/>
+              </w:rPr>
             </w:pPr>
             <w:r>
               <w:rPr>
@@ -13347,6 +15009,9 @@
           <w:p>
             <w:pPr>
               <w:spacing w:after="0"/>
+              <w:rPr>
+                <w:rFonts w:hint="eastAsia"/>
+              </w:rPr>
             </w:pPr>
             <w:r>
               <w:rPr>
@@ -13370,6 +15035,9 @@
           <w:p>
             <w:pPr>
               <w:spacing w:after="0"/>
+              <w:rPr>
+                <w:rFonts w:hint="eastAsia"/>
+              </w:rPr>
             </w:pPr>
             <w:r>
               <w:rPr>
@@ -13400,6 +15068,9 @@
           <w:p>
             <w:pPr>
               <w:spacing w:after="0"/>
+              <w:rPr>
+                <w:rFonts w:hint="eastAsia"/>
+              </w:rPr>
             </w:pPr>
             <w:r>
               <w:rPr>
@@ -13424,6 +15095,9 @@
           <w:p>
             <w:pPr>
               <w:spacing w:after="0"/>
+              <w:rPr>
+                <w:rFonts w:hint="eastAsia"/>
+              </w:rPr>
             </w:pPr>
             <w:r>
               <w:rPr>
@@ -13453,6 +15127,9 @@
           <w:p>
             <w:pPr>
               <w:spacing w:after="0"/>
+              <w:rPr>
+                <w:rFonts w:hint="eastAsia"/>
+              </w:rPr>
             </w:pPr>
             <w:r>
               <w:rPr>
@@ -13476,6 +15153,9 @@
           <w:p>
             <w:pPr>
               <w:spacing w:after="0"/>
+              <w:rPr>
+                <w:rFonts w:hint="eastAsia"/>
+              </w:rPr>
             </w:pPr>
             <w:r>
               <w:rPr>
@@ -13506,6 +15186,9 @@
           <w:p>
             <w:pPr>
               <w:spacing w:after="0"/>
+              <w:rPr>
+                <w:rFonts w:hint="eastAsia"/>
+              </w:rPr>
             </w:pPr>
             <w:r>
               <w:rPr>
@@ -13530,6 +15213,9 @@
           <w:p>
             <w:pPr>
               <w:spacing w:after="0"/>
+              <w:rPr>
+                <w:rFonts w:hint="eastAsia"/>
+              </w:rPr>
             </w:pPr>
             <w:r>
               <w:rPr>
@@ -13559,6 +15245,9 @@
           <w:p>
             <w:pPr>
               <w:spacing w:after="0"/>
+              <w:rPr>
+                <w:rFonts w:hint="eastAsia"/>
+              </w:rPr>
             </w:pPr>
             <w:r>
               <w:rPr>
@@ -13582,6 +15271,9 @@
           <w:p>
             <w:pPr>
               <w:spacing w:after="0"/>
+              <w:rPr>
+                <w:rFonts w:hint="eastAsia"/>
+              </w:rPr>
             </w:pPr>
             <w:r>
               <w:rPr>
@@ -13612,6 +15304,9 @@
           <w:p>
             <w:pPr>
               <w:spacing w:after="0"/>
+              <w:rPr>
+                <w:rFonts w:hint="eastAsia"/>
+              </w:rPr>
             </w:pPr>
             <w:r>
               <w:rPr>
@@ -13636,6 +15331,9 @@
           <w:p>
             <w:pPr>
               <w:spacing w:after="0"/>
+              <w:rPr>
+                <w:rFonts w:hint="eastAsia"/>
+              </w:rPr>
             </w:pPr>
             <w:r>
               <w:rPr>
@@ -13665,6 +15363,9 @@
           <w:p>
             <w:pPr>
               <w:spacing w:after="0"/>
+              <w:rPr>
+                <w:rFonts w:hint="eastAsia"/>
+              </w:rPr>
             </w:pPr>
             <w:r>
               <w:rPr>
@@ -13688,6 +15389,9 @@
           <w:p>
             <w:pPr>
               <w:spacing w:after="0"/>
+              <w:rPr>
+                <w:rFonts w:hint="eastAsia"/>
+              </w:rPr>
             </w:pPr>
             <w:r>
               <w:rPr>
@@ -13702,6 +15406,9 @@
     <w:p>
       <w:pPr>
         <w:spacing w:after="0"/>
+        <w:rPr>
+          <w:rFonts w:hint="eastAsia"/>
+        </w:rPr>
       </w:pPr>
     </w:p>
     <w:p>
@@ -13709,9 +15416,14 @@
         <w:t>The final saved model was retrained on the combined training and validation periods after model selection, then evaluated once on the final test period.</w:t>
       </w:r>
     </w:p>
+    <w:p/>
+    <w:p/>
+    <w:p/>
     <w:p>
       <w:pPr>
-        <w:pStyle w:val="Heading1"/>
+        <w:rPr>
+          <w:rFonts w:hint="eastAsia"/>
+        </w:rPr>
       </w:pPr>
     </w:p>
     <w:p>
@@ -13764,6 +15476,9 @@
           <w:p>
             <w:pPr>
               <w:spacing w:after="0"/>
+              <w:rPr>
+                <w:rFonts w:hint="eastAsia"/>
+              </w:rPr>
             </w:pPr>
             <w:r>
               <w:rPr>
@@ -13790,6 +15505,9 @@
           <w:p>
             <w:pPr>
               <w:spacing w:after="0"/>
+              <w:rPr>
+                <w:rFonts w:hint="eastAsia"/>
+              </w:rPr>
             </w:pPr>
             <w:r>
               <w:rPr>
@@ -13816,6 +15534,9 @@
           <w:p>
             <w:pPr>
               <w:spacing w:after="0"/>
+              <w:rPr>
+                <w:rFonts w:hint="eastAsia"/>
+              </w:rPr>
             </w:pPr>
             <w:r>
               <w:rPr>
@@ -13847,6 +15568,9 @@
           <w:p>
             <w:pPr>
               <w:spacing w:after="0"/>
+              <w:rPr>
+                <w:rFonts w:hint="eastAsia"/>
+              </w:rPr>
             </w:pPr>
             <w:r>
               <w:rPr>
@@ -13870,6 +15594,9 @@
           <w:p>
             <w:pPr>
               <w:spacing w:after="0"/>
+              <w:rPr>
+                <w:rFonts w:hint="eastAsia"/>
+              </w:rPr>
             </w:pPr>
             <w:r>
               <w:rPr>
@@ -13893,6 +15620,9 @@
           <w:p>
             <w:pPr>
               <w:spacing w:after="0"/>
+              <w:rPr>
+                <w:rFonts w:hint="eastAsia"/>
+              </w:rPr>
             </w:pPr>
             <w:r>
               <w:rPr>
@@ -13923,6 +15653,9 @@
           <w:p>
             <w:pPr>
               <w:spacing w:after="0"/>
+              <w:rPr>
+                <w:rFonts w:hint="eastAsia"/>
+              </w:rPr>
             </w:pPr>
             <w:r>
               <w:rPr>
@@ -13947,6 +15680,9 @@
           <w:p>
             <w:pPr>
               <w:spacing w:after="0"/>
+              <w:rPr>
+                <w:rFonts w:hint="eastAsia"/>
+              </w:rPr>
             </w:pPr>
             <w:r>
               <w:rPr>
@@ -13971,6 +15707,9 @@
           <w:p>
             <w:pPr>
               <w:spacing w:after="0"/>
+              <w:rPr>
+                <w:rFonts w:hint="eastAsia"/>
+              </w:rPr>
             </w:pPr>
             <w:r>
               <w:rPr>
@@ -14000,6 +15739,9 @@
           <w:p>
             <w:pPr>
               <w:spacing w:after="0"/>
+              <w:rPr>
+                <w:rFonts w:hint="eastAsia"/>
+              </w:rPr>
             </w:pPr>
             <w:r>
               <w:rPr>
@@ -14023,6 +15765,9 @@
           <w:p>
             <w:pPr>
               <w:spacing w:after="0"/>
+              <w:rPr>
+                <w:rFonts w:hint="eastAsia"/>
+              </w:rPr>
             </w:pPr>
             <w:r>
               <w:rPr>
@@ -14046,6 +15791,9 @@
           <w:p>
             <w:pPr>
               <w:spacing w:after="0"/>
+              <w:rPr>
+                <w:rFonts w:hint="eastAsia"/>
+              </w:rPr>
             </w:pPr>
             <w:r>
               <w:rPr>
@@ -14076,6 +15824,9 @@
           <w:p>
             <w:pPr>
               <w:spacing w:after="0"/>
+              <w:rPr>
+                <w:rFonts w:hint="eastAsia"/>
+              </w:rPr>
             </w:pPr>
             <w:r>
               <w:rPr>
@@ -14100,6 +15851,9 @@
           <w:p>
             <w:pPr>
               <w:spacing w:after="0"/>
+              <w:rPr>
+                <w:rFonts w:hint="eastAsia"/>
+              </w:rPr>
             </w:pPr>
             <w:r>
               <w:rPr>
@@ -14124,6 +15878,9 @@
           <w:p>
             <w:pPr>
               <w:spacing w:after="0"/>
+              <w:rPr>
+                <w:rFonts w:hint="eastAsia"/>
+              </w:rPr>
             </w:pPr>
             <w:r>
               <w:rPr>
@@ -14153,6 +15910,9 @@
           <w:p>
             <w:pPr>
               <w:spacing w:after="0"/>
+              <w:rPr>
+                <w:rFonts w:hint="eastAsia"/>
+              </w:rPr>
             </w:pPr>
             <w:r>
               <w:rPr>
@@ -14176,6 +15936,9 @@
           <w:p>
             <w:pPr>
               <w:spacing w:after="0"/>
+              <w:rPr>
+                <w:rFonts w:hint="eastAsia"/>
+              </w:rPr>
             </w:pPr>
             <w:r>
               <w:rPr>
@@ -14199,6 +15962,9 @@
           <w:p>
             <w:pPr>
               <w:spacing w:after="0"/>
+              <w:rPr>
+                <w:rFonts w:hint="eastAsia"/>
+              </w:rPr>
             </w:pPr>
             <w:r>
               <w:rPr>
@@ -14229,6 +15995,9 @@
           <w:p>
             <w:pPr>
               <w:spacing w:after="0"/>
+              <w:rPr>
+                <w:rFonts w:hint="eastAsia"/>
+              </w:rPr>
             </w:pPr>
             <w:r>
               <w:rPr>
@@ -14253,6 +16022,9 @@
           <w:p>
             <w:pPr>
               <w:spacing w:after="0"/>
+              <w:rPr>
+                <w:rFonts w:hint="eastAsia"/>
+              </w:rPr>
             </w:pPr>
             <w:r>
               <w:rPr>
@@ -14277,6 +16049,9 @@
           <w:p>
             <w:pPr>
               <w:spacing w:after="0"/>
+              <w:rPr>
+                <w:rFonts w:hint="eastAsia"/>
+              </w:rPr>
             </w:pPr>
             <w:r>
               <w:rPr>
@@ -14306,6 +16081,9 @@
           <w:p>
             <w:pPr>
               <w:spacing w:after="0"/>
+              <w:rPr>
+                <w:rFonts w:hint="eastAsia"/>
+              </w:rPr>
             </w:pPr>
             <w:r>
               <w:rPr>
@@ -14329,6 +16107,9 @@
           <w:p>
             <w:pPr>
               <w:spacing w:after="0"/>
+              <w:rPr>
+                <w:rFonts w:hint="eastAsia"/>
+              </w:rPr>
             </w:pPr>
             <w:r>
               <w:rPr>
@@ -14352,6 +16133,9 @@
           <w:p>
             <w:pPr>
               <w:spacing w:after="0"/>
+              <w:rPr>
+                <w:rFonts w:hint="eastAsia"/>
+              </w:rPr>
             </w:pPr>
             <w:r>
               <w:rPr>
@@ -14366,9 +16150,17 @@
     <w:p>
       <w:pPr>
         <w:spacing w:after="0"/>
+        <w:rPr>
+          <w:rFonts w:hint="eastAsia"/>
+        </w:rPr>
       </w:pPr>
     </w:p>
     <w:p>
+      <w:pPr>
+        <w:rPr>
+          <w:rFonts w:hint="eastAsia"/>
+        </w:rPr>
+      </w:pPr>
       <w:r>
         <w:br w:type="page"/>
       </w:r>
@@ -14386,6 +16178,9 @@
       <w:pPr>
         <w:spacing w:after="100"/>
         <w:ind w:left="360" w:hanging="360"/>
+        <w:rPr>
+          <w:rFonts w:hint="eastAsia"/>
+        </w:rPr>
       </w:pPr>
       <w:r>
         <w:rPr>
@@ -14398,6 +16193,9 @@
       <w:pPr>
         <w:spacing w:after="100"/>
         <w:ind w:left="360" w:hanging="360"/>
+        <w:rPr>
+          <w:rFonts w:hint="eastAsia"/>
+        </w:rPr>
       </w:pPr>
       <w:r>
         <w:rPr>
@@ -14410,6 +16208,9 @@
       <w:pPr>
         <w:spacing w:after="100"/>
         <w:ind w:left="360" w:hanging="360"/>
+        <w:rPr>
+          <w:rFonts w:hint="eastAsia"/>
+        </w:rPr>
       </w:pPr>
       <w:r>
         <w:rPr>
@@ -14422,6 +16223,9 @@
       <w:pPr>
         <w:spacing w:after="100"/>
         <w:ind w:left="360" w:hanging="360"/>
+        <w:rPr>
+          <w:rFonts w:hint="eastAsia"/>
+        </w:rPr>
       </w:pPr>
       <w:r>
         <w:rPr>
@@ -14434,6 +16238,9 @@
       <w:pPr>
         <w:spacing w:after="100"/>
         <w:ind w:left="360" w:hanging="360"/>
+        <w:rPr>
+          <w:rFonts w:hint="eastAsia"/>
+        </w:rPr>
       </w:pPr>
       <w:r>
         <w:rPr>
@@ -14446,6 +16253,9 @@
       <w:pPr>
         <w:spacing w:after="100"/>
         <w:ind w:left="360" w:hanging="360"/>
+        <w:rPr>
+          <w:rFonts w:hint="eastAsia"/>
+        </w:rPr>
       </w:pPr>
       <w:r>
         <w:rPr>
@@ -14458,6 +16268,9 @@
       <w:pPr>
         <w:spacing w:after="100"/>
         <w:ind w:left="360" w:hanging="360"/>
+        <w:rPr>
+          <w:rFonts w:hint="eastAsia"/>
+        </w:rPr>
       </w:pPr>
       <w:r>
         <w:rPr>
@@ -14470,6 +16283,9 @@
       <w:pPr>
         <w:spacing w:after="100"/>
         <w:ind w:left="360" w:hanging="360"/>
+        <w:rPr>
+          <w:rFonts w:hint="eastAsia"/>
+        </w:rPr>
       </w:pPr>
       <w:r>
         <w:rPr>
@@ -14482,6 +16298,9 @@
       <w:pPr>
         <w:spacing w:after="100"/>
         <w:ind w:left="360" w:hanging="360"/>
+        <w:rPr>
+          <w:rFonts w:hint="eastAsia"/>
+        </w:rPr>
       </w:pPr>
       <w:r>
         <w:rPr>
@@ -14494,6 +16313,9 @@
       <w:pPr>
         <w:spacing w:after="100"/>
         <w:ind w:left="360" w:hanging="360"/>
+        <w:rPr>
+          <w:rFonts w:hint="eastAsia"/>
+        </w:rPr>
       </w:pPr>
       <w:r>
         <w:rPr>
@@ -14506,6 +16328,9 @@
       <w:pPr>
         <w:spacing w:after="100"/>
         <w:ind w:left="360" w:hanging="360"/>
+        <w:rPr>
+          <w:rFonts w:hint="eastAsia"/>
+        </w:rPr>
       </w:pPr>
       <w:r>
         <w:rPr>
@@ -14518,6 +16343,9 @@
       <w:pPr>
         <w:spacing w:after="100"/>
         <w:ind w:left="360" w:hanging="360"/>
+        <w:rPr>
+          <w:rFonts w:hint="eastAsia"/>
+        </w:rPr>
       </w:pPr>
       <w:r>
         <w:rPr>
@@ -14530,6 +16358,9 @@
       <w:pPr>
         <w:spacing w:after="100"/>
         <w:ind w:left="360" w:hanging="360"/>
+        <w:rPr>
+          <w:rFonts w:hint="eastAsia"/>
+        </w:rPr>
       </w:pPr>
       <w:r>
         <w:rPr>
@@ -14542,6 +16373,9 @@
       <w:pPr>
         <w:spacing w:after="100"/>
         <w:ind w:left="360" w:hanging="360"/>
+        <w:rPr>
+          <w:rFonts w:hint="eastAsia"/>
+        </w:rPr>
       </w:pPr>
       <w:r>
         <w:rPr>
@@ -14568,6 +16402,9 @@
     <w:p>
       <w:pPr>
         <w:spacing w:after="0" w:line="240" w:lineRule="auto"/>
+        <w:rPr>
+          <w:rFonts w:hint="eastAsia"/>
+        </w:rPr>
       </w:pPr>
       <w:r>
         <w:separator/>
@@ -14578,6 +16415,9 @@
     <w:p>
       <w:pPr>
         <w:spacing w:after="0" w:line="240" w:lineRule="auto"/>
+        <w:rPr>
+          <w:rFonts w:hint="eastAsia"/>
+        </w:rPr>
       </w:pPr>
       <w:r>
         <w:continuationSeparator/>
@@ -14593,6 +16433,9 @@
     <w:pPr>
       <w:pStyle w:val="Footer"/>
       <w:jc w:val="center"/>
+      <w:rPr>
+        <w:rFonts w:hint="eastAsia"/>
+      </w:rPr>
     </w:pPr>
     <w:r>
       <w:rPr>
@@ -14646,6 +16489,9 @@
     <w:p>
       <w:pPr>
         <w:spacing w:after="0" w:line="240" w:lineRule="auto"/>
+        <w:rPr>
+          <w:rFonts w:hint="eastAsia"/>
+        </w:rPr>
       </w:pPr>
       <w:r>
         <w:separator/>
@@ -14656,6 +16502,9 @@
     <w:p>
       <w:pPr>
         <w:spacing w:after="0" w:line="240" w:lineRule="auto"/>
+        <w:rPr>
+          <w:rFonts w:hint="eastAsia"/>
+        </w:rPr>
       </w:pPr>
       <w:r>
         <w:continuationSeparator/>
@@ -14671,6 +16520,9 @@
     <w:pPr>
       <w:pStyle w:val="Header"/>
       <w:jc w:val="right"/>
+      <w:rPr>
+        <w:rFonts w:hint="eastAsia"/>
+      </w:rPr>
     </w:pPr>
     <w:r>
       <w:rPr>
@@ -14856,31 +16708,31 @@
       </w:rPr>
     </w:lvl>
   </w:abstractNum>
-  <w:num w:numId="1" w16cid:durableId="606698937">
+  <w:num w:numId="1" w16cid:durableId="20590120">
     <w:abstractNumId w:val="8"/>
   </w:num>
-  <w:num w:numId="2" w16cid:durableId="949893661">
+  <w:num w:numId="2" w16cid:durableId="1495219121">
     <w:abstractNumId w:val="6"/>
   </w:num>
-  <w:num w:numId="3" w16cid:durableId="541939337">
+  <w:num w:numId="3" w16cid:durableId="874732977">
     <w:abstractNumId w:val="5"/>
   </w:num>
-  <w:num w:numId="4" w16cid:durableId="787048004">
+  <w:num w:numId="4" w16cid:durableId="1329674573">
     <w:abstractNumId w:val="4"/>
   </w:num>
-  <w:num w:numId="5" w16cid:durableId="901981843">
+  <w:num w:numId="5" w16cid:durableId="904147879">
     <w:abstractNumId w:val="7"/>
   </w:num>
-  <w:num w:numId="6" w16cid:durableId="745617843">
+  <w:num w:numId="6" w16cid:durableId="812912589">
     <w:abstractNumId w:val="3"/>
   </w:num>
-  <w:num w:numId="7" w16cid:durableId="1222248334">
+  <w:num w:numId="7" w16cid:durableId="869027935">
     <w:abstractNumId w:val="2"/>
   </w:num>
-  <w:num w:numId="8" w16cid:durableId="391275234">
+  <w:num w:numId="8" w16cid:durableId="872420530">
     <w:abstractNumId w:val="1"/>
   </w:num>
-  <w:num w:numId="9" w16cid:durableId="2109541078">
+  <w:num w:numId="9" w16cid:durableId="1667131376">
     <w:abstractNumId w:val="0"/>
   </w:num>
 </w:numbering>
